--- a/Documents/Assignments/Unit 553/HTQ Unit 553 - Operational Planning_Assessment Booklet.docx
+++ b/Documents/Assignments/Unit 553/HTQ Unit 553 - Operational Planning_Assessment Booklet.docx
@@ -468,9 +468,9 @@
           </mc:Choice>
           <mc:Fallback>
             <w:pict>
-              <v:group w14:anchorId="44C4FA26" id="Group 2" o:spid="_x0000_s1026" style="width:537.1pt;height:28.45pt;mso-position-horizontal-relative:char;mso-position-vertical-relative:line" coordorigin="19352,35994" coordsize="68214,3610" o:gfxdata="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">
-                <v:group id="Group 1060177999" o:spid="_x0000_s1027" style="position:absolute;left:19352;top:35994;width:68215;height:3611" coordorigin="19352,36089" coordsize="68214,3420" o:gfxdata="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">
-                  <v:rect id="Rectangle 1777075385" o:spid="_x0000_s1028" style="position:absolute;left:19352;top:36089;width:68215;height:3421;visibility:visible;mso-wrap-style:square;v-text-anchor:middle" o:gfxdata="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" filled="f" stroked="f">
+              <v:group w14:anchorId="44C4FA26" id="Group 2" o:spid="_x0000_s1026" style="width:537.1pt;height:28.45pt;mso-position-horizontal-relative:char;mso-position-vertical-relative:line" coordorigin="19352,35994" coordsize="68214,3610" o:gfxdata="UEsDBBQABgAIAAAAIQC2gziS/gAAAOEBAAATAAAAW0NvbnRlbnRfVHlwZXNdLnhtbJSRQU7DMBBF 90jcwfIWJU67QAgl6YK0S0CoHGBkTxKLZGx5TGhvj5O2G0SRWNoz/78nu9wcxkFMGNg6quQqL6RA 0s5Y6ir5vt9lD1JwBDIwOMJKHpHlpr69KfdHjyxSmriSfYz+USnWPY7AufNIadK6MEJMx9ApD/oD OlTrorhX2lFEilmcO2RdNtjC5xDF9pCuTyYBB5bi6bQ4syoJ3g9WQ0ymaiLzg5KdCXlKLjvcW893 SUOqXwnz5DrgnHtJTxOsQfEKIT7DmDSUCaxw7Rqn8787ZsmRM9e2VmPeBN4uqYvTtW7jvijg9N/y JsXecLq0q+WD6m8AAAD//wMAUEsDBBQABgAIAAAAIQA4/SH/1gAAAJQBAAALAAAAX3JlbHMvLnJl bHOkkMFqwzAMhu+DvYPRfXGawxijTi+j0GvpHsDYimMaW0Yy2fr2M4PBMnrbUb/Q94l/f/hMi1qR JVI2sOt6UJgd+ZiDgffL8ekFlFSbvV0oo4EbChzGx4f9GRdb25HMsYhqlCwG5lrLq9biZkxWOiqY 22YiTra2kYMu1l1tQD30/bPm3wwYN0x18gb45AdQl1tp5j/sFB2T0FQ7R0nTNEV3j6o9feQzro1i OWA14Fm+Q8a1a8+Bvu/d/dMb2JY5uiPbhG/ktn4cqGU/er3pcvwCAAD//wMAUEsDBBQABgAIAAAA IQAAK3rzgwQAAM4eAAAOAAAAZHJzL2Uyb0RvYy54bWzsWdtu2zgQfV9g/4HQe2OSoi4U4hRF2wQL FNug3f0AWpZsAZKoJZXY+fsdUrIujo3YaWvUgV8ckVSo4Zlzhpzh9ft1kaPHROlMllOHXGEHJWUs 51m5mDr//nP7LnSQrkU5F7ksk6nzlGjn/c2ff1yvqiihcinzeaIQTFLqaFVNnWVdV9FkouNlUgh9 JaukhMFUqkLU0FSLyVyJFcxe5BOKsT9ZSTWvlIwTraH3UzPo3Nj50zSJ669pqpMa5VMHbKvtr7K/ M/M7ubkW0UKJapnFrRniFVYUIivho91Un0Qt0IPKnk1VZLGSWqb1VSyLiUzTLE7sGmA1BG+t5k7J h8quZRGtFlUHE0C7hdOrp43/frxT1ffqXgESq2oBWNiWWcs6VYX5C1aitYXsqYMsWdcohk4/pIQR 5qAYxlyfYEobTOMlAG/+jXDXo4HnIPOCxzmDZ4t6vPw8nMQD92wmgWd4ZbIxYTIyrGs0BsMK7hXK 5vAl7GMSBJxzB5WiALZZANGgv13kEau25nO3Nz/kjfmvRMDHIX8JAUbxCwiAWHTPB/1jfPi+FFVi aaajAZpBEODAc0NwXYPmN1CTKBd5ggDlzZhF1P5fRyIdaeDTDgaNqDAEYoRlR4TnMIioUrq+S2SB zMPUUWCS1Z14/KLrhjObV4wBpbzN8hz6RZSXow4gl+kBam3MNU/1erZuVzST8ycglq7i2wy+9UXo +l4oCA7EQSsIGFNH//cgVOKg/K8SPMAJowBVPWyoYWM2bIgyXkqIQ3GtHNQ0PtY2LjVWfnioZZrZ FRm7GmNac8H1A61uq4AzFzMc+qDJoQj6bru+hfH0ocofacD4jbeBc+S3LgqA3yjZaHxXFBi6fl8U eO787ShwCg0AlMTFGHdgDjTQj7WMAUTfigaaeGp82LPv/KTgh6AE8KA/lkLffZHCjlPHnu2AE9/H LtulhG7ojQrBHmnOWQgQkDENAp+OhdB3X4RwsBA8zF3OQh+Oq9vHon7ojQrBPfcdgeIQE+ZhAmnp 8HQ06L9I4WApAJKux4IezMHpqBt6o1JgZy8Fzhjkcf3RtkmWadf9GwiBBHB+22QSu6sF1IMykHll b7XgBHkCxdyDLSHgkBtubwqDsddLYQDEKOfqcuXnMJwkV7Z5gq3nnPPxiLAQ4hgL6dauMOj/UTGA A0nQMHnkwC5pph6crzdUb5Nm16SecM4wlTPMfVNfADtE1OfMcPIOId9vKmeM0uA30IJLOAmgErhD Ct3QMUrYh8IGR4uBKb2Y6uEODE4nBOu/sxDCCWIic0noUs+F0mkTEr8+ihz1vcdQgEMhMjA031bC hgOt2w+mQJLnWaVN0VNEe0qHWubZ3FQPzTtaLWYfc4VgCVPnln0g5HO754xeO7jGaOOmjQcXurTF e5dQ4kGQC0Z8IX33MYR5KWacJV9CQ7kLXxq++KYahb1wxzbTDx1DGY+ZEsn+EBMGkDea3fhnbTOj yPFLAoy9qToDwvSVfXvD0V5C/oRnuDS1iUF7wWtuZYdt+4X+GvrmfwAAAP//AwBQSwMEFAAGAAgA AAAhACe9DDLdAAAABQEAAA8AAABkcnMvZG93bnJldi54bWxMj0FrwkAQhe+F/odlCt7qJrbammYj IrYnEaqF4m3MjkkwOxuyaxL/fdde2svA4z3e+yZdDKYWHbWusqwgHkcgiHOrKy4UfO3fH19BOI+s sbZMCq7kYJHd36WYaNvzJ3U7X4hQwi5BBaX3TSKly0sy6Ma2IQ7eybYGfZBtIXWLfSg3tZxE0Uwa rDgslNjQqqT8vLsYBR899suneN1tzqfV9bCfbr83MSk1ehiWbyA8Df4vDDf8gA5ZYDraC2snagXh Ef97b1708jwBcVQwnc1BZqn8T5/9AAAA//8DAFBLAQItABQABgAIAAAAIQC2gziS/gAAAOEBAAAT AAAAAAAAAAAAAAAAAAAAAABbQ29udGVudF9UeXBlc10ueG1sUEsBAi0AFAAGAAgAAAAhADj9If/W AAAAlAEAAAsAAAAAAAAAAAAAAAAALwEAAF9yZWxzLy5yZWxzUEsBAi0AFAAGAAgAAAAhAAArevOD BAAAzh4AAA4AAAAAAAAAAAAAAAAALgIAAGRycy9lMm9Eb2MueG1sUEsBAi0AFAAGAAgAAAAhACe9 DDLdAAAABQEAAA8AAAAAAAAAAAAAAAAA3QYAAGRycy9kb3ducmV2LnhtbFBLBQYAAAAABAAEAPMA AADnBwAAAAA= ">
+                <v:group id="Group 1060177999" o:spid="_x0000_s1027" style="position:absolute;left:19352;top:35994;width:68215;height:3611" coordorigin="19352,36089" coordsize="68214,3420" o:gfxdata="UEsDBBQABgAIAAAAIQDb4fbL7gAAAIUBAAATAAAAW0NvbnRlbnRfVHlwZXNdLnhtbHyQz07DMAyH 70i8Q+QralM4IITa7kDhCAiNB7ASt43WOlEcyvb2pNu4IODoPz9/n1xv9vOkForiPDdwXVagiI23 jocG3rdPxR0oScgWJ8/UwIEENu3lRb09BBKV0ywNjCmFe63FjDSjlD4Q50nv44wpl3HQAc0OB9I3 VXWrjedEnIq03oC27qjHjympx31un0wiTQLq4bS4shrAECZnMGVTvbD9QSnOhDInjzsyuiBXWQP0 r4R18jfgnHvJr4nOknrFmJ5xzhraRtHWf3Kkpfz/yGo5S+H73hkquyhdjr3R8m2lj09svwAAAP// AwBQSwMEFAAGAAgAAAAhAFr0LFu/AAAAFQEAAAsAAABfcmVscy8ucmVsc2zPwWrDMAwG4Ptg72B0 X5TuUMaI01uh19I+gLGVxCy2jGSy9e1nemrHjpL4P0nD4SetZiPRyNnCruvBUPYcYp4tXC/Htw8w Wl0ObuVMFm6kcBhfX4Yzra62kC6xqGlKVgtLreUTUf1CyWnHhXKbTCzJ1VbKjMX5LzcTvvf9HuXR gPHJNKdgQU5hB+ZyK23zHztFL6w81c5zQp6m6P9TMfB3PtPWFCczVQtB9N4U2rp2HOA44NMz4y8A AAD//wMAUEsDBBQABgAIAAAAIQAhdf5FyAAAAOMAAAAPAAAAZHJzL2Rvd25yZXYueG1sRE9fa8Iw EH8X/A7hBN9mUsd0rUYR2cYeZDAdjL0dzdkWm0tpYlu//TIY+Hi//7feDrYWHbW+cqwhmSkQxLkz FRcavk6vD88gfEA2WDsmDTfysN2MR2vMjOv5k7pjKEQMYZ+hhjKEJpPS5yVZ9DPXEEfu7FqLIZ5t IU2LfQy3tZwrtZAWK44NJTa0Lym/HK9Ww1uP/e4xeekOl/P+9nN6+vg+JKT1dDLsViACDeEu/ne/ mzhfLVSyXKZpCn8/RQDk5hcAAP//AwBQSwECLQAUAAYACAAAACEA2+H2y+4AAACFAQAAEwAAAAAA AAAAAAAAAAAAAAAAW0NvbnRlbnRfVHlwZXNdLnhtbFBLAQItABQABgAIAAAAIQBa9CxbvwAAABUB AAALAAAAAAAAAAAAAAAAAB8BAABfcmVscy8ucmVsc1BLAQItABQABgAIAAAAIQAhdf5FyAAAAOMA AAAPAAAAAAAAAAAAAAAAAAcCAABkcnMvZG93bnJldi54bWxQSwUGAAAAAAMAAwC3AAAA/AIAAAAA ">
+                  <v:rect id="Rectangle 1777075385" o:spid="_x0000_s1028" style="position:absolute;left:19352;top:36089;width:68215;height:3421;visibility:visible;mso-wrap-style:square;v-text-anchor:middle" o:gfxdata="UEsDBBQABgAIAAAAIQDb4fbL7gAAAIUBAAATAAAAW0NvbnRlbnRfVHlwZXNdLnhtbHyQz07DMAyH 70i8Q+QralM4IITa7kDhCAiNB7ASt43WOlEcyvb2pNu4IODoPz9/n1xv9vOkForiPDdwXVagiI23 jocG3rdPxR0oScgWJ8/UwIEENu3lRb09BBKV0ywNjCmFe63FjDSjlD4Q50nv44wpl3HQAc0OB9I3 VXWrjedEnIq03oC27qjHjympx31un0wiTQLq4bS4shrAECZnMGVTvbD9QSnOhDInjzsyuiBXWQP0 r4R18jfgnHvJr4nOknrFmJ5xzhraRtHWf3Kkpfz/yGo5S+H73hkquyhdjr3R8m2lj09svwAAAP// AwBQSwMEFAAGAAgAAAAhAFr0LFu/AAAAFQEAAAsAAABfcmVscy8ucmVsc2zPwWrDMAwG4Ptg72B0 X5TuUMaI01uh19I+gLGVxCy2jGSy9e1nemrHjpL4P0nD4SetZiPRyNnCruvBUPYcYp4tXC/Htw8w Wl0ObuVMFm6kcBhfX4Yzra62kC6xqGlKVgtLreUTUf1CyWnHhXKbTCzJ1VbKjMX5LzcTvvf9HuXR gPHJNKdgQU5hB+ZyK23zHztFL6w81c5zQp6m6P9TMfB3PtPWFCczVQtB9N4U2rp2HOA44NMz4y8A AAD//wMAUEsDBBQABgAIAAAAIQA9yMAyxwAAAOMAAAAPAAAAZHJzL2Rvd25yZXYueG1sRE9fT8Iw EH8n8Ts0Z+IbdE5hOCkEjCTgkw4/wLme68J6HWuF8e0pCYmP9/t/s0VvG3GkzteOFTyOEhDEpdM1 Vwq+d+vhFIQPyBobx6TgTB4W87vBDHPtTvxFxyJUIoawz1GBCaHNpfSlIYt+5FriyP26zmKIZ1dJ 3eEphttGpkkykRZrjg0GW3ozVO6LP6vg89lR+p76VVHZF9P/7D62B5wo9XDfL19BBOrDv/jm3ug4 P8uyJBs/Tcdw/SkCIOcXAAAA//8DAFBLAQItABQABgAIAAAAIQDb4fbL7gAAAIUBAAATAAAAAAAA AAAAAAAAAAAAAABbQ29udGVudF9UeXBlc10ueG1sUEsBAi0AFAAGAAgAAAAhAFr0LFu/AAAAFQEA AAsAAAAAAAAAAAAAAAAAHwEAAF9yZWxzLy5yZWxzUEsBAi0AFAAGAAgAAAAhAD3IwDLHAAAA4wAA AA8AAAAAAAAAAAAAAAAABwIAAGRycy9kb3ducmV2LnhtbFBLBQYAAAAAAwADALcAAAD7AgAAAAA= " filled="f" stroked="f">
                     <v:textbox inset="2.53958mm,2.53958mm,2.53958mm,2.53958mm">
                       <w:txbxContent>
                         <w:p>
@@ -482,8 +482,8 @@
                       </w:txbxContent>
                     </v:textbox>
                   </v:rect>
-                  <v:group id="Group 943040864" o:spid="_x0000_s1029" style="position:absolute;left:19352;top:36089;width:68215;height:3421" coordorigin="19352,36089" coordsize="68214,3420" o:gfxdata="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">
-                    <v:rect id="Rectangle 1304130004" o:spid="_x0000_s1030" style="position:absolute;left:19352;top:36089;width:68215;height:3421;visibility:visible;mso-wrap-style:square;v-text-anchor:middle" o:gfxdata="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" filled="f" stroked="f">
+                  <v:group id="Group 943040864" o:spid="_x0000_s1029" style="position:absolute;left:19352;top:36089;width:68215;height:3421" coordorigin="19352,36089" coordsize="68214,3420" o:gfxdata="UEsDBBQABgAIAAAAIQDb4fbL7gAAAIUBAAATAAAAW0NvbnRlbnRfVHlwZXNdLnhtbHyQz07DMAyH 70i8Q+QralM4IITa7kDhCAiNB7ASt43WOlEcyvb2pNu4IODoPz9/n1xv9vOkForiPDdwXVagiI23 jocG3rdPxR0oScgWJ8/UwIEENu3lRb09BBKV0ywNjCmFe63FjDSjlD4Q50nv44wpl3HQAc0OB9I3 VXWrjedEnIq03oC27qjHjympx31un0wiTQLq4bS4shrAECZnMGVTvbD9QSnOhDInjzsyuiBXWQP0 r4R18jfgnHvJr4nOknrFmJ5xzhraRtHWf3Kkpfz/yGo5S+H73hkquyhdjr3R8m2lj09svwAAAP// AwBQSwMEFAAGAAgAAAAhAFr0LFu/AAAAFQEAAAsAAABfcmVscy8ucmVsc2zPwWrDMAwG4Ptg72B0 X5TuUMaI01uh19I+gLGVxCy2jGSy9e1nemrHjpL4P0nD4SetZiPRyNnCruvBUPYcYp4tXC/Htw8w Wl0ObuVMFm6kcBhfX4Yzra62kC6xqGlKVgtLreUTUf1CyWnHhXKbTCzJ1VbKjMX5LzcTvvf9HuXR gPHJNKdgQU5hB+ZyK23zHztFL6w81c5zQp6m6P9TMfB3PtPWFCczVQtB9N4U2rp2HOA44NMz4y8A AAD//wMAUEsDBBQABgAIAAAAIQBoEFL3ywAAAOIAAAAPAAAAZHJzL2Rvd25yZXYueG1sRI9Ba8JA FITvBf/D8gq91d1oKpq6ikhbehBBLRRvj+wzCWbfhuw2if++Wyh4HGbmG2a5HmwtOmp95VhDMlYg iHNnKi40fJ3en+cgfEA2WDsmDTfysF6NHpaYGdfzgbpjKESEsM9QQxlCk0np85Is+rFriKN3ca3F EGVbSNNiH+G2lhOlZtJixXGhxIa2JeXX44/V8NFjv5kmb93uetnezqeX/fcuIa2fHofNK4hAQ7iH /9ufRsMinapUzWcp/F2Kd0CufgEAAP//AwBQSwECLQAUAAYACAAAACEA2+H2y+4AAACFAQAAEwAA AAAAAAAAAAAAAAAAAAAAW0NvbnRlbnRfVHlwZXNdLnhtbFBLAQItABQABgAIAAAAIQBa9CxbvwAA ABUBAAALAAAAAAAAAAAAAAAAAB8BAABfcmVscy8ucmVsc1BLAQItABQABgAIAAAAIQBoEFL3ywAA AOIAAAAPAAAAAAAAAAAAAAAAAAcCAABkcnMvZG93bnJldi54bWxQSwUGAAAAAAMAAwC3AAAA/wIA AAAA ">
+                    <v:rect id="Rectangle 1304130004" o:spid="_x0000_s1030" style="position:absolute;left:19352;top:36089;width:68215;height:3421;visibility:visible;mso-wrap-style:square;v-text-anchor:middle" o:gfxdata="UEsDBBQABgAIAAAAIQDb4fbL7gAAAIUBAAATAAAAW0NvbnRlbnRfVHlwZXNdLnhtbHyQz07DMAyH 70i8Q+QralM4IITa7kDhCAiNB7ASt43WOlEcyvb2pNu4IODoPz9/n1xv9vOkForiPDdwXVagiI23 jocG3rdPxR0oScgWJ8/UwIEENu3lRb09BBKV0ywNjCmFe63FjDSjlD4Q50nv44wpl3HQAc0OB9I3 VXWrjedEnIq03oC27qjHjympx31un0wiTQLq4bS4shrAECZnMGVTvbD9QSnOhDInjzsyuiBXWQP0 r4R18jfgnHvJr4nOknrFmJ5xzhraRtHWf3Kkpfz/yGo5S+H73hkquyhdjr3R8m2lj09svwAAAP// AwBQSwMEFAAGAAgAAAAhAFr0LFu/AAAAFQEAAAsAAABfcmVscy8ucmVsc2zPwWrDMAwG4Ptg72B0 X5TuUMaI01uh19I+gLGVxCy2jGSy9e1nemrHjpL4P0nD4SetZiPRyNnCruvBUPYcYp4tXC/Htw8w Wl0ObuVMFm6kcBhfX4Yzra62kC6xqGlKVgtLreUTUf1CyWnHhXKbTCzJ1VbKjMX5LzcTvvf9HuXR gPHJNKdgQU5hB+ZyK23zHztFL6w81c5zQp6m6P9TMfB3PtPWFCczVQtB9N4U2rp2HOA44NMz4y8A AAD//wMAUEsDBBQABgAIAAAAIQDb9kIByQAAAOMAAAAPAAAAZHJzL2Rvd25yZXYueG1sRE9BbsIw ELwj8QdrK3EDuyFCNMUgWrVSywlCH7CNt3HUeJ3GLqS/r5GQOMxhd3ZmdlabwbXiRH1oPGu4nykQ xJU3DdcaPo6v0yWIEJENtp5Jwx8F2KzHoxUWxp/5QKcy1iKZcChQg42xK6QMlSWHYeY74sR9+d5h TGNfS9PjOZm7VmZKLaTDhlOCxY6eLVXf5a/TsM89ZS9ZeCpr92CHz+Pu/QcXWk/uhu0jiEhDvB1f 1W8mvT9XeYJSOVw6pQXI9T8AAAD//wMAUEsBAi0AFAAGAAgAAAAhANvh9svuAAAAhQEAABMAAAAA AAAAAAAAAAAAAAAAAFtDb250ZW50X1R5cGVzXS54bWxQSwECLQAUAAYACAAAACEAWvQsW78AAAAV AQAACwAAAAAAAAAAAAAAAAAfAQAAX3JlbHMvLnJlbHNQSwECLQAUAAYACAAAACEA2/ZCAckAAADj AAAADwAAAAAAAAAAAAAAAAAHAgAAZHJzL2Rvd25yZXYueG1sUEsFBgAAAAADAAMAtwAAAP0CAAAA AA== " filled="f" stroked="f">
                       <v:textbox inset="2.53958mm,2.53958mm,2.53958mm,2.53958mm">
                         <w:txbxContent>
                           <w:p>
@@ -495,8 +495,8 @@
                         </w:txbxContent>
                       </v:textbox>
                     </v:rect>
-                    <v:group id="Group 680400416" o:spid="_x0000_s1031" style="position:absolute;left:19352;top:36089;width:68215;height:3421" coordorigin="19352,36089" coordsize="68214,3420" o:gfxdata="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">
-                      <v:rect id="Rectangle 191660344" o:spid="_x0000_s1032" style="position:absolute;left:19352;top:36089;width:68215;height:3421;visibility:visible;mso-wrap-style:square;v-text-anchor:middle" o:gfxdata="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" filled="f" stroked="f">
+                    <v:group id="Group 680400416" o:spid="_x0000_s1031" style="position:absolute;left:19352;top:36089;width:68215;height:3421" coordorigin="19352,36089" coordsize="68214,3420" o:gfxdata="UEsDBBQABgAIAAAAIQDb4fbL7gAAAIUBAAATAAAAW0NvbnRlbnRfVHlwZXNdLnhtbHyQz07DMAyH 70i8Q+QralM4IITa7kDhCAiNB7ASt43WOlEcyvb2pNu4IODoPz9/n1xv9vOkForiPDdwXVagiI23 jocG3rdPxR0oScgWJ8/UwIEENu3lRb09BBKV0ywNjCmFe63FjDSjlD4Q50nv44wpl3HQAc0OB9I3 VXWrjedEnIq03oC27qjHjympx31un0wiTQLq4bS4shrAECZnMGVTvbD9QSnOhDInjzsyuiBXWQP0 r4R18jfgnHvJr4nOknrFmJ5xzhraRtHWf3Kkpfz/yGo5S+H73hkquyhdjr3R8m2lj09svwAAAP// AwBQSwMEFAAGAAgAAAAhAFr0LFu/AAAAFQEAAAsAAABfcmVscy8ucmVsc2zPwWrDMAwG4Ptg72B0 X5TuUMaI01uh19I+gLGVxCy2jGSy9e1nemrHjpL4P0nD4SetZiPRyNnCruvBUPYcYp4tXC/Htw8w Wl0ObuVMFm6kcBhfX4Yzra62kC6xqGlKVgtLreUTUf1CyWnHhXKbTCzJ1VbKjMX5LzcTvvf9HuXR gPHJNKdgQU5hB+ZyK23zHztFL6w81c5zQp6m6P9TMfB3PtPWFCczVQtB9N4U2rp2HOA44NMz4y8A AAD//wMAUEsDBBQABgAIAAAAIQDuzwadygAAAOIAAAAPAAAAZHJzL2Rvd25yZXYueG1sRI9Ba8JA FITvhf6H5Qm91d20Nkh0FZG2eJBCtSDeHtlnEsy+DdltEv+9Kwgeh5n5hpkvB1uLjlpfOdaQjBUI 4tyZigsNf/uv1ykIH5AN1o5Jw4U8LBfPT3PMjOv5l7pdKESEsM9QQxlCk0np85Is+rFriKN3cq3F EGVbSNNiH+G2lm9KpdJixXGhxIbWJeXn3b/V8N1jv3pPPrvt+bS+HPcfP4dtQlq/jIbVDESgITzC 9/bGaEinaqLUJEnhdineAbm4AgAA//8DAFBLAQItABQABgAIAAAAIQDb4fbL7gAAAIUBAAATAAAA AAAAAAAAAAAAAAAAAABbQ29udGVudF9UeXBlc10ueG1sUEsBAi0AFAAGAAgAAAAhAFr0LFu/AAAA FQEAAAsAAAAAAAAAAAAAAAAAHwEAAF9yZWxzLy5yZWxzUEsBAi0AFAAGAAgAAAAhAO7PBp3KAAAA 4gAAAA8AAAAAAAAAAAAAAAAABwIAAGRycy9kb3ducmV2LnhtbFBLBQYAAAAAAwADALcAAAD+AgAA AAA= ">
+                      <v:rect id="Rectangle 191660344" o:spid="_x0000_s1032" style="position:absolute;left:19352;top:36089;width:68215;height:3421;visibility:visible;mso-wrap-style:square;v-text-anchor:middle" o:gfxdata="UEsDBBQABgAIAAAAIQDb4fbL7gAAAIUBAAATAAAAW0NvbnRlbnRfVHlwZXNdLnhtbHyQz07DMAyH 70i8Q+QralM4IITa7kDhCAiNB7ASt43WOlEcyvb2pNu4IODoPz9/n1xv9vOkForiPDdwXVagiI23 jocG3rdPxR0oScgWJ8/UwIEENu3lRb09BBKV0ywNjCmFe63FjDSjlD4Q50nv44wpl3HQAc0OB9I3 VXWrjedEnIq03oC27qjHjympx31un0wiTQLq4bS4shrAECZnMGVTvbD9QSnOhDInjzsyuiBXWQP0 r4R18jfgnHvJr4nOknrFmJ5xzhraRtHWf3Kkpfz/yGo5S+H73hkquyhdjr3R8m2lj09svwAAAP// AwBQSwMEFAAGAAgAAAAhAFr0LFu/AAAAFQEAAAsAAABfcmVscy8ucmVsc2zPwWrDMAwG4Ptg72B0 X5TuUMaI01uh19I+gLGVxCy2jGSy9e1nemrHjpL4P0nD4SetZiPRyNnCruvBUPYcYp4tXC/Htw8w Wl0ObuVMFm6kcBhfX4Yzra62kC6xqGlKVgtLreUTUf1CyWnHhXKbTCzJ1VbKjMX5LzcTvvf9HuXR gPHJNKdgQU5hB+ZyK23zHztFL6w81c5zQp6m6P9TMfB3PtPWFCczVQtB9N4U2rp2HOA44NMz4y8A AAD//wMAUEsDBBQABgAIAAAAIQD5BxMPxQAAAOIAAAAPAAAAZHJzL2Rvd25yZXYueG1sRE/dasIw FL4X9g7hDHY3U7tStBplEwebV1p9gGNzbMqak67JtHv7RRh4+fH9L1aDbcWFet84VjAZJyCIK6cb rhUcD+/PUxA+IGtsHZOCX/KwWj6MFlhod+U9XcpQixjCvkAFJoSukNJXhiz6seuII3d2vcUQYV9L 3eM1httWpkmSS4sNxwaDHa0NVV/lj1Wwyxylm9S/lbWdmeF02H5+Y67U0+PwOgcRaAh38b/7Q8f5 s0meJy9ZBrdLEYNc/gEAAP//AwBQSwECLQAUAAYACAAAACEA2+H2y+4AAACFAQAAEwAAAAAAAAAA AAAAAAAAAAAAW0NvbnRlbnRfVHlwZXNdLnhtbFBLAQItABQABgAIAAAAIQBa9CxbvwAAABUBAAAL AAAAAAAAAAAAAAAAAB8BAABfcmVscy8ucmVsc1BLAQItABQABgAIAAAAIQD5BxMPxQAAAOIAAAAP AAAAAAAAAAAAAAAAAAcCAABkcnMvZG93bnJldi54bWxQSwUGAAAAAAMAAwC3AAAA+QIAAAAA " filled="f" stroked="f">
                         <v:textbox inset="2.53958mm,2.53958mm,2.53958mm,2.53958mm">
                           <w:txbxContent>
                             <w:p>
@@ -508,8 +508,8 @@
                           </w:txbxContent>
                         </v:textbox>
                       </v:rect>
-                      <v:group id="Group 202027762" o:spid="_x0000_s1033" style="position:absolute;left:19352;top:36089;width:68215;height:3421" coordorigin="19352,36089" coordsize="68214,3420" o:gfxdata="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">
-                        <v:rect id="Rectangle 509394860" o:spid="_x0000_s1034" style="position:absolute;left:19352;top:36089;width:68215;height:3421;visibility:visible;mso-wrap-style:square;v-text-anchor:middle" o:gfxdata="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" filled="f" stroked="f">
+                      <v:group id="Group 202027762" o:spid="_x0000_s1033" style="position:absolute;left:19352;top:36089;width:68215;height:3421" coordorigin="19352,36089" coordsize="68214,3420" o:gfxdata="UEsDBBQABgAIAAAAIQDb4fbL7gAAAIUBAAATAAAAW0NvbnRlbnRfVHlwZXNdLnhtbHyQz07DMAyH 70i8Q+QralM4IITa7kDhCAiNB7ASt43WOlEcyvb2pNu4IODoPz9/n1xv9vOkForiPDdwXVagiI23 jocG3rdPxR0oScgWJ8/UwIEENu3lRb09BBKV0ywNjCmFe63FjDSjlD4Q50nv44wpl3HQAc0OB9I3 VXWrjedEnIq03oC27qjHjympx31un0wiTQLq4bS4shrAECZnMGVTvbD9QSnOhDInjzsyuiBXWQP0 r4R18jfgnHvJr4nOknrFmJ5xzhraRtHWf3Kkpfz/yGo5S+H73hkquyhdjr3R8m2lj09svwAAAP// AwBQSwMEFAAGAAgAAAAhAFr0LFu/AAAAFQEAAAsAAABfcmVscy8ucmVsc2zPwWrDMAwG4Ptg72B0 X5TuUMaI01uh19I+gLGVxCy2jGSy9e1nemrHjpL4P0nD4SetZiPRyNnCruvBUPYcYp4tXC/Htw8w Wl0ObuVMFm6kcBhfX4Yzra62kC6xqGlKVgtLreUTUf1CyWnHhXKbTCzJ1VbKjMX5LzcTvvf9HuXR gPHJNKdgQU5hB+ZyK23zHztFL6w81c5zQp6m6P9TMfB3PtPWFCczVQtB9N4U2rp2HOA44NMz4y8A AAD//wMAUEsDBBQABgAIAAAAIQD7RyOyyAAAAOIAAAAPAAAAZHJzL2Rvd25yZXYueG1sRE9Na8JA FLwL/Q/LK/Smm6RUS+oqIrb0IIJRKL09ss8kmH0bsmsS/70rCDKnYb6Y+XIwteiodZVlBfEkAkGc W11xoeB4+B5/gnAeWWNtmRRcycFy8TKaY6ptz3vqMl+IUMIuRQWl900qpctLMugmtiEO2sm2Bn2g bSF1i30oN7VMomgqDVYcFkpsaF1Sfs4uRsFPj/3qPd502/Npff0/fOz+tjEp9fY6rL5AeBr80/xI /2oFSRQwm00TuF8Kd0AubgAAAP//AwBQSwECLQAUAAYACAAAACEA2+H2y+4AAACFAQAAEwAAAAAA AAAAAAAAAAAAAAAAW0NvbnRlbnRfVHlwZXNdLnhtbFBLAQItABQABgAIAAAAIQBa9CxbvwAAABUB AAALAAAAAAAAAAAAAAAAAB8BAABfcmVscy8ucmVsc1BLAQItABQABgAIAAAAIQD7RyOyyAAAAOIA AAAPAAAAAAAAAAAAAAAAAAcCAABkcnMvZG93bnJldi54bWxQSwUGAAAAAAMAAwC3AAAA/AIAAAAA ">
+                        <v:rect id="Rectangle 509394860" o:spid="_x0000_s1034" style="position:absolute;left:19352;top:36089;width:68215;height:3421;visibility:visible;mso-wrap-style:square;v-text-anchor:middle" o:gfxdata="UEsDBBQABgAIAAAAIQDb4fbL7gAAAIUBAAATAAAAW0NvbnRlbnRfVHlwZXNdLnhtbHyQz07DMAyH 70i8Q+QralM4IITa7kDhCAiNB7ASt43WOlEcyvb2pNu4IODoPz9/n1xv9vOkForiPDdwXVagiI23 jocG3rdPxR0oScgWJ8/UwIEENu3lRb09BBKV0ywNjCmFe63FjDSjlD4Q50nv44wpl3HQAc0OB9I3 VXWrjedEnIq03oC27qjHjympx31un0wiTQLq4bS4shrAECZnMGVTvbD9QSnOhDInjzsyuiBXWQP0 r4R18jfgnHvJr4nOknrFmJ5xzhraRtHWf3Kkpfz/yGo5S+H73hkquyhdjr3R8m2lj09svwAAAP// AwBQSwMEFAAGAAgAAAAhAFr0LFu/AAAAFQEAAAsAAABfcmVscy8ucmVsc2zPwWrDMAwG4Ptg72B0 X5TuUMaI01uh19I+gLGVxCy2jGSy9e1nemrHjpL4P0nD4SetZiPRyNnCruvBUPYcYp4tXC/Htw8w Wl0ObuVMFm6kcBhfX4Yzra62kC6xqGlKVgtLreUTUf1CyWnHhXKbTCzJ1VbKjMX5LzcTvvf9HuXR gPHJNKdgQU5hB+ZyK23zHztFL6w81c5zQp6m6P9TMfB3PtPWFCczVQtB9N4U2rp2HOA44NMz4y8A AAD//wMAUEsDBBQABgAIAAAAIQB9hLZUyAAAAOIAAAAPAAAAZHJzL2Rvd25yZXYueG1sRI9NbsIw EIX3lbiDNUjdFYeURiTFIEBFallB6AGm8TSOiMchdiHcvl5U6vLp/elbrAbbiiv1vnGsYDpJQBBX TjdcK/g87Z7mIHxA1tg6JgV38rBajh4WWGh34yNdy1CLOMK+QAUmhK6Q0leGLPqJ64ij9+16iyHK vpa6x1sct61MkySTFhuODwY72hqqzuWPVXCYOUrfUr8pa5ub4eu0/7hgptTjeFi/ggg0hP/wX/td K3hJ8ud8Ns8iRESKOCCXvwAAAP//AwBQSwECLQAUAAYACAAAACEA2+H2y+4AAACFAQAAEwAAAAAA AAAAAAAAAAAAAAAAW0NvbnRlbnRfVHlwZXNdLnhtbFBLAQItABQABgAIAAAAIQBa9CxbvwAAABUB AAALAAAAAAAAAAAAAAAAAB8BAABfcmVscy8ucmVsc1BLAQItABQABgAIAAAAIQB9hLZUyAAAAOIA AAAPAAAAAAAAAAAAAAAAAAcCAABkcnMvZG93bnJldi54bWxQSwUGAAAAAAMAAwC3AAAA/AIAAAAA " filled="f" stroked="f">
                           <v:textbox inset="2.53958mm,2.53958mm,2.53958mm,2.53958mm">
                             <w:txbxContent>
                               <w:p>
@@ -521,8 +521,8 @@
                             </w:txbxContent>
                           </v:textbox>
                         </v:rect>
-                        <v:group id="Group 2080145018" o:spid="_x0000_s1035" style="position:absolute;left:19352;top:36089;width:68215;height:3421" coordorigin="19352,36089" coordsize="68214,3420" o:gfxdata="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">
-                          <v:rect id="Rectangle 145354718" o:spid="_x0000_s1036" style="position:absolute;left:19352;top:36089;width:68215;height:3421;visibility:visible;mso-wrap-style:square;v-text-anchor:middle" o:gfxdata="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" filled="f" stroked="f">
+                        <v:group id="Group 2080145018" o:spid="_x0000_s1035" style="position:absolute;left:19352;top:36089;width:68215;height:3421" coordorigin="19352,36089" coordsize="68214,3420" o:gfxdata="UEsDBBQABgAIAAAAIQDb4fbL7gAAAIUBAAATAAAAW0NvbnRlbnRfVHlwZXNdLnhtbHyQz07DMAyH 70i8Q+QralM4IITa7kDhCAiNB7ASt43WOlEcyvb2pNu4IODoPz9/n1xv9vOkForiPDdwXVagiI23 jocG3rdPxR0oScgWJ8/UwIEENu3lRb09BBKV0ywNjCmFe63FjDSjlD4Q50nv44wpl3HQAc0OB9I3 VXWrjedEnIq03oC27qjHjympx31un0wiTQLq4bS4shrAECZnMGVTvbD9QSnOhDInjzsyuiBXWQP0 r4R18jfgnHvJr4nOknrFmJ5xzhraRtHWf3Kkpfz/yGo5S+H73hkquyhdjr3R8m2lj09svwAAAP// AwBQSwMEFAAGAAgAAAAhAFr0LFu/AAAAFQEAAAsAAABfcmVscy8ucmVsc2zPwWrDMAwG4Ptg72B0 X5TuUMaI01uh19I+gLGVxCy2jGSy9e1nemrHjpL4P0nD4SetZiPRyNnCruvBUPYcYp4tXC/Htw8w Wl0ObuVMFm6kcBhfX4Yzra62kC6xqGlKVgtLreUTUf1CyWnHhXKbTCzJ1VbKjMX5LzcTvvf9HuXR gPHJNKdgQU5hB+ZyK23zHztFL6w81c5zQp6m6P9TMfB3PtPWFCczVQtB9N4U2rp2HOA44NMz4y8A AAD//wMAUEsDBBQABgAIAAAAIQB1hCNEyAAAAOMAAAAPAAAAZHJzL2Rvd25yZXYueG1sRE/Pa8Iw FL4P9j+EN9htJnE6pBpFZBseRJgK4u3RPNti81KarK3//XIYePz4fi9Wg6tFR22oPBvQIwWCOPe2 4sLA6fj1NgMRIrLF2jMZuFOA1fL5aYGZ9T3/UHeIhUghHDI0UMbYZFKGvCSHYeQb4sRdfeswJtgW 0rbYp3BXy7FSH9JhxamhxIY2JeW3w68z8N1jv37Xn93udt3cL8fp/rzTZMzry7Ceg4g0xIf43721 BsZqpvRkqnQanT6lPyCXfwAAAP//AwBQSwECLQAUAAYACAAAACEA2+H2y+4AAACFAQAAEwAAAAAA AAAAAAAAAAAAAAAAW0NvbnRlbnRfVHlwZXNdLnhtbFBLAQItABQABgAIAAAAIQBa9CxbvwAAABUB AAALAAAAAAAAAAAAAAAAAB8BAABfcmVscy8ucmVsc1BLAQItABQABgAIAAAAIQB1hCNEyAAAAOMA AAAPAAAAAAAAAAAAAAAAAAcCAABkcnMvZG93bnJldi54bWxQSwUGAAAAAAMAAwC3AAAA/AIAAAAA ">
+                          <v:rect id="Rectangle 145354718" o:spid="_x0000_s1036" style="position:absolute;left:19352;top:36089;width:68215;height:3421;visibility:visible;mso-wrap-style:square;v-text-anchor:middle" o:gfxdata="UEsDBBQABgAIAAAAIQDb4fbL7gAAAIUBAAATAAAAW0NvbnRlbnRfVHlwZXNdLnhtbHyQz07DMAyH 70i8Q+QralM4IITa7kDhCAiNB7ASt43WOlEcyvb2pNu4IODoPz9/n1xv9vOkForiPDdwXVagiI23 jocG3rdPxR0oScgWJ8/UwIEENu3lRb09BBKV0ywNjCmFe63FjDSjlD4Q50nv44wpl3HQAc0OB9I3 VXWrjedEnIq03oC27qjHjympx31un0wiTQLq4bS4shrAECZnMGVTvbD9QSnOhDInjzsyuiBXWQP0 r4R18jfgnHvJr4nOknrFmJ5xzhraRtHWf3Kkpfz/yGo5S+H73hkquyhdjr3R8m2lj09svwAAAP// AwBQSwMEFAAGAAgAAAAhAFr0LFu/AAAAFQEAAAsAAABfcmVscy8ucmVsc2zPwWrDMAwG4Ptg72B0 X5TuUMaI01uh19I+gLGVxCy2jGSy9e1nemrHjpL4P0nD4SetZiPRyNnCruvBUPYcYp4tXC/Htw8w Wl0ObuVMFm6kcBhfX4Yzra62kC6xqGlKVgtLreUTUf1CyWnHhXKbTCzJ1VbKjMX5LzcTvvf9HuXR gPHJNKdgQU5hB+ZyK23zHztFL6w81c5zQp6m6P9TMfB3PtPWFCczVQtB9N4U2rp2HOA44NMz4y8A AAD//wMAUEsDBBQABgAIAAAAIQBUDANlxgAAAOIAAAAPAAAAZHJzL2Rvd25yZXYueG1sRE/NTsJA EL6b8A6bIfEmW2pBrCwEjSbqSQsPMHbHbkN3tnZXqG/vHEw8fvn+19vRd+pEQ2wDG5jPMlDEdbAt NwYO+6erFaiYkC12gcnAD0XYbiYXayxtOPM7narUKAnhWKIBl1Jfah1rRx7jLPTEwn2GwWMSODTa DniWcN/pPMuW2mPL0uCwpwdH9bH69gbeikD5Yx7vq8bfuvFj//ryhUtjLqfj7g5UojH9i//cz1bm F4vrRXEzl81ySTDozS8AAAD//wMAUEsBAi0AFAAGAAgAAAAhANvh9svuAAAAhQEAABMAAAAAAAAA AAAAAAAAAAAAAFtDb250ZW50X1R5cGVzXS54bWxQSwECLQAUAAYACAAAACEAWvQsW78AAAAVAQAA CwAAAAAAAAAAAAAAAAAfAQAAX3JlbHMvLnJlbHNQSwECLQAUAAYACAAAACEAVAwDZcYAAADiAAAA DwAAAAAAAAAAAAAAAAAHAgAAZHJzL2Rvd25yZXYueG1sUEsFBgAAAAADAAMAtwAAAPoCAAAAAA== " filled="f" stroked="f">
                             <v:textbox inset="2.53958mm,2.53958mm,2.53958mm,2.53958mm">
                               <w:txbxContent>
                                 <w:p>
@@ -534,8 +534,8 @@
                               </w:txbxContent>
                             </v:textbox>
                           </v:rect>
-                          <v:group id="Group 294417704" o:spid="_x0000_s1037" style="position:absolute;left:19352;top:36089;width:68215;height:3421" coordorigin="19352,36174" coordsize="68214,3252" o:gfxdata="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">
-                            <v:rect id="Rectangle 2095486791" o:spid="_x0000_s1038" style="position:absolute;left:19352;top:36174;width:68215;height:3252;visibility:visible;mso-wrap-style:square;v-text-anchor:middle" o:gfxdata="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" filled="f" stroked="f">
+                          <v:group id="Group 294417704" o:spid="_x0000_s1037" style="position:absolute;left:19352;top:36089;width:68215;height:3421" coordorigin="19352,36174" coordsize="68214,3252" o:gfxdata="UEsDBBQABgAIAAAAIQDb4fbL7gAAAIUBAAATAAAAW0NvbnRlbnRfVHlwZXNdLnhtbHyQz07DMAyH 70i8Q+QralM4IITa7kDhCAiNB7ASt43WOlEcyvb2pNu4IODoPz9/n1xv9vOkForiPDdwXVagiI23 jocG3rdPxR0oScgWJ8/UwIEENu3lRb09BBKV0ywNjCmFe63FjDSjlD4Q50nv44wpl3HQAc0OB9I3 VXWrjedEnIq03oC27qjHjympx31un0wiTQLq4bS4shrAECZnMGVTvbD9QSnOhDInjzsyuiBXWQP0 r4R18jfgnHvJr4nOknrFmJ5xzhraRtHWf3Kkpfz/yGo5S+H73hkquyhdjr3R8m2lj09svwAAAP// AwBQSwMEFAAGAAgAAAAhAFr0LFu/AAAAFQEAAAsAAABfcmVscy8ucmVsc2zPwWrDMAwG4Ptg72B0 X5TuUMaI01uh19I+gLGVxCy2jGSy9e1nemrHjpL4P0nD4SetZiPRyNnCruvBUPYcYp4tXC/Htw8w Wl0ObuVMFm6kcBhfX4Yzra62kC6xqGlKVgtLreUTUf1CyWnHhXKbTCzJ1VbKjMX5LzcTvvf9HuXR gPHJNKdgQU5hB+ZyK23zHztFL6w81c5zQp6m6P9TMfB3PtPWFCczVQtB9N4U2rp2HOA44NMz4y8A AAD//wMAUEsDBBQABgAIAAAAIQCjjwR3zAAAAOIAAAAPAAAAZHJzL2Rvd25yZXYueG1sRI9Pa8JA FMTvhX6H5Qne6iY2bWx0FZG29CAF/4D09sg+k2D2bciuSfz23YLQ4zAzv2EWq8HUoqPWVZYVxJMI BHFudcWFguPh42kGwnlkjbVlUnAjB6vl48MCM2173lG394UIEHYZKii9bzIpXV6SQTexDXHwzrY1 6INsC6lb7APc1HIaRa/SYMVhocSGNiXll/3VKPjssV8/x+/d9nLe3H4OL9+nbUxKjUfDeg7C0+D/ w/f2l1YwfUuSOE2jBP4uhTsgl78AAAD//wMAUEsBAi0AFAAGAAgAAAAhANvh9svuAAAAhQEAABMA AAAAAAAAAAAAAAAAAAAAAFtDb250ZW50X1R5cGVzXS54bWxQSwECLQAUAAYACAAAACEAWvQsW78A AAAVAQAACwAAAAAAAAAAAAAAAAAfAQAAX3JlbHMvLnJlbHNQSwECLQAUAAYACAAAACEAo48Ed8wA AADiAAAADwAAAAAAAAAAAAAAAAAHAgAAZHJzL2Rvd25yZXYueG1sUEsFBgAAAAADAAMAtwAAAAAD AAAAAA== ">
+                            <v:rect id="Rectangle 2095486791" o:spid="_x0000_s1038" style="position:absolute;left:19352;top:36174;width:68215;height:3252;visibility:visible;mso-wrap-style:square;v-text-anchor:middle" o:gfxdata="UEsDBBQABgAIAAAAIQDb4fbL7gAAAIUBAAATAAAAW0NvbnRlbnRfVHlwZXNdLnhtbHyQz07DMAyH 70i8Q+QralM4IITa7kDhCAiNB7ASt43WOlEcyvb2pNu4IODoPz9/n1xv9vOkForiPDdwXVagiI23 jocG3rdPxR0oScgWJ8/UwIEENu3lRb09BBKV0ywNjCmFe63FjDSjlD4Q50nv44wpl3HQAc0OB9I3 VXWrjedEnIq03oC27qjHjympx31un0wiTQLq4bS4shrAECZnMGVTvbD9QSnOhDInjzsyuiBXWQP0 r4R18jfgnHvJr4nOknrFmJ5xzhraRtHWf3Kkpfz/yGo5S+H73hkquyhdjr3R8m2lj09svwAAAP// AwBQSwMEFAAGAAgAAAAhAFr0LFu/AAAAFQEAAAsAAABfcmVscy8ucmVsc2zPwWrDMAwG4Ptg72B0 X5TuUMaI01uh19I+gLGVxCy2jGSy9e1nemrHjpL4P0nD4SetZiPRyNnCruvBUPYcYp4tXC/Htw8w Wl0ObuVMFm6kcBhfX4Yzra62kC6xqGlKVgtLreUTUf1CyWnHhXKbTCzJ1VbKjMX5LzcTvvf9HuXR gPHJNKdgQU5hB+ZyK23zHztFL6w81c5zQp6m6P9TMfB3PtPWFCczVQtB9N4U2rp2HOA44NMz4y8A AAD//wMAUEsDBBQABgAIAAAAIQA11pASygAAAOMAAAAPAAAAZHJzL2Rvd25yZXYueG1sRI/BTsMw EETvSPyDtUi9UadRCU0ap6IVSNATpHzANl7iiHgdYrcNf4+RkDiOZuaNptxMthdnGn3nWMFinoAg bpzuuFXwfni6XYHwAVlj75gUfJOHTXV9VWKh3YXf6FyHVkQI+wIVmBCGQkrfGLLo524gjt6HGy2G KMdW6hEvEW57mSZJJi12HBcMDrQz1HzWJ6vgdekofUz9tm5tbqbjYf/yhZlSs5vpYQ0i0BT+w3/t Z60gTfK75Sq7zxfw+yn+AVn9AAAA//8DAFBLAQItABQABgAIAAAAIQDb4fbL7gAAAIUBAAATAAAA AAAAAAAAAAAAAAAAAABbQ29udGVudF9UeXBlc10ueG1sUEsBAi0AFAAGAAgAAAAhAFr0LFu/AAAA FQEAAAsAAAAAAAAAAAAAAAAAHwEAAF9yZWxzLy5yZWxzUEsBAi0AFAAGAAgAAAAhADXWkBLKAAAA 4wAAAA8AAAAAAAAAAAAAAAAABwIAAGRycy9kb3ducmV2LnhtbFBLBQYAAAAAAwADALcAAAD+AgAA AAA= " filled="f" stroked="f">
                               <v:textbox inset="2.53958mm,2.53958mm,2.53958mm,2.53958mm">
                                 <w:txbxContent>
                                   <w:p>
@@ -547,8 +547,8 @@
                                 </w:txbxContent>
                               </v:textbox>
                             </v:rect>
-                            <v:group id="Group 1483544828" o:spid="_x0000_s1039" style="position:absolute;left:19352;top:36174;width:68215;height:3251" coordorigin="3300,30964" coordsize="91684,4227" o:gfxdata="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">
-                              <v:rect id="Rectangle 231917610" o:spid="_x0000_s1040" style="position:absolute;left:3300;top:30964;width:91684;height:4227;visibility:visible;mso-wrap-style:square;v-text-anchor:middle" o:gfxdata="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" filled="f" stroked="f">
+                            <v:group id="Group 1483544828" o:spid="_x0000_s1039" style="position:absolute;left:19352;top:36174;width:68215;height:3251" coordorigin="3300,30964" coordsize="91684,4227" o:gfxdata="UEsDBBQABgAIAAAAIQDb4fbL7gAAAIUBAAATAAAAW0NvbnRlbnRfVHlwZXNdLnhtbHyQz07DMAyH 70i8Q+QralM4IITa7kDhCAiNB7ASt43WOlEcyvb2pNu4IODoPz9/n1xv9vOkForiPDdwXVagiI23 jocG3rdPxR0oScgWJ8/UwIEENu3lRb09BBKV0ywNjCmFe63FjDSjlD4Q50nv44wpl3HQAc0OB9I3 VXWrjedEnIq03oC27qjHjympx31un0wiTQLq4bS4shrAECZnMGVTvbD9QSnOhDInjzsyuiBXWQP0 r4R18jfgnHvJr4nOknrFmJ5xzhraRtHWf3Kkpfz/yGo5S+H73hkquyhdjr3R8m2lj09svwAAAP// AwBQSwMEFAAGAAgAAAAhAFr0LFu/AAAAFQEAAAsAAABfcmVscy8ucmVsc2zPwWrDMAwG4Ptg72B0 X5TuUMaI01uh19I+gLGVxCy2jGSy9e1nemrHjpL4P0nD4SetZiPRyNnCruvBUPYcYp4tXC/Htw8w Wl0ObuVMFm6kcBhfX4Yzra62kC6xqGlKVgtLreUTUf1CyWnHhXKbTCzJ1VbKjMX5LzcTvvf9HuXR gPHJNKdgQU5hB+ZyK23zHztFL6w81c5zQp6m6P9TMfB3PtPWFCczVQtB9N4U2rp2HOA44NMz4y8A AAD//wMAUEsDBBQABgAIAAAAIQByvjbfzAAAAOMAAAAPAAAAZHJzL2Rvd25yZXYueG1sRI9BS8NA EIXvgv9hGcGb3aRNJaTdllJUPBTBVpDehuw0Cc3OhuyapP/eOQgeZ96b975ZbyfXqoH60Hg2kM4S UMSltw1XBr5Or085qBCRLbaeycCNAmw393drLKwf+ZOGY6yUhHAo0EAdY1doHcqaHIaZ74hFu/je YZSxr7TtcZRw1+p5kjxrhw1LQ40d7Wsqr8cfZ+BtxHG3SF+Gw/Wyv51Py4/vQ0rGPD5MuxWoSFP8 N/9dv1vBz/LFMsvyuUDLT7IAvfkFAAD//wMAUEsBAi0AFAAGAAgAAAAhANvh9svuAAAAhQEAABMA AAAAAAAAAAAAAAAAAAAAAFtDb250ZW50X1R5cGVzXS54bWxQSwECLQAUAAYACAAAACEAWvQsW78A AAAVAQAACwAAAAAAAAAAAAAAAAAfAQAAX3JlbHMvLnJlbHNQSwECLQAUAAYACAAAACEAcr4238wA AADjAAAADwAAAAAAAAAAAAAAAAAHAgAAZHJzL2Rvd25yZXYueG1sUEsFBgAAAAADAAMAtwAAAAAD AAAAAA== ">
+                              <v:rect id="Rectangle 231917610" o:spid="_x0000_s1040" style="position:absolute;left:3300;top:30964;width:91684;height:4227;visibility:visible;mso-wrap-style:square;v-text-anchor:middle" o:gfxdata="UEsDBBQABgAIAAAAIQDb4fbL7gAAAIUBAAATAAAAW0NvbnRlbnRfVHlwZXNdLnhtbHyQz07DMAyH 70i8Q+QralM4IITa7kDhCAiNB7ASt43WOlEcyvb2pNu4IODoPz9/n1xv9vOkForiPDdwXVagiI23 jocG3rdPxR0oScgWJ8/UwIEENu3lRb09BBKV0ywNjCmFe63FjDSjlD4Q50nv44wpl3HQAc0OB9I3 VXWrjedEnIq03oC27qjHjympx31un0wiTQLq4bS4shrAECZnMGVTvbD9QSnOhDInjzsyuiBXWQP0 r4R18jfgnHvJr4nOknrFmJ5xzhraRtHWf3Kkpfz/yGo5S+H73hkquyhdjr3R8m2lj09svwAAAP// AwBQSwMEFAAGAAgAAAAhAFr0LFu/AAAAFQEAAAsAAABfcmVscy8ucmVsc2zPwWrDMAwG4Ptg72B0 X5TuUMaI01uh19I+gLGVxCy2jGSy9e1nemrHjpL4P0nD4SetZiPRyNnCruvBUPYcYp4tXC/Htw8w Wl0ObuVMFm6kcBhfX4Yzra62kC6xqGlKVgtLreUTUf1CyWnHhXKbTCzJ1VbKjMX5LzcTvvf9HuXR gPHJNKdgQU5hB+ZyK23zHztFL6w81c5zQp6m6P9TMfB3PtPWFCczVQtB9N4U2rp2HOA44NMz4y8A AAD//wMAUEsDBBQABgAIAAAAIQD8c1/nyAAAAOIAAAAPAAAAZHJzL2Rvd25yZXYueG1sRI9NbsIw EIX3lbiDNUjdFSdpFSBgEK2o1HZVAgcY4iGOiMchNpDevl5U6vLp/elbrgfbihv1vnGsIJ0kIIgr pxuuFRz2708zED4ga2wdk4If8rBejR6WWGh35x3dylCLOMK+QAUmhK6Q0leGLPqJ64ijd3K9xRBl X0vd4z2O21ZmSZJLiw3HB4MdvRmqzuXVKvh+cZRtM/9a1nZuhuP+6/OCuVKP42GzABFoCP/hv/aH VpA9p/N0mqcRIiJFHJCrXwAAAP//AwBQSwECLQAUAAYACAAAACEA2+H2y+4AAACFAQAAEwAAAAAA AAAAAAAAAAAAAAAAW0NvbnRlbnRfVHlwZXNdLnhtbFBLAQItABQABgAIAAAAIQBa9CxbvwAAABUB AAALAAAAAAAAAAAAAAAAAB8BAABfcmVscy8ucmVsc1BLAQItABQABgAIAAAAIQD8c1/nyAAAAOIA AAAPAAAAAAAAAAAAAAAAAAcCAABkcnMvZG93bnJldi54bWxQSwUGAAAAAAMAAwC3AAAA/AIAAAAA " filled="f" stroked="f">
                                 <v:textbox inset="2.53958mm,2.53958mm,2.53958mm,2.53958mm">
                                   <w:txbxContent>
                                     <w:p>
@@ -560,7 +560,7 @@
                                   </w:txbxContent>
                                 </v:textbox>
                               </v:rect>
-                              <v:oval id="Oval 431832533" o:spid="_x0000_s1041" style="position:absolute;left:90757;top:30964;width:4227;height:4227;visibility:visible;mso-wrap-style:square;v-text-anchor:middle" o:gfxdata="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" fillcolor="#f4a11e" stroked="f">
+                              <v:oval id="Oval 431832533" o:spid="_x0000_s1041" style="position:absolute;left:90757;top:30964;width:4227;height:4227;visibility:visible;mso-wrap-style:square;v-text-anchor:middle" o:gfxdata="UEsDBBQABgAIAAAAIQDb4fbL7gAAAIUBAAATAAAAW0NvbnRlbnRfVHlwZXNdLnhtbHyQz07DMAyH 70i8Q+QralM4IITa7kDhCAiNB7ASt43WOlEcyvb2pNu4IODoPz9/n1xv9vOkForiPDdwXVagiI23 jocG3rdPxR0oScgWJ8/UwIEENu3lRb09BBKV0ywNjCmFe63FjDSjlD4Q50nv44wpl3HQAc0OB9I3 VXWrjedEnIq03oC27qjHjympx31un0wiTQLq4bS4shrAECZnMGVTvbD9QSnOhDInjzsyuiBXWQP0 r4R18jfgnHvJr4nOknrFmJ5xzhraRtHWf3Kkpfz/yGo5S+H73hkquyhdjr3R8m2lj09svwAAAP// AwBQSwMEFAAGAAgAAAAhAFr0LFu/AAAAFQEAAAsAAABfcmVscy8ucmVsc2zPwWrDMAwG4Ptg72B0 X5TuUMaI01uh19I+gLGVxCy2jGSy9e1nemrHjpL4P0nD4SetZiPRyNnCruvBUPYcYp4tXC/Htw8w Wl0ObuVMFm6kcBhfX4Yzra62kC6xqGlKVgtLreUTUf1CyWnHhXKbTCzJ1VbKjMX5LzcTvvf9HuXR gPHJNKdgQU5hB+ZyK23zHztFL6w81c5zQp6m6P9TMfB3PtPWFCczVQtB9N4U2rp2HOA44NMz4y8A AAD//wMAUEsDBBQABgAIAAAAIQB9l4qsygAAAOIAAAAPAAAAZHJzL2Rvd25yZXYueG1sRI9RS8NA EITfhf6HYwu+iN200VJir6UIAUUpmrbvS25NQnN7ae7axn/vCYKPw8x8wyzXg23VhXvfONEwnSSg WEpnGqk07Hf5/QKUDySGWies4Zs9rFejmyVlxl3lky9FqFSEiM9IQx1ClyH6smZLfuI6luh9ud5S iLKv0PR0jXDb4ixJ5mipkbhQU8fPNZfH4mw14N0r40dXYH56w8N5/n7Y0jHX+nY8bJ5ABR7Cf/iv /WI0PKTTRTp7TFP4vRTvAK5+AAAA//8DAFBLAQItABQABgAIAAAAIQDb4fbL7gAAAIUBAAATAAAA AAAAAAAAAAAAAAAAAABbQ29udGVudF9UeXBlc10ueG1sUEsBAi0AFAAGAAgAAAAhAFr0LFu/AAAA FQEAAAsAAAAAAAAAAAAAAAAAHwEAAF9yZWxzLy5yZWxzUEsBAi0AFAAGAAgAAAAhAH2XiqzKAAAA 4gAAAA8AAAAAAAAAAAAAAAAABwIAAGRycy9kb3ducmV2LnhtbFBLBQYAAAAAAwADALcAAAD+AgAA AAA= " fillcolor="#f4a11e" stroked="f">
                                 <v:textbox inset="2.53958mm,2.53958mm,2.53958mm,2.53958mm">
                                   <w:txbxContent>
                                     <w:p>
@@ -572,7 +572,7 @@
                                   </w:txbxContent>
                                 </v:textbox>
                               </v:oval>
-                              <v:oval id="Oval 1312159647" o:spid="_x0000_s1042" style="position:absolute;left:3300;top:30964;width:4227;height:4227;visibility:visible;mso-wrap-style:square;v-text-anchor:middle" o:gfxdata="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" fillcolor="#f4a11e" stroked="f">
+                              <v:oval id="Oval 1312159647" o:spid="_x0000_s1042" style="position:absolute;left:3300;top:30964;width:4227;height:4227;visibility:visible;mso-wrap-style:square;v-text-anchor:middle" o:gfxdata="UEsDBBQABgAIAAAAIQDb4fbL7gAAAIUBAAATAAAAW0NvbnRlbnRfVHlwZXNdLnhtbHyQz07DMAyH 70i8Q+QralM4IITa7kDhCAiNB7ASt43WOlEcyvb2pNu4IODoPz9/n1xv9vOkForiPDdwXVagiI23 jocG3rdPxR0oScgWJ8/UwIEENu3lRb09BBKV0ywNjCmFe63FjDSjlD4Q50nv44wpl3HQAc0OB9I3 VXWrjedEnIq03oC27qjHjympx31un0wiTQLq4bS4shrAECZnMGVTvbD9QSnOhDInjzsyuiBXWQP0 r4R18jfgnHvJr4nOknrFmJ5xzhraRtHWf3Kkpfz/yGo5S+H73hkquyhdjr3R8m2lj09svwAAAP// AwBQSwMEFAAGAAgAAAAhAFr0LFu/AAAAFQEAAAsAAABfcmVscy8ucmVsc2zPwWrDMAwG4Ptg72B0 X5TuUMaI01uh19I+gLGVxCy2jGSy9e1nemrHjpL4P0nD4SetZiPRyNnCruvBUPYcYp4tXC/Htw8w Wl0ObuVMFm6kcBhfX4Yzra62kC6xqGlKVgtLreUTUf1CyWnHhXKbTCzJ1VbKjMX5LzcTvvf9HuXR gPHJNKdgQU5hB+ZyK23zHztFL6w81c5zQp6m6P9TMfB3PtPWFCczVQtB9N4U2rp2HOA44NMz4y8A AAD//wMAUEsDBBQABgAIAAAAIQDjHf3SyAAAAOMAAAAPAAAAZHJzL2Rvd25yZXYueG1sRE/NSsNA EL4LvsMyghexk9Qaa+y2iBBQKqKxvQ/ZMQnNzsbsto1v7xYEj/P9z2I12k4dePCtEw3pJAHFUjnT Sq1h81lcz0H5QGKoc8IaftjDanl+tqDcuKN88KEMtYoh4nPS0ITQ54i+atiSn7ieJXJfbrAU4jnU aAY6xnDb4TRJMrTUSmxoqOenhqtdubca8OqF8b0vsfhe43afvW7faFdofXkxPj6ACjyGf/Gf+9nE +TfpNL29z2Z3cPopAoDLXwAAAP//AwBQSwECLQAUAAYACAAAACEA2+H2y+4AAACFAQAAEwAAAAAA AAAAAAAAAAAAAAAAW0NvbnRlbnRfVHlwZXNdLnhtbFBLAQItABQABgAIAAAAIQBa9CxbvwAAABUB AAALAAAAAAAAAAAAAAAAAB8BAABfcmVscy8ucmVsc1BLAQItABQABgAIAAAAIQDjHf3SyAAAAOMA AAAPAAAAAAAAAAAAAAAAAAcCAABkcnMvZG93bnJldi54bWxQSwUGAAAAAAMAAwC3AAAA/AIAAAAA " fillcolor="#f4a11e" stroked="f">
                                 <v:textbox inset="2.53958mm,2.53958mm,2.53958mm,2.53958mm">
                                   <w:txbxContent>
                                     <w:p>
@@ -584,7 +584,7 @@
                                   </w:txbxContent>
                                 </v:textbox>
                               </v:oval>
-                              <v:rect id="Rectangle 666030580" o:spid="_x0000_s1043" style="position:absolute;left:5402;top:30964;width:87450;height:4227;visibility:visible;mso-wrap-style:square;v-text-anchor:middle" o:gfxdata="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" fillcolor="#f4a11e" stroked="f">
+                              <v:rect id="Rectangle 666030580" o:spid="_x0000_s1043" style="position:absolute;left:5402;top:30964;width:87450;height:4227;visibility:visible;mso-wrap-style:square;v-text-anchor:middle" o:gfxdata="UEsDBBQABgAIAAAAIQDb4fbL7gAAAIUBAAATAAAAW0NvbnRlbnRfVHlwZXNdLnhtbHyQz07DMAyH 70i8Q+QralM4IITa7kDhCAiNB7ASt43WOlEcyvb2pNu4IODoPz9/n1xv9vOkForiPDdwXVagiI23 jocG3rdPxR0oScgWJ8/UwIEENu3lRb09BBKV0ywNjCmFe63FjDSjlD4Q50nv44wpl3HQAc0OB9I3 VXWrjedEnIq03oC27qjHjympx31un0wiTQLq4bS4shrAECZnMGVTvbD9QSnOhDInjzsyuiBXWQP0 r4R18jfgnHvJr4nOknrFmJ5xzhraRtHWf3Kkpfz/yGo5S+H73hkquyhdjr3R8m2lj09svwAAAP// AwBQSwMEFAAGAAgAAAAhAFr0LFu/AAAAFQEAAAsAAABfcmVscy8ucmVsc2zPwWrDMAwG4Ptg72B0 X5TuUMaI01uh19I+gLGVxCy2jGSy9e1nemrHjpL4P0nD4SetZiPRyNnCruvBUPYcYp4tXC/Htw8w Wl0ObuVMFm6kcBhfX4Yzra62kC6xqGlKVgtLreUTUf1CyWnHhXKbTCzJ1VbKjMX5LzcTvvf9HuXR gPHJNKdgQU5hB+ZyK23zHztFL6w81c5zQp6m6P9TMfB3PtPWFCczVQtB9N4U2rp2HOA44NMz4y8A AAD//wMAUEsDBBQABgAIAAAAIQBE846pygAAAOIAAAAPAAAAZHJzL2Rvd25yZXYueG1sRI+9TsMw FIX3SryDdZG6tTYpWCXUrRBSpQ4dSoCB7Sq+JIH4OsROmr49HioxHp0/fZvd5FoxUh8azwbulgoE celtw5WB97f9Yg0iRGSLrWcycKEAu+3NbIO59Wd+pbGIlUgjHHI0UMfY5VKGsiaHYek74uR9+d5h TLKvpO3xnMZdKzOltHTYcHqosaOXmsqfYnAGHscm+/xdtU5/TPfZd3Ec7OU0GDO/nZ6fQESa4n/4 2j5YA1prtVIP6wSRkBIOyO0fAAAA//8DAFBLAQItABQABgAIAAAAIQDb4fbL7gAAAIUBAAATAAAA AAAAAAAAAAAAAAAAAABbQ29udGVudF9UeXBlc10ueG1sUEsBAi0AFAAGAAgAAAAhAFr0LFu/AAAA FQEAAAsAAAAAAAAAAAAAAAAAHwEAAF9yZWxzLy5yZWxzUEsBAi0AFAAGAAgAAAAhAETzjqnKAAAA 4gAAAA8AAAAAAAAAAAAAAAAABwIAAGRycy9kb3ducmV2LnhtbFBLBQYAAAAAAwADALcAAAD+AgAA AAA= " fillcolor="#f4a11e" stroked="f">
                                 <v:textbox inset="2.53958mm,2.53958mm,2.53958mm,2.53958mm">
                                   <w:txbxContent>
                                     <w:p>
@@ -908,61 +908,7 @@
                 <w:sz w:val="20"/>
                 <w:szCs w:val="20"/>
               </w:rPr>
-              <w:t>HTQ Unit 55</w:t>
-            </w:r>
-            <w:r>
-              <w:rPr>
-                <w:b/>
-                <w:color w:val="000000"/>
-                <w:sz w:val="20"/>
-                <w:szCs w:val="20"/>
-              </w:rPr>
-              <w:t>3</w:t>
-            </w:r>
-            <w:r>
-              <w:rPr>
-                <w:b/>
-                <w:color w:val="000000"/>
-                <w:sz w:val="20"/>
-                <w:szCs w:val="20"/>
-              </w:rPr>
-              <w:t xml:space="preserve"> </w:t>
-            </w:r>
-            <w:r>
-              <w:rPr>
-                <w:b/>
-                <w:color w:val="000000"/>
-                <w:sz w:val="20"/>
-                <w:szCs w:val="20"/>
-              </w:rPr>
-              <w:t>–</w:t>
-            </w:r>
-            <w:r>
-              <w:rPr>
-                <w:b/>
-                <w:color w:val="000000"/>
-                <w:sz w:val="20"/>
-                <w:szCs w:val="20"/>
-              </w:rPr>
-              <w:t xml:space="preserve"> </w:t>
-            </w:r>
-            <w:r>
-              <w:rPr>
-                <w:b/>
-                <w:color w:val="000000"/>
-                <w:sz w:val="20"/>
-                <w:szCs w:val="20"/>
-              </w:rPr>
-              <w:t xml:space="preserve">Operational Planning </w:t>
-            </w:r>
-            <w:r>
-              <w:rPr>
-                <w:b/>
-                <w:color w:val="000000"/>
-                <w:sz w:val="20"/>
-                <w:szCs w:val="20"/>
-              </w:rPr>
-              <w:t xml:space="preserve"> </w:t>
+              <w:t xml:space="preserve">HTQ Unit 553 – Operational Planning  </w:t>
             </w:r>
           </w:p>
         </w:tc>
@@ -1228,7 +1174,15 @@
           <w:sz w:val="20"/>
           <w:szCs w:val="20"/>
         </w:rPr>
-        <w:t>I</w:t>
+        <w:t xml:space="preserve">I, </w:t>
+      </w:r>
+      <w:r>
+        <w:rPr>
+          <w:color w:val="000000"/>
+          <w:sz w:val="20"/>
+          <w:szCs w:val="20"/>
+        </w:rPr>
+        <w:t>Graeme Wright</w:t>
       </w:r>
       <w:r>
         <w:rPr>
@@ -1236,39 +1190,7 @@
           <w:sz w:val="20"/>
           <w:szCs w:val="20"/>
         </w:rPr>
-        <w:t>,</w:t>
-      </w:r>
-      <w:r>
-        <w:rPr>
-          <w:b/>
-          <w:sz w:val="20"/>
-          <w:szCs w:val="20"/>
-        </w:rPr>
-        <w:t xml:space="preserve"> </w:t>
-      </w:r>
-      <w:r>
-        <w:rPr>
-          <w:color w:val="000000"/>
-          <w:sz w:val="20"/>
-          <w:szCs w:val="20"/>
-        </w:rPr>
-        <w:t>Graeme Wright</w:t>
-      </w:r>
-      <w:r>
-        <w:rPr>
-          <w:b/>
-          <w:sz w:val="20"/>
-          <w:szCs w:val="20"/>
-        </w:rPr>
-        <w:t xml:space="preserve"> </w:t>
-      </w:r>
-      <w:r>
-        <w:rPr>
-          <w:b/>
-          <w:sz w:val="20"/>
-          <w:szCs w:val="20"/>
-        </w:rPr>
-        <w:t xml:space="preserve">confirm that the work submitted is my own and that I am the sole author of this completed assessment and Sections 1 &amp; 2 of this form have been checked and completed before submission. I have referenced/acknowledged any sources of information and Artificial Intelligence (AI) tools used in the submission; in line with the Qualification Handbook, </w:t>
+        <w:t xml:space="preserve"> confirm that the work submitted is my own and that I am the sole author of this completed assessment and Sections 1 &amp; 2 of this form have been checked and completed before submission. I have referenced/acknowledged any sources of information and Artificial Intelligence (AI) tools used in the submission; in line with the Qualification Handbook, </w:t>
       </w:r>
       <w:hyperlink r:id="rId10">
         <w:r>
@@ -1667,7 +1589,7 @@
                 <wp:inline distT="0" distB="0" distL="0" distR="0" wp14:anchorId="0B8D0C50" wp14:editId="3D1E1D79">
                   <wp:extent cx="666750" cy="304800"/>
                   <wp:effectExtent l="0" t="0" r="0" b="0"/>
-                  <wp:docPr id="1152279246" name="Picture 90" descr="A black background with a black square&#10;&#10;AI-generated content may be incorrect."/>
+                  <wp:docPr id="1152279246" name="Picture 90" descr="A black background with a black square  AI-generated content may be incorrect."/>
                   <wp:cNvGraphicFramePr>
                     <a:graphicFrameLocks xmlns:a="http://schemas.openxmlformats.org/drawingml/2006/main" noChangeAspect="1"/>
                   </wp:cNvGraphicFramePr>
@@ -1675,7 +1597,7 @@
                     <a:graphicData uri="http://schemas.openxmlformats.org/drawingml/2006/picture">
                       <pic:pic xmlns:pic="http://schemas.openxmlformats.org/drawingml/2006/picture">
                         <pic:nvPicPr>
-                          <pic:cNvPr id="0" name="Picture 3" descr="A black background with a black square&#10;&#10;AI-generated content may be incorrect."/>
+                          <pic:cNvPr id="0" name="Picture 3" descr="A black background with a black square  AI-generated content may be incorrect."/>
                           <pic:cNvPicPr>
                             <a:picLocks noChangeAspect="1" noChangeArrowheads="1"/>
                           </pic:cNvPicPr>
@@ -1762,7 +1684,7 @@
                 <wp:inline distT="0" distB="0" distL="0" distR="0" wp14:anchorId="1EFB5165" wp14:editId="2A6E5108">
                   <wp:extent cx="666750" cy="304800"/>
                   <wp:effectExtent l="0" t="0" r="0" b="0"/>
-                  <wp:docPr id="370156780" name="Picture 90" descr="A black background with a black square&#10;&#10;AI-generated content may be incorrect."/>
+                  <wp:docPr id="370156780" name="Picture 90" descr="A black background with a black square  AI-generated content may be incorrect."/>
                   <wp:cNvGraphicFramePr>
                     <a:graphicFrameLocks xmlns:a="http://schemas.openxmlformats.org/drawingml/2006/main" noChangeAspect="1"/>
                   </wp:cNvGraphicFramePr>
@@ -1770,7 +1692,7 @@
                     <a:graphicData uri="http://schemas.openxmlformats.org/drawingml/2006/picture">
                       <pic:pic xmlns:pic="http://schemas.openxmlformats.org/drawingml/2006/picture">
                         <pic:nvPicPr>
-                          <pic:cNvPr id="0" name="Picture 3" descr="A black background with a black square&#10;&#10;AI-generated content may be incorrect."/>
+                          <pic:cNvPr id="0" name="Picture 3" descr="A black background with a black square  AI-generated content may be incorrect."/>
                           <pic:cNvPicPr>
                             <a:picLocks noChangeAspect="1" noChangeArrowheads="1"/>
                           </pic:cNvPicPr>
@@ -1854,7 +1776,7 @@
                 <wp:inline distT="0" distB="0" distL="0" distR="0" wp14:anchorId="24850723" wp14:editId="1E6F95C5">
                   <wp:extent cx="666750" cy="304800"/>
                   <wp:effectExtent l="0" t="0" r="0" b="0"/>
-                  <wp:docPr id="1597187813" name="Picture 90" descr="A black background with a black square&#10;&#10;AI-generated content may be incorrect."/>
+                  <wp:docPr id="1597187813" name="Picture 90" descr="A black background with a black square  AI-generated content may be incorrect."/>
                   <wp:cNvGraphicFramePr>
                     <a:graphicFrameLocks xmlns:a="http://schemas.openxmlformats.org/drawingml/2006/main" noChangeAspect="1"/>
                   </wp:cNvGraphicFramePr>
@@ -1862,7 +1784,7 @@
                     <a:graphicData uri="http://schemas.openxmlformats.org/drawingml/2006/picture">
                       <pic:pic xmlns:pic="http://schemas.openxmlformats.org/drawingml/2006/picture">
                         <pic:nvPicPr>
-                          <pic:cNvPr id="0" name="Picture 3" descr="A black background with a black square&#10;&#10;AI-generated content may be incorrect."/>
+                          <pic:cNvPr id="0" name="Picture 3" descr="A black background with a black square  AI-generated content may be incorrect."/>
                           <pic:cNvPicPr>
                             <a:picLocks noChangeAspect="1" noChangeArrowheads="1"/>
                           </pic:cNvPicPr>
@@ -1949,7 +1871,7 @@
                 <wp:inline distT="0" distB="0" distL="0" distR="0" wp14:anchorId="5D5C8989" wp14:editId="421530F3">
                   <wp:extent cx="666750" cy="304800"/>
                   <wp:effectExtent l="0" t="0" r="0" b="0"/>
-                  <wp:docPr id="589946113" name="Picture 90" descr="A black background with a black square&#10;&#10;AI-generated content may be incorrect."/>
+                  <wp:docPr id="589946113" name="Picture 90" descr="A black background with a black square  AI-generated content may be incorrect."/>
                   <wp:cNvGraphicFramePr>
                     <a:graphicFrameLocks xmlns:a="http://schemas.openxmlformats.org/drawingml/2006/main" noChangeAspect="1"/>
                   </wp:cNvGraphicFramePr>
@@ -1957,7 +1879,7 @@
                     <a:graphicData uri="http://schemas.openxmlformats.org/drawingml/2006/picture">
                       <pic:pic xmlns:pic="http://schemas.openxmlformats.org/drawingml/2006/picture">
                         <pic:nvPicPr>
-                          <pic:cNvPr id="0" name="Picture 3" descr="A black background with a black square&#10;&#10;AI-generated content may be incorrect."/>
+                          <pic:cNvPr id="0" name="Picture 3" descr="A black background with a black square  AI-generated content may be incorrect."/>
                           <pic:cNvPicPr>
                             <a:picLocks noChangeAspect="1" noChangeArrowheads="1"/>
                           </pic:cNvPicPr>
@@ -2056,7 +1978,7 @@
                 <wp:inline distT="0" distB="0" distL="0" distR="0" wp14:anchorId="1DD57259" wp14:editId="20907FE0">
                   <wp:extent cx="666750" cy="304800"/>
                   <wp:effectExtent l="0" t="0" r="0" b="0"/>
-                  <wp:docPr id="817742056" name="Picture 90" descr="A black background with a black square&#10;&#10;AI-generated content may be incorrect."/>
+                  <wp:docPr id="817742056" name="Picture 90" descr="A black background with a black square  AI-generated content may be incorrect."/>
                   <wp:cNvGraphicFramePr>
                     <a:graphicFrameLocks xmlns:a="http://schemas.openxmlformats.org/drawingml/2006/main" noChangeAspect="1"/>
                   </wp:cNvGraphicFramePr>
@@ -2064,7 +1986,7 @@
                     <a:graphicData uri="http://schemas.openxmlformats.org/drawingml/2006/picture">
                       <pic:pic xmlns:pic="http://schemas.openxmlformats.org/drawingml/2006/picture">
                         <pic:nvPicPr>
-                          <pic:cNvPr id="0" name="Picture 3" descr="A black background with a black square&#10;&#10;AI-generated content may be incorrect."/>
+                          <pic:cNvPr id="0" name="Picture 3" descr="A black background with a black square  AI-generated content may be incorrect."/>
                           <pic:cNvPicPr>
                             <a:picLocks noChangeAspect="1" noChangeArrowheads="1"/>
                           </pic:cNvPicPr>
@@ -2151,7 +2073,7 @@
                 <wp:inline distT="0" distB="0" distL="0" distR="0" wp14:anchorId="52CA614A" wp14:editId="390341CE">
                   <wp:extent cx="666750" cy="304800"/>
                   <wp:effectExtent l="0" t="0" r="0" b="0"/>
-                  <wp:docPr id="940711415" name="Picture 90" descr="A black background with a black square&#10;&#10;AI-generated content may be incorrect."/>
+                  <wp:docPr id="940711415" name="Picture 90" descr="A black background with a black square  AI-generated content may be incorrect."/>
                   <wp:cNvGraphicFramePr>
                     <a:graphicFrameLocks xmlns:a="http://schemas.openxmlformats.org/drawingml/2006/main" noChangeAspect="1"/>
                   </wp:cNvGraphicFramePr>
@@ -2159,7 +2081,7 @@
                     <a:graphicData uri="http://schemas.openxmlformats.org/drawingml/2006/picture">
                       <pic:pic xmlns:pic="http://schemas.openxmlformats.org/drawingml/2006/picture">
                         <pic:nvPicPr>
-                          <pic:cNvPr id="0" name="Picture 3" descr="A black background with a black square&#10;&#10;AI-generated content may be incorrect."/>
+                          <pic:cNvPr id="0" name="Picture 3" descr="A black background with a black square  AI-generated content may be incorrect."/>
                           <pic:cNvPicPr>
                             <a:picLocks noChangeAspect="1" noChangeArrowheads="1"/>
                           </pic:cNvPicPr>
@@ -2247,7 +2169,7 @@
                 <wp:inline distT="0" distB="0" distL="0" distR="0" wp14:anchorId="649E8F6A" wp14:editId="31F0D45D">
                   <wp:extent cx="666750" cy="304800"/>
                   <wp:effectExtent l="0" t="0" r="0" b="0"/>
-                  <wp:docPr id="1309539622" name="Picture 90" descr="A black background with a black square&#10;&#10;AI-generated content may be incorrect."/>
+                  <wp:docPr id="1309539622" name="Picture 90" descr="A black background with a black square  AI-generated content may be incorrect."/>
                   <wp:cNvGraphicFramePr>
                     <a:graphicFrameLocks xmlns:a="http://schemas.openxmlformats.org/drawingml/2006/main" noChangeAspect="1"/>
                   </wp:cNvGraphicFramePr>
@@ -2255,7 +2177,7 @@
                     <a:graphicData uri="http://schemas.openxmlformats.org/drawingml/2006/picture">
                       <pic:pic xmlns:pic="http://schemas.openxmlformats.org/drawingml/2006/picture">
                         <pic:nvPicPr>
-                          <pic:cNvPr id="0" name="Picture 3" descr="A black background with a black square&#10;&#10;AI-generated content may be incorrect."/>
+                          <pic:cNvPr id="0" name="Picture 3" descr="A black background with a black square  AI-generated content may be incorrect."/>
                           <pic:cNvPicPr>
                             <a:picLocks noChangeAspect="1" noChangeArrowheads="1"/>
                           </pic:cNvPicPr>
@@ -2342,7 +2264,7 @@
                 <wp:inline distT="0" distB="0" distL="0" distR="0" wp14:anchorId="05D96E59" wp14:editId="016AF6AC">
                   <wp:extent cx="666750" cy="304800"/>
                   <wp:effectExtent l="0" t="0" r="0" b="0"/>
-                  <wp:docPr id="435829878" name="Picture 90" descr="A black background with a black square&#10;&#10;AI-generated content may be incorrect."/>
+                  <wp:docPr id="435829878" name="Picture 90" descr="A black background with a black square  AI-generated content may be incorrect."/>
                   <wp:cNvGraphicFramePr>
                     <a:graphicFrameLocks xmlns:a="http://schemas.openxmlformats.org/drawingml/2006/main" noChangeAspect="1"/>
                   </wp:cNvGraphicFramePr>
@@ -2350,7 +2272,7 @@
                     <a:graphicData uri="http://schemas.openxmlformats.org/drawingml/2006/picture">
                       <pic:pic xmlns:pic="http://schemas.openxmlformats.org/drawingml/2006/picture">
                         <pic:nvPicPr>
-                          <pic:cNvPr id="0" name="Picture 3" descr="A black background with a black square&#10;&#10;AI-generated content may be incorrect."/>
+                          <pic:cNvPr id="0" name="Picture 3" descr="A black background with a black square  AI-generated content may be incorrect."/>
                           <pic:cNvPicPr>
                             <a:picLocks noChangeAspect="1" noChangeArrowheads="1"/>
                           </pic:cNvPicPr>
@@ -2529,7 +2451,7 @@
                 <wp:inline distT="0" distB="0" distL="0" distR="0" wp14:anchorId="37CBA4A8" wp14:editId="1A788D89">
                   <wp:extent cx="666750" cy="304800"/>
                   <wp:effectExtent l="0" t="0" r="0" b="0"/>
-                  <wp:docPr id="653136043" name="Picture 90" descr="A black background with a black square&#10;&#10;AI-generated content may be incorrect."/>
+                  <wp:docPr id="653136043" name="Picture 90" descr="A black background with a black square  AI-generated content may be incorrect."/>
                   <wp:cNvGraphicFramePr>
                     <a:graphicFrameLocks xmlns:a="http://schemas.openxmlformats.org/drawingml/2006/main" noChangeAspect="1"/>
                   </wp:cNvGraphicFramePr>
@@ -2537,7 +2459,7 @@
                     <a:graphicData uri="http://schemas.openxmlformats.org/drawingml/2006/picture">
                       <pic:pic xmlns:pic="http://schemas.openxmlformats.org/drawingml/2006/picture">
                         <pic:nvPicPr>
-                          <pic:cNvPr id="0" name="Picture 3" descr="A black background with a black square&#10;&#10;AI-generated content may be incorrect."/>
+                          <pic:cNvPr id="0" name="Picture 3" descr="A black background with a black square  AI-generated content may be incorrect."/>
                           <pic:cNvPicPr>
                             <a:picLocks noChangeAspect="1" noChangeArrowheads="1"/>
                           </pic:cNvPicPr>
@@ -3342,9 +3264,9 @@
           </mc:Choice>
           <mc:Fallback>
             <w:pict>
-              <v:group w14:anchorId="215424E9" id="Group 1" o:spid="_x0000_s1044" style="width:537.1pt;height:28.45pt;mso-position-horizontal-relative:char;mso-position-vertical-relative:line" coordorigin="19352,35994" coordsize="68214,3610" o:gfxdata="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">
-                <v:group id="Group 1726226345" o:spid="_x0000_s1045" style="position:absolute;left:19352;top:35994;width:68215;height:3611" coordorigin="19352,36089" coordsize="68214,3420" o:gfxdata="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">
-                  <v:rect id="Rectangle 1871022509" o:spid="_x0000_s1046" style="position:absolute;left:19352;top:36089;width:68215;height:3421;visibility:visible;mso-wrap-style:square;v-text-anchor:middle" o:gfxdata="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" filled="f" stroked="f">
+              <v:group w14:anchorId="215424E9" id="Group 1" o:spid="_x0000_s1044" style="width:537.1pt;height:28.45pt;mso-position-horizontal-relative:char;mso-position-vertical-relative:line" coordorigin="19352,35994" coordsize="68214,3610" o:gfxdata="UEsDBBQABgAIAAAAIQC2gziS/gAAAOEBAAATAAAAW0NvbnRlbnRfVHlwZXNdLnhtbJSRQU7DMBBF 90jcwfIWJU67QAgl6YK0S0CoHGBkTxKLZGx5TGhvj5O2G0SRWNoz/78nu9wcxkFMGNg6quQqL6RA 0s5Y6ir5vt9lD1JwBDIwOMJKHpHlpr69KfdHjyxSmriSfYz+USnWPY7AufNIadK6MEJMx9ApD/oD OlTrorhX2lFEilmcO2RdNtjC5xDF9pCuTyYBB5bi6bQ4syoJ3g9WQ0ymaiLzg5KdCXlKLjvcW893 SUOqXwnz5DrgnHtJTxOsQfEKIT7DmDSUCaxw7Rqn8787ZsmRM9e2VmPeBN4uqYvTtW7jvijg9N/y JsXecLq0q+WD6m8AAAD//wMAUEsDBBQABgAIAAAAIQA4/SH/1gAAAJQBAAALAAAAX3JlbHMvLnJl bHOkkMFqwzAMhu+DvYPRfXGawxijTi+j0GvpHsDYimMaW0Yy2fr2M4PBMnrbUb/Q94l/f/hMi1qR JVI2sOt6UJgd+ZiDgffL8ekFlFSbvV0oo4EbChzGx4f9GRdb25HMsYhqlCwG5lrLq9biZkxWOiqY 22YiTra2kYMu1l1tQD30/bPm3wwYN0x18gb45AdQl1tp5j/sFB2T0FQ7R0nTNEV3j6o9feQzro1i OWA14Fm+Q8a1a8+Bvu/d/dMb2JY5uiPbhG/ktn4cqGU/er3pcvwCAAD//wMAUEsDBBQABgAIAAAA IQCxqSXofwQAAOEeAAAOAAAAZHJzL2Uyb0RvYy54bWzsWdtu2zgQfV9g/0HQ+8YiRYmiEKco2iRY oNgG7e4H0LJsC5BELanEzt/vkLpQ8gWJk9ZdB+mDKw4Vanh4zpAzvPywKXLnIZUqE+XURRee66Rl IuZZuZy6//x980fkOqrm5Zznokyn7mOq3A9Xv/92ua7iFIuVyOepdGCQUsXrauqu6rqKJxOVrNKC qwtRpSV0LoQseA1NuZzMJV/D6EU+wZ4XTtZCzispklQpsH5uOt0rM/5ikSb118VCpbWTT13wrTa/ 0vzO9O/k6pLHS8mrVZa0bvAXeFHwrISP9kN95jV37mW2M1SRJVIosagvElFMxGKRJamZA8wGeVuz uZXivjJzWcbrZdXDBNBu4fTiYZO/Hm5l9b26k4DEuloCFqal57JZyEL/D146GwPZYw9ZuqmdBIxh hBFBxHUS6PND5GHcYJqsAHj9Z4j5AaaB6+gXAsYIPBvUk9X1cJAAlqcbBJ7hlUnnwmTkWN9oHIYZ 3Eknm8OXKA4xDn0CHyt5AWwzADoDezvJI2Zt3Ge+dT9ijfsvRCD0IvYUAgR7TyAAYlGWD+p1fPi+ 4lVqaKbiAZoR1asZeKxD8xuoiZfLPHWQ7TOImr/rSaRiBXzaw6ARFYZAjLDsibALA48rqerbVBSO fpi6ElwyuuMPX1TdcKZ7RTtQipssz8HO47wcGYBc2gLU6tzVT/Vmtmm4ZBioTTMxfwSCqSq5yeCb X7iq77iEIIFcZw2BY+qqf++5TF0n/7OElWCIYCBgPWzIYWM2bPAyWQmIR0ktXadpfKpNfGq8/Xhf i0VmZmadad0GCgw0u60GBvDhMAxot3yNGKz5lVrQ68faADpavz4aaAdQp/V90WBIgUPRYJcE29Hg BFpgHoK44ns9llYKtuutKsEsoSXf+SkBwliEmQ9iGEthYH/Xwp7jx4F9wfcJiwKf7REDsn1vVQ3m eHPWasChF1CMIjhvjU5J1v6uhmerAQdw3iSEwWGgAdPuDLbrrWrB15v7OWsBRzQMQkJwt3rNGcma 35XwbCWEyIfcDoWQKm0rwXa9VSWQc1cCxSRClNk41ijBmv8HSkCUeG3CcShbwAEUhfRaHKwdnCBb wB5jIYlCnchuS2HQ93ItDIAYZV595rwLwwkzZ1PeOeddgUQ+oTQI+sJHowVrfq0WYP0QbRLj0fr1 mTMOECQr8Bke93U0SD/hX1OH8oBfUGRoX7huy2gMhRHx2zIawZj+einQ0PMo8ykUCLeVYLuOEcIh FDocDQa6/qJLiXswOKEOzAKehQ5OEBMpVGWhHOT1p4OvDzx3rPUYDjCPBlTzXFeUh1LoSNCu+7M5 kOZ5VildAuXxgUKiEnk217VE/Y6Sy9mnXDowhal7Qz4idN3uOaPXjqw4mojwzpe2lh+xMEIhIn2V wRAGWfMxjHkqapwnYSJNunfC9Jc/DEWRvn/a2WrgAqjrO4Y1AfEwBf4dCjMRJYHZkn/UXjOKHj8n yJjLqzPgjC3ym8uO9l7yBzzDParJDto7X31RO2ybL9ib6av/AAAA//8DAFBLAwQUAAYACAAAACEA J70MMt0AAAAFAQAADwAAAGRycy9kb3ducmV2LnhtbEyPQWvCQBCF74X+h2UK3uomttqaZiMiticR qoXibcyOSTA7G7JrEv99117ay8DjPd77Jl0MphYdta6yrCAeRyCIc6srLhR87d8fX0E4j6yxtkwK ruRgkd3fpZho2/MndTtfiFDCLkEFpfdNIqXLSzLoxrYhDt7JtgZ9kG0hdYt9KDe1nETRTBqsOCyU 2NCqpPy8uxgFHz32y6d43W3Op9X1sJ9uvzcxKTV6GJZvIDwN/i8MN/yADllgOtoLaydqBeER/3tv XvTyPAFxVDCdzUFmqfxPn/0AAAD//wMAUEsBAi0AFAAGAAgAAAAhALaDOJL+AAAA4QEAABMAAAAA AAAAAAAAAAAAAAAAAFtDb250ZW50X1R5cGVzXS54bWxQSwECLQAUAAYACAAAACEAOP0h/9YAAACU AQAACwAAAAAAAAAAAAAAAAAvAQAAX3JlbHMvLnJlbHNQSwECLQAUAAYACAAAACEAsakl6H8EAADh HgAADgAAAAAAAAAAAAAAAAAuAgAAZHJzL2Uyb0RvYy54bWxQSwECLQAUAAYACAAAACEAJ70MMt0A AAAFAQAADwAAAAAAAAAAAAAAAADZBgAAZHJzL2Rvd25yZXYueG1sUEsFBgAAAAAEAAQA8wAAAOMH AAAAAA== ">
+                <v:group id="Group 1726226345" o:spid="_x0000_s1045" style="position:absolute;left:19352;top:35994;width:68215;height:3611" coordorigin="19352,36089" coordsize="68214,3420" o:gfxdata="UEsDBBQABgAIAAAAIQDb4fbL7gAAAIUBAAATAAAAW0NvbnRlbnRfVHlwZXNdLnhtbHyQz07DMAyH 70i8Q+QralM4IITa7kDhCAiNB7ASt43WOlEcyvb2pNu4IODoPz9/n1xv9vOkForiPDdwXVagiI23 jocG3rdPxR0oScgWJ8/UwIEENu3lRb09BBKV0ywNjCmFe63FjDSjlD4Q50nv44wpl3HQAc0OB9I3 VXWrjedEnIq03oC27qjHjympx31un0wiTQLq4bS4shrAECZnMGVTvbD9QSnOhDInjzsyuiBXWQP0 r4R18jfgnHvJr4nOknrFmJ5xzhraRtHWf3Kkpfz/yGo5S+H73hkquyhdjr3R8m2lj09svwAAAP// AwBQSwMEFAAGAAgAAAAhAFr0LFu/AAAAFQEAAAsAAABfcmVscy8ucmVsc2zPwWrDMAwG4Ptg72B0 X5TuUMaI01uh19I+gLGVxCy2jGSy9e1nemrHjpL4P0nD4SetZiPRyNnCruvBUPYcYp4tXC/Htw8w Wl0ObuVMFm6kcBhfX4Yzra62kC6xqGlKVgtLreUTUf1CyWnHhXKbTCzJ1VbKjMX5LzcTvvf9HuXR gPHJNKdgQU5hB+ZyK23zHztFL6w81c5zQp6m6P9TMfB3PtPWFCczVQtB9N4U2rp2HOA44NMz4y8A AAD//wMAUEsDBBQABgAIAAAAIQDLyIdDyQAAAOMAAAAPAAAAZHJzL2Rvd25yZXYueG1sRE/NasJA EL4X+g7LFHqrm8SaSuoqIlU8iFAVxNuQHZNgdjZkt0l8+65Q6HG+/5ktBlOLjlpXWVYQjyIQxLnV FRcKTsf12xSE88gaa8uk4E4OFvPnpxlm2vb8Td3BFyKEsMtQQel9k0np8pIMupFtiAN3ta1BH862 kLrFPoSbWiZRlEqDFYeGEhtalZTfDj9GwabHfjmOv7rd7bq6X46T/XkXk1KvL8PyE4Snwf+L/9xb HeZ/JGmSpOP3CTx+CgDI+S8AAAD//wMAUEsBAi0AFAAGAAgAAAAhANvh9svuAAAAhQEAABMAAAAA AAAAAAAAAAAAAAAAAFtDb250ZW50X1R5cGVzXS54bWxQSwECLQAUAAYACAAAACEAWvQsW78AAAAV AQAACwAAAAAAAAAAAAAAAAAfAQAAX3JlbHMvLnJlbHNQSwECLQAUAAYACAAAACEAy8iHQ8kAAADj AAAADwAAAAAAAAAAAAAAAAAHAgAAZHJzL2Rvd25yZXYueG1sUEsFBgAAAAADAAMAtwAAAP0CAAAA AA== ">
+                  <v:rect id="Rectangle 1871022509" o:spid="_x0000_s1046" style="position:absolute;left:19352;top:36089;width:68215;height:3421;visibility:visible;mso-wrap-style:square;v-text-anchor:middle" o:gfxdata="UEsDBBQABgAIAAAAIQDb4fbL7gAAAIUBAAATAAAAW0NvbnRlbnRfVHlwZXNdLnhtbHyQz07DMAyH 70i8Q+QralM4IITa7kDhCAiNB7ASt43WOlEcyvb2pNu4IODoPz9/n1xv9vOkForiPDdwXVagiI23 jocG3rdPxR0oScgWJ8/UwIEENu3lRb09BBKV0ywNjCmFe63FjDSjlD4Q50nv44wpl3HQAc0OB9I3 VXWrjedEnIq03oC27qjHjympx31un0wiTQLq4bS4shrAECZnMGVTvbD9QSnOhDInjzsyuiBXWQP0 r4R18jfgnHvJr4nOknrFmJ5xzhraRtHWf3Kkpfz/yGo5S+H73hkquyhdjr3R8m2lj09svwAAAP// AwBQSwMEFAAGAAgAAAAhAFr0LFu/AAAAFQEAAAsAAABfcmVscy8ucmVsc2zPwWrDMAwG4Ptg72B0 X5TuUMaI01uh19I+gLGVxCy2jGSy9e1nemrHjpL4P0nD4SetZiPRyNnCruvBUPYcYp4tXC/Htw8w Wl0ObuVMFm6kcBhfX4Yzra62kC6xqGlKVgtLreUTUf1CyWnHhXKbTCzJ1VbKjMX5LzcTvvf9HuXR gPHJNKdgQU5hB+ZyK23zHztFL6w81c5zQp6m6P9TMfB3PtPWFCczVQtB9N4U2rp2HOA44NMz4y8A AAD//wMAUEsDBBQABgAIAAAAIQDPA7AGxgAAAOMAAAAPAAAAZHJzL2Rvd25yZXYueG1sRE/NTgIx EL6b+A7NmHCTlkYQVgoRo4lywsUHGLfjduN2umwLLG9vTUw8zvc/y/XgW3GiPjaBDUzGCgRxFWzD tYGP/cvtHERMyBbbwGTgQhHWq+urJRY2nPmdTmWqRQ7hWKABl1JXSBkrRx7jOHTEmfsKvceUz76W tsdzDvet1ErNpMeGc4PDjp4cVd/l0RvY3QXSzzpuytov3PC5374dcGbM6GZ4fACRaEj/4j/3q83z 5/cTpfVULeD3pwyAXP0AAAD//wMAUEsBAi0AFAAGAAgAAAAhANvh9svuAAAAhQEAABMAAAAAAAAA AAAAAAAAAAAAAFtDb250ZW50X1R5cGVzXS54bWxQSwECLQAUAAYACAAAACEAWvQsW78AAAAVAQAA CwAAAAAAAAAAAAAAAAAfAQAAX3JlbHMvLnJlbHNQSwECLQAUAAYACAAAACEAzwOwBsYAAADjAAAA DwAAAAAAAAAAAAAAAAAHAgAAZHJzL2Rvd25yZXYueG1sUEsFBgAAAAADAAMAtwAAAPoCAAAAAA== " filled="f" stroked="f">
                     <v:textbox inset="2.53958mm,2.53958mm,2.53958mm,2.53958mm">
                       <w:txbxContent>
                         <w:p>
@@ -3356,8 +3278,8 @@
                       </w:txbxContent>
                     </v:textbox>
                   </v:rect>
-                  <v:group id="Group 942026657" o:spid="_x0000_s1047" style="position:absolute;left:19352;top:36089;width:68215;height:3421" coordorigin="19352,36089" coordsize="68214,3420" o:gfxdata="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">
-                    <v:rect id="Rectangle 901263307" o:spid="_x0000_s1048" style="position:absolute;left:19352;top:36089;width:68215;height:3421;visibility:visible;mso-wrap-style:square;v-text-anchor:middle" o:gfxdata="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" filled="f" stroked="f">
+                  <v:group id="Group 942026657" o:spid="_x0000_s1047" style="position:absolute;left:19352;top:36089;width:68215;height:3421" coordorigin="19352,36089" coordsize="68214,3420" o:gfxdata="UEsDBBQABgAIAAAAIQDb4fbL7gAAAIUBAAATAAAAW0NvbnRlbnRfVHlwZXNdLnhtbHyQz07DMAyH 70i8Q+QralM4IITa7kDhCAiNB7ASt43WOlEcyvb2pNu4IODoPz9/n1xv9vOkForiPDdwXVagiI23 jocG3rdPxR0oScgWJ8/UwIEENu3lRb09BBKV0ywNjCmFe63FjDSjlD4Q50nv44wpl3HQAc0OB9I3 VXWrjedEnIq03oC27qjHjympx31un0wiTQLq4bS4shrAECZnMGVTvbD9QSnOhDInjzsyuiBXWQP0 r4R18jfgnHvJr4nOknrFmJ5xzhraRtHWf3Kkpfz/yGo5S+H73hkquyhdjr3R8m2lj09svwAAAP// AwBQSwMEFAAGAAgAAAAhAFr0LFu/AAAAFQEAAAsAAABfcmVscy8ucmVsc2zPwWrDMAwG4Ptg72B0 X5TuUMaI01uh19I+gLGVxCy2jGSy9e1nemrHjpL4P0nD4SetZiPRyNnCruvBUPYcYp4tXC/Htw8w Wl0ObuVMFm6kcBhfX4Yzra62kC6xqGlKVgtLreUTUf1CyWnHhXKbTCzJ1VbKjMX5LzcTvvf9HuXR gPHJNKdgQU5hB+ZyK23zHztFL6w81c5zQp6m6P9TMfB3PtPWFCczVQtB9N4U2rp2HOA44NMz4y8A AAD//wMAUEsDBBQABgAIAAAAIQAh8KRoywAAAOIAAAAPAAAAZHJzL2Rvd25yZXYueG1sRI9Ba8JA FITvQv/D8gq96SappjZ1FZFaPEihKpTeHtlnEsy+DdltEv+9WxB6HGbmG2axGkwtOmpdZVlBPIlA EOdWV1woOB234zkI55E11pZJwZUcrJYPowVm2vb8Rd3BFyJA2GWooPS+yaR0eUkG3cQ2xME729ag D7ItpG6xD3BTyySKUmmw4rBQYkObkvLL4dco+OixXz/H793+ct5cf46zz+99TEo9PQ7rNxCeBv8f vrd3WsHrNImSNJ29wN+lcAfk8gYAAP//AwBQSwECLQAUAAYACAAAACEA2+H2y+4AAACFAQAAEwAA AAAAAAAAAAAAAAAAAAAAW0NvbnRlbnRfVHlwZXNdLnhtbFBLAQItABQABgAIAAAAIQBa9CxbvwAA ABUBAAALAAAAAAAAAAAAAAAAAB8BAABfcmVscy8ucmVsc1BLAQItABQABgAIAAAAIQAh8KRoywAA AOIAAAAPAAAAAAAAAAAAAAAAAAcCAABkcnMvZG93bnJldi54bWxQSwUGAAAAAAMAAwC3AAAA/wIA AAAA ">
+                    <v:rect id="Rectangle 901263307" o:spid="_x0000_s1048" style="position:absolute;left:19352;top:36089;width:68215;height:3421;visibility:visible;mso-wrap-style:square;v-text-anchor:middle" o:gfxdata="UEsDBBQABgAIAAAAIQDb4fbL7gAAAIUBAAATAAAAW0NvbnRlbnRfVHlwZXNdLnhtbHyQz07DMAyH 70i8Q+QralM4IITa7kDhCAiNB7ASt43WOlEcyvb2pNu4IODoPz9/n1xv9vOkForiPDdwXVagiI23 jocG3rdPxR0oScgWJ8/UwIEENu3lRb09BBKV0ywNjCmFe63FjDSjlD4Q50nv44wpl3HQAc0OB9I3 VXWrjedEnIq03oC27qjHjympx31un0wiTQLq4bS4shrAECZnMGVTvbD9QSnOhDInjzsyuiBXWQP0 r4R18jfgnHvJr4nOknrFmJ5xzhraRtHWf3Kkpfz/yGo5S+H73hkquyhdjr3R8m2lj09svwAAAP// AwBQSwMEFAAGAAgAAAAhAFr0LFu/AAAAFQEAAAsAAABfcmVscy8ucmVsc2zPwWrDMAwG4Ptg72B0 X5TuUMaI01uh19I+gLGVxCy2jGSy9e1nemrHjpL4P0nD4SetZiPRyNnCruvBUPYcYp4tXC/Htw8w Wl0ObuVMFm6kcBhfX4Yzra62kC6xqGlKVgtLreUTUf1CyWnHhXKbTCzJ1VbKjMX5LzcTvvf9HuXR gPHJNKdgQU5hB+ZyK23zHztFL6w81c5zQp6m6P9TMfB3PtPWFCczVQtB9N4U2rp2HOA44NMz4y8A AAD//wMAUEsDBBQABgAIAAAAIQBGudmZyQAAAOIAAAAPAAAAZHJzL2Rvd25yZXYueG1sRI/BTsMw EETvSPyDtUi9UTspCjStU9EKJOAEKR+wjZc4Il6H2G3D32MkJI6jmXmjWW8m14sTjaHzrCGbKxDE jTcdtxre94/XdyBCRDbYeyYN3xRgU11erLE0/sxvdKpjKxKEQ4kabIxDKWVoLDkMcz8QJ+/Djw5j kmMrzYjnBHe9zJUqpMOO04LFgXaWms/66DS83njKH/KwrVu3tNNh//L8hYXWs6vpfgUi0hT/w3/t J6NhqbK8WCzULfxeSndAVj8AAAD//wMAUEsBAi0AFAAGAAgAAAAhANvh9svuAAAAhQEAABMAAAAA AAAAAAAAAAAAAAAAAFtDb250ZW50X1R5cGVzXS54bWxQSwECLQAUAAYACAAAACEAWvQsW78AAAAV AQAACwAAAAAAAAAAAAAAAAAfAQAAX3JlbHMvLnJlbHNQSwECLQAUAAYACAAAACEARrnZmckAAADi AAAADwAAAAAAAAAAAAAAAAAHAgAAZHJzL2Rvd25yZXYueG1sUEsFBgAAAAADAAMAtwAAAP0CAAAA AA== " filled="f" stroked="f">
                       <v:textbox inset="2.53958mm,2.53958mm,2.53958mm,2.53958mm">
                         <w:txbxContent>
                           <w:p>
@@ -3369,8 +3291,8 @@
                         </w:txbxContent>
                       </v:textbox>
                     </v:rect>
-                    <v:group id="Group 1028293266" o:spid="_x0000_s1049" style="position:absolute;left:19352;top:36089;width:68215;height:3421" coordorigin="19352,36089" coordsize="68214,3420" o:gfxdata="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">
-                      <v:rect id="Rectangle 1334985397" o:spid="_x0000_s1050" style="position:absolute;left:19352;top:36089;width:68215;height:3421;visibility:visible;mso-wrap-style:square;v-text-anchor:middle" o:gfxdata="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" filled="f" stroked="f">
+                    <v:group id="Group 1028293266" o:spid="_x0000_s1049" style="position:absolute;left:19352;top:36089;width:68215;height:3421" coordorigin="19352,36089" coordsize="68214,3420" o:gfxdata="UEsDBBQABgAIAAAAIQDb4fbL7gAAAIUBAAATAAAAW0NvbnRlbnRfVHlwZXNdLnhtbHyQz07DMAyH 70i8Q+QralM4IITa7kDhCAiNB7ASt43WOlEcyvb2pNu4IODoPz9/n1xv9vOkForiPDdwXVagiI23 jocG3rdPxR0oScgWJ8/UwIEENu3lRb09BBKV0ywNjCmFe63FjDSjlD4Q50nv44wpl3HQAc0OB9I3 VXWrjedEnIq03oC27qjHjympx31un0wiTQLq4bS4shrAECZnMGVTvbD9QSnOhDInjzsyuiBXWQP0 r4R18jfgnHvJr4nOknrFmJ5xzhraRtHWf3Kkpfz/yGo5S+H73hkquyhdjr3R8m2lj09svwAAAP// AwBQSwMEFAAGAAgAAAAhAFr0LFu/AAAAFQEAAAsAAABfcmVscy8ucmVsc2zPwWrDMAwG4Ptg72B0 X5TuUMaI01uh19I+gLGVxCy2jGSy9e1nemrHjpL4P0nD4SetZiPRyNnCruvBUPYcYp4tXC/Htw8w Wl0ObuVMFm6kcBhfX4Yzra62kC6xqGlKVgtLreUTUf1CyWnHhXKbTCzJ1VbKjMX5LzcTvvf9HuXR gPHJNKdgQU5hB+ZyK23zHztFL6w81c5zQp6m6P9TMfB3PtPWFCczVQtB9N4U2rp2HOA44NMz4y8A AAD//wMAUEsDBBQABgAIAAAAIQAqb39YyAAAAOMAAAAPAAAAZHJzL2Rvd25yZXYueG1sRE/NasJA EL4X+g7LFLzVTSINNnUVkVZ6EEEtiLchOybB7GzIbpP49q4geJzvf2aLwdSio9ZVlhXE4wgEcW51 xYWCv8PP+xSE88gaa8uk4EoOFvPXlxlm2va8o27vCxFC2GWooPS+yaR0eUkG3dg2xIE729agD2db SN1iH8JNLZMoSqXBikNDiQ2tSsov+3+jYN1jv5zE393mcl5dT4eP7XETk1Kjt2H5BcLT4J/ih/tX h/lRMk0+J0mawv2nAICc3wAAAP//AwBQSwECLQAUAAYACAAAACEA2+H2y+4AAACFAQAAEwAAAAAA AAAAAAAAAAAAAAAAW0NvbnRlbnRfVHlwZXNdLnhtbFBLAQItABQABgAIAAAAIQBa9CxbvwAAABUB AAALAAAAAAAAAAAAAAAAAB8BAABfcmVscy8ucmVsc1BLAQItABQABgAIAAAAIQAqb39YyAAAAOMA AAAPAAAAAAAAAAAAAAAAAAcCAABkcnMvZG93bnJldi54bWxQSwUGAAAAAAMAAwC3AAAA/AIAAAAA ">
+                      <v:rect id="Rectangle 1334985397" o:spid="_x0000_s1050" style="position:absolute;left:19352;top:36089;width:68215;height:3421;visibility:visible;mso-wrap-style:square;v-text-anchor:middle" o:gfxdata="UEsDBBQABgAIAAAAIQDb4fbL7gAAAIUBAAATAAAAW0NvbnRlbnRfVHlwZXNdLnhtbHyQz07DMAyH 70i8Q+QralM4IITa7kDhCAiNB7ASt43WOlEcyvb2pNu4IODoPz9/n1xv9vOkForiPDdwXVagiI23 jocG3rdPxR0oScgWJ8/UwIEENu3lRb09BBKV0ywNjCmFe63FjDSjlD4Q50nv44wpl3HQAc0OB9I3 VXWrjedEnIq03oC27qjHjympx31un0wiTQLq4bS4shrAECZnMGVTvbD9QSnOhDInjzsyuiBXWQP0 r4R18jfgnHvJr4nOknrFmJ5xzhraRtHWf3Kkpfz/yGo5S+H73hkquyhdjr3R8m2lj09svwAAAP// AwBQSwMEFAAGAAgAAAAhAFr0LFu/AAAAFQEAAAsAAABfcmVscy8ucmVsc2zPwWrDMAwG4Ptg72B0 X5TuUMaI01uh19I+gLGVxCy2jGSy9e1nemrHjpL4P0nD4SetZiPRyNnCruvBUPYcYp4tXC/Htw8w Wl0ObuVMFm6kcBhfX4Yzra62kC6xqGlKVgtLreUTUf1CyWnHhXKbTCzJ1VbKjMX5LzcTvvf9HuXR gPHJNKdgQU5hB+ZyK23zHztFL6w81c5zQp6m6P9TMfB3PtPWFCczVQtB9N4U2rp2HOA44NMz4y8A AAD//wMAUEsDBBQABgAIAAAAIQAZVzKhxwAAAOMAAAAPAAAAZHJzL2Rvd25yZXYueG1sRE9fT8Iw EH8n8Ts0Z+IbdG4IbFCIGk3UJxl8gGM91sX1OtcK49tTExMf7/f/VpvBtuJEvW8cK7ifJCCIK6cb rhXsd6/jBQgfkDW2jknBhTxs1jejFRbanXlLpzLUIoawL1CBCaErpPSVIYt+4jriyB1dbzHEs6+l 7vEcw20r0ySZSYsNxwaDHT0bqr7KH6vgc+oofUn9U1nb3AyH3cf7N86UursdHpcgAg3hX/znftNx fpZN88VDls/h96cIgFxfAQAA//8DAFBLAQItABQABgAIAAAAIQDb4fbL7gAAAIUBAAATAAAAAAAA AAAAAAAAAAAAAABbQ29udGVudF9UeXBlc10ueG1sUEsBAi0AFAAGAAgAAAAhAFr0LFu/AAAAFQEA AAsAAAAAAAAAAAAAAAAAHwEAAF9yZWxzLy5yZWxzUEsBAi0AFAAGAAgAAAAhABlXMqHHAAAA4wAA AA8AAAAAAAAAAAAAAAAABwIAAGRycy9kb3ducmV2LnhtbFBLBQYAAAAAAwADALcAAAD7AgAAAAA= " filled="f" stroked="f">
                         <v:textbox inset="2.53958mm,2.53958mm,2.53958mm,2.53958mm">
                           <w:txbxContent>
                             <w:p>
@@ -3382,8 +3304,8 @@
                           </w:txbxContent>
                         </v:textbox>
                       </v:rect>
-                      <v:group id="Group 1260572180" o:spid="_x0000_s1051" style="position:absolute;left:19352;top:36089;width:68215;height:3421" coordorigin="19352,36089" coordsize="68214,3420" o:gfxdata="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">
-                        <v:rect id="Rectangle 256344491" o:spid="_x0000_s1052" style="position:absolute;left:19352;top:36089;width:68215;height:3421;visibility:visible;mso-wrap-style:square;v-text-anchor:middle" o:gfxdata="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" filled="f" stroked="f">
+                      <v:group id="Group 1260572180" o:spid="_x0000_s1051" style="position:absolute;left:19352;top:36089;width:68215;height:3421" coordorigin="19352,36089" coordsize="68214,3420" o:gfxdata="UEsDBBQABgAIAAAAIQDb4fbL7gAAAIUBAAATAAAAW0NvbnRlbnRfVHlwZXNdLnhtbHyQz07DMAyH 70i8Q+QralM4IITa7kDhCAiNB7ASt43WOlEcyvb2pNu4IODoPz9/n1xv9vOkForiPDdwXVagiI23 jocG3rdPxR0oScgWJ8/UwIEENu3lRb09BBKV0ywNjCmFe63FjDSjlD4Q50nv44wpl3HQAc0OB9I3 VXWrjedEnIq03oC27qjHjympx31un0wiTQLq4bS4shrAECZnMGVTvbD9QSnOhDInjzsyuiBXWQP0 r4R18jfgnHvJr4nOknrFmJ5xzhraRtHWf3Kkpfz/yGo5S+H73hkquyhdjr3R8m2lj09svwAAAP// AwBQSwMEFAAGAAgAAAAhAFr0LFu/AAAAFQEAAAsAAABfcmVscy8ucmVsc2zPwWrDMAwG4Ptg72B0 X5TuUMaI01uh19I+gLGVxCy2jGSy9e1nemrHjpL4P0nD4SetZiPRyNnCruvBUPYcYp4tXC/Htw8w Wl0ObuVMFm6kcBhfX4Yzra62kC6xqGlKVgtLreUTUf1CyWnHhXKbTCzJ1VbKjMX5LzcTvvf9HuXR gPHJNKdgQU5hB+ZyK23zHztFL6w81c5zQp6m6P9TMfB3PtPWFCczVQtB9N4U2rp2HOA44NMz4y8A AAD//wMAUEsDBBQABgAIAAAAIQDLZ9m8zAAAAOMAAAAPAAAAZHJzL2Rvd25yZXYueG1sRI9Ba8JA EIXvBf/DMoXe6iYpWkldRcSWHqSgFsTbkB2TYHY2ZLdJ/PedQ6HHmXnz3vuW69E1qqcu1J4NpNME FHHhbc2lge/T+/MCVIjIFhvPZOBOAdarycMSc+sHPlB/jKUSEw45GqhibHOtQ1GRwzD1LbHcrr5z GGXsSm07HMTcNTpLkrl2WLMkVNjStqLidvxxBj4GHDYv6a7f367b++U0+zrvUzLm6XHcvIGKNMZ/ 8d/3p5X62TyZvWbpQiiESRagV78AAAD//wMAUEsBAi0AFAAGAAgAAAAhANvh9svuAAAAhQEAABMA AAAAAAAAAAAAAAAAAAAAAFtDb250ZW50X1R5cGVzXS54bWxQSwECLQAUAAYACAAAACEAWvQsW78A AAAVAQAACwAAAAAAAAAAAAAAAAAfAQAAX3JlbHMvLnJlbHNQSwECLQAUAAYACAAAACEAy2fZvMwA AADjAAAADwAAAAAAAAAAAAAAAAAHAgAAZHJzL2Rvd25yZXYueG1sUEsFBgAAAAADAAMAtwAAAAAD AAAAAA== ">
+                        <v:rect id="Rectangle 256344491" o:spid="_x0000_s1052" style="position:absolute;left:19352;top:36089;width:68215;height:3421;visibility:visible;mso-wrap-style:square;v-text-anchor:middle" o:gfxdata="UEsDBBQABgAIAAAAIQDb4fbL7gAAAIUBAAATAAAAW0NvbnRlbnRfVHlwZXNdLnhtbHyQz07DMAyH 70i8Q+QralM4IITa7kDhCAiNB7ASt43WOlEcyvb2pNu4IODoPz9/n1xv9vOkForiPDdwXVagiI23 jocG3rdPxR0oScgWJ8/UwIEENu3lRb09BBKV0ywNjCmFe63FjDSjlD4Q50nv44wpl3HQAc0OB9I3 VXWrjedEnIq03oC27qjHjympx31un0wiTQLq4bS4shrAECZnMGVTvbD9QSnOhDInjzsyuiBXWQP0 r4R18jfgnHvJr4nOknrFmJ5xzhraRtHWf3Kkpfz/yGo5S+H73hkquyhdjr3R8m2lj09svwAAAP// AwBQSwMEFAAGAAgAAAAhAFr0LFu/AAAAFQEAAAsAAABfcmVscy8ucmVsc2zPwWrDMAwG4Ptg72B0 X5TuUMaI01uh19I+gLGVxCy2jGSy9e1nemrHjpL4P0nD4SetZiPRyNnCruvBUPYcYp4tXC/Htw8w Wl0ObuVMFm6kcBhfX4Yzra62kC6xqGlKVgtLreUTUf1CyWnHhXKbTCzJ1VbKjMX5LzcTvvf9HuXR gPHJNKdgQU5hB+ZyK23zHztFL6w81c5zQp6m6P9TMfB3PtPWFCczVQtB9N4U2rp2HOA44NMz4y8A AAD//wMAUEsDBBQABgAIAAAAIQASQW3iyQAAAOIAAAAPAAAAZHJzL2Rvd25yZXYueG1sRI/BbsIw EETvSPyDtUjcwCGkEQQMolUrtT21gQ9Y4m0cNV6H2IX07+tKlXoczcwbzXY/2FZcqfeNYwWLeQKC uHK64VrB6fg0W4HwAVlj65gUfJOH/W482mKh3Y3f6VqGWkQI+wIVmBC6QkpfGbLo564jjt6H6y2G KPta6h5vEW5bmSZJLi02HBcMdvRgqPosv6yCt8xR+pj6+7K2azOcj68vF8yVmk6GwwZEoCH8h//a z1pBepcvsyxbL+D3UrwDcvcDAAD//wMAUEsBAi0AFAAGAAgAAAAhANvh9svuAAAAhQEAABMAAAAA AAAAAAAAAAAAAAAAAFtDb250ZW50X1R5cGVzXS54bWxQSwECLQAUAAYACAAAACEAWvQsW78AAAAV AQAACwAAAAAAAAAAAAAAAAAfAQAAX3JlbHMvLnJlbHNQSwECLQAUAAYACAAAACEAEkFt4skAAADi AAAADwAAAAAAAAAAAAAAAAAHAgAAZHJzL2Rvd25yZXYueG1sUEsFBgAAAAADAAMAtwAAAP0CAAAA AA== " filled="f" stroked="f">
                           <v:textbox inset="2.53958mm,2.53958mm,2.53958mm,2.53958mm">
                             <w:txbxContent>
                               <w:p>
@@ -3395,8 +3317,8 @@
                             </w:txbxContent>
                           </v:textbox>
                         </v:rect>
-                        <v:group id="Group 287656442" o:spid="_x0000_s1053" style="position:absolute;left:19352;top:36089;width:68215;height:3421" coordorigin="19352,36089" coordsize="68214,3420" o:gfxdata="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">
-                          <v:rect id="Rectangle 613947163" o:spid="_x0000_s1054" style="position:absolute;left:19352;top:36089;width:68215;height:3421;visibility:visible;mso-wrap-style:square;v-text-anchor:middle" o:gfxdata="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" filled="f" stroked="f">
+                        <v:group id="Group 287656442" o:spid="_x0000_s1053" style="position:absolute;left:19352;top:36089;width:68215;height:3421" coordorigin="19352,36089" coordsize="68214,3420" o:gfxdata="UEsDBBQABgAIAAAAIQDb4fbL7gAAAIUBAAATAAAAW0NvbnRlbnRfVHlwZXNdLnhtbHyQz07DMAyH 70i8Q+QralM4IITa7kDhCAiNB7ASt43WOlEcyvb2pNu4IODoPz9/n1xv9vOkForiPDdwXVagiI23 jocG3rdPxR0oScgWJ8/UwIEENu3lRb09BBKV0ywNjCmFe63FjDSjlD4Q50nv44wpl3HQAc0OB9I3 VXWrjedEnIq03oC27qjHjympx31un0wiTQLq4bS4shrAECZnMGVTvbD9QSnOhDInjzsyuiBXWQP0 r4R18jfgnHvJr4nOknrFmJ5xzhraRtHWf3Kkpfz/yGo5S+H73hkquyhdjr3R8m2lj09svwAAAP// AwBQSwMEFAAGAAgAAAAhAFr0LFu/AAAAFQEAAAsAAABfcmVscy8ucmVsc2zPwWrDMAwG4Ptg72B0 X5TuUMaI01uh19I+gLGVxCy2jGSy9e1nemrHjpL4P0nD4SetZiPRyNnCruvBUPYcYp4tXC/Htw8w Wl0ObuVMFm6kcBhfX4Yzra62kC6xqGlKVgtLreUTUf1CyWnHhXKbTCzJ1VbKjMX5LzcTvvf9HuXR gPHJNKdgQU5hB+ZyK23zHztFL6w81c5zQp6m6P9TMfB3PtPWFCczVQtB9N4U2rp2HOA44NMz4y8A AAD//wMAUEsDBBQABgAIAAAAIQCcP3OgywAAAOIAAAAPAAAAZHJzL2Rvd25yZXYueG1sRI9Ba8JA FITvhf6H5RW86SZRU0ldRaSVHqRQLYi3R/aZBLNvQ3abxH/vFoQeh5n5hlmuB1OLjlpXWVYQTyIQ xLnVFRcKfo4f4wUI55E11pZJwY0crFfPT0vMtO35m7qDL0SAsMtQQel9k0np8pIMuoltiIN3sa1B H2RbSN1iH+CmlkkUpdJgxWGhxIa2JeXXw69RsOux30zj925/vWxv5+P867SPSanRy7B5A+Fp8P/h R/tTK0gWr+k8nc0S+LsU7oBc3QEAAP//AwBQSwECLQAUAAYACAAAACEA2+H2y+4AAACFAQAAEwAA AAAAAAAAAAAAAAAAAAAAW0NvbnRlbnRfVHlwZXNdLnhtbFBLAQItABQABgAIAAAAIQBa9CxbvwAA ABUBAAALAAAAAAAAAAAAAAAAAB8BAABfcmVscy8ucmVsc1BLAQItABQABgAIAAAAIQCcP3OgywAA AOIAAAAPAAAAAAAAAAAAAAAAAAcCAABkcnMvZG93bnJldi54bWxQSwUGAAAAAAMAAwC3AAAA/wIA AAAA ">
+                          <v:rect id="Rectangle 613947163" o:spid="_x0000_s1054" style="position:absolute;left:19352;top:36089;width:68215;height:3421;visibility:visible;mso-wrap-style:square;v-text-anchor:middle" o:gfxdata="UEsDBBQABgAIAAAAIQDb4fbL7gAAAIUBAAATAAAAW0NvbnRlbnRfVHlwZXNdLnhtbHyQz07DMAyH 70i8Q+QralM4IITa7kDhCAiNB7ASt43WOlEcyvb2pNu4IODoPz9/n1xv9vOkForiPDdwXVagiI23 jocG3rdPxR0oScgWJ8/UwIEENu3lRb09BBKV0ywNjCmFe63FjDSjlD4Q50nv44wpl3HQAc0OB9I3 VXWrjedEnIq03oC27qjHjympx31un0wiTQLq4bS4shrAECZnMGVTvbD9QSnOhDInjzsyuiBXWQP0 r4R18jfgnHvJr4nOknrFmJ5xzhraRtHWf3Kkpfz/yGo5S+H73hkquyhdjr3R8m2lj09svwAAAP// AwBQSwMEFAAGAAgAAAAhAFr0LFu/AAAAFQEAAAsAAABfcmVscy8ucmVsc2zPwWrDMAwG4Ptg72B0 X5TuUMaI01uh19I+gLGVxCy2jGSy9e1nemrHjpL4P0nD4SetZiPRyNnCruvBUPYcYp4tXC/Htw8w Wl0ObuVMFm6kcBhfX4Yzra62kC6xqGlKVgtLreUTUf1CyWnHhXKbTCzJ1VbKjMX5LzcTvvf9HuXR gPHJNKdgQU5hB+ZyK23zHztFL6w81c5zQp6m6P9TMfB3PtPWFCczVQtB9N4U2rp2HOA44NMz4y8A AAD//wMAUEsDBBQABgAIAAAAIQCpVqvNyQAAAOIAAAAPAAAAZHJzL2Rvd25yZXYueG1sRI/BbsIw EETvlfoP1iL1VpwElJYUg9oKJMqpDXzAEm/jiHidxgbC3+NKlXoczcwbzXw52FacqfeNYwXpOAFB XDndcK1gv1s/PoPwAVlj65gUXMnDcnF/N8dCuwt/0bkMtYgQ9gUqMCF0hZS+MmTRj11HHL1v11sM Ufa11D1eIty2MkuSXFpsOC4Y7OjdUHUsT1bB59RRtsr8W1nbmRkOu+3HD+ZKPYyG1xcQgYbwH/5r b7SCPJ3Mpk9pPoHfS/EOyMUNAAD//wMAUEsBAi0AFAAGAAgAAAAhANvh9svuAAAAhQEAABMAAAAA AAAAAAAAAAAAAAAAAFtDb250ZW50X1R5cGVzXS54bWxQSwECLQAUAAYACAAAACEAWvQsW78AAAAV AQAACwAAAAAAAAAAAAAAAAAfAQAAX3JlbHMvLnJlbHNQSwECLQAUAAYACAAAACEAqVarzckAAADi AAAADwAAAAAAAAAAAAAAAAAHAgAAZHJzL2Rvd25yZXYueG1sUEsFBgAAAAADAAMAtwAAAP0CAAAA AA== " filled="f" stroked="f">
                             <v:textbox inset="2.53958mm,2.53958mm,2.53958mm,2.53958mm">
                               <w:txbxContent>
                                 <w:p>
@@ -3408,8 +3330,8 @@
                               </w:txbxContent>
                             </v:textbox>
                           </v:rect>
-                          <v:group id="Group 724817991" o:spid="_x0000_s1055" style="position:absolute;left:19352;top:36089;width:68215;height:3421" coordorigin="19352,36174" coordsize="68214,3252" o:gfxdata="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">
-                            <v:rect id="Rectangle 2099648650" o:spid="_x0000_s1056" style="position:absolute;left:19352;top:36174;width:68215;height:3252;visibility:visible;mso-wrap-style:square;v-text-anchor:middle" o:gfxdata="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" filled="f" stroked="f">
+                          <v:group id="Group 724817991" o:spid="_x0000_s1055" style="position:absolute;left:19352;top:36089;width:68215;height:3421" coordorigin="19352,36174" coordsize="68214,3252" o:gfxdata="UEsDBBQABgAIAAAAIQDb4fbL7gAAAIUBAAATAAAAW0NvbnRlbnRfVHlwZXNdLnhtbHyQz07DMAyH 70i8Q+QralM4IITa7kDhCAiNB7ASt43WOlEcyvb2pNu4IODoPz9/n1xv9vOkForiPDdwXVagiI23 jocG3rdPxR0oScgWJ8/UwIEENu3lRb09BBKV0ywNjCmFe63FjDSjlD4Q50nv44wpl3HQAc0OB9I3 VXWrjedEnIq03oC27qjHjympx31un0wiTQLq4bS4shrAECZnMGVTvbD9QSnOhDInjzsyuiBXWQP0 r4R18jfgnHvJr4nOknrFmJ5xzhraRtHWf3Kkpfz/yGo5S+H73hkquyhdjr3R8m2lj09svwAAAP// AwBQSwMEFAAGAAgAAAAhAFr0LFu/AAAAFQEAAAsAAABfcmVscy8ucmVsc2zPwWrDMAwG4Ptg72B0 X5TuUMaI01uh19I+gLGVxCy2jGSy9e1nemrHjpL4P0nD4SetZiPRyNnCruvBUPYcYp4tXC/Htw8w Wl0ObuVMFm6kcBhfX4Yzra62kC6xqGlKVgtLreUTUf1CyWnHhXKbTCzJ1VbKjMX5LzcTvvf9HuXR gPHJNKdgQU5hB+ZyK23zHztFL6w81c5zQp6m6P9TMfB3PtPWFCczVQtB9N4U2rp2HOA44NMz4y8A AAD//wMAUEsDBBQABgAIAAAAIQC5hMy3ywAAAOIAAAAPAAAAZHJzL2Rvd25yZXYueG1sRI9Ba8JA FITvQv/D8gq91c1aWzV1FZFaPIhQLZTeHtlnEsy+DdltEv99VxA8DjPzDTNf9rYSLTW+dKxBDRMQ xJkzJecavo+b5ykIH5ANVo5Jw4U8LBcPgzmmxnX8Re0h5CJC2KeooQihTqX0WUEW/dDVxNE7ucZi iLLJpWmwi3BbyVGSvEmLJceFAmtaF5SdD39Ww2eH3epFfbS782l9+T2+7n92irR+euxX7yAC9eEe vrW3RsNkNJ6qyWym4Hop3gG5+AcAAP//AwBQSwECLQAUAAYACAAAACEA2+H2y+4AAACFAQAAEwAA AAAAAAAAAAAAAAAAAAAAW0NvbnRlbnRfVHlwZXNdLnhtbFBLAQItABQABgAIAAAAIQBa9CxbvwAA ABUBAAALAAAAAAAAAAAAAAAAAB8BAABfcmVscy8ucmVsc1BLAQItABQABgAIAAAAIQC5hMy3ywAA AOIAAAAPAAAAAAAAAAAAAAAAAAcCAABkcnMvZG93bnJldi54bWxQSwUGAAAAAAMAAwC3AAAA/wIA AAAA ">
+                            <v:rect id="Rectangle 2099648650" o:spid="_x0000_s1056" style="position:absolute;left:19352;top:36174;width:68215;height:3252;visibility:visible;mso-wrap-style:square;v-text-anchor:middle" o:gfxdata="UEsDBBQABgAIAAAAIQDb4fbL7gAAAIUBAAATAAAAW0NvbnRlbnRfVHlwZXNdLnhtbHyQz07DMAyH 70i8Q+QralM4IITa7kDhCAiNB7ASt43WOlEcyvb2pNu4IODoPz9/n1xv9vOkForiPDdwXVagiI23 jocG3rdPxR0oScgWJ8/UwIEENu3lRb09BBKV0ywNjCmFe63FjDSjlD4Q50nv44wpl3HQAc0OB9I3 VXWrjedEnIq03oC27qjHjympx31un0wiTQLq4bS4shrAECZnMGVTvbD9QSnOhDInjzsyuiBXWQP0 r4R18jfgnHvJr4nOknrFmJ5xzhraRtHWf3Kkpfz/yGo5S+H73hkquyhdjr3R8m2lj09svwAAAP// AwBQSwMEFAAGAAgAAAAhAFr0LFu/AAAAFQEAAAsAAABfcmVscy8ucmVsc2zPwWrDMAwG4Ptg72B0 X5TuUMaI01uh19I+gLGVxCy2jGSy9e1nemrHjpL4P0nD4SetZiPRyNnCruvBUPYcYp4tXC/Htw8w Wl0ObuVMFm6kcBhfX4Yzra62kC6xqGlKVgtLreUTUf1CyWnHhXKbTCzJ1VbKjMX5LzcTvvf9HuXR gPHJNKdgQU5hB+ZyK23zHztFL6w81c5zQp6m6P9TMfB3PtPWFCczVQtB9N4U2rp2HOA44NMz4y8A AAD//wMAUEsDBBQABgAIAAAAIQCn4BQMyAAAAOMAAAAPAAAAZHJzL2Rvd25yZXYueG1sRI9NbsIw EIX3lbiDNUjdFYeIRiRgEEVUKl2VwAGGeIgj4nEau5DeHi8qdfn0/vQt14NtxY163zhWMJ0kIIgr pxuuFZyO7y9zED4ga2wdk4Jf8rBejZ6WWGh35wPdylCLOMK+QAUmhK6Q0leGLPqJ64ijd3G9xRBl X0vd4z2O21amSZJJiw3HB4MdbQ1V1/LHKviaOUp3qX8ra5ub4Xz83H9jptTzeNgsQAQawn/4r/2h FaRJnmezefYaKSJT5AG5egAAAP//AwBQSwECLQAUAAYACAAAACEA2+H2y+4AAACFAQAAEwAAAAAA AAAAAAAAAAAAAAAAW0NvbnRlbnRfVHlwZXNdLnhtbFBLAQItABQABgAIAAAAIQBa9CxbvwAAABUB AAALAAAAAAAAAAAAAAAAAB8BAABfcmVscy8ucmVsc1BLAQItABQABgAIAAAAIQCn4BQMyAAAAOMA AAAPAAAAAAAAAAAAAAAAAAcCAABkcnMvZG93bnJldi54bWxQSwUGAAAAAAMAAwC3AAAA/AIAAAAA " filled="f" stroked="f">
                               <v:textbox inset="2.53958mm,2.53958mm,2.53958mm,2.53958mm">
                                 <w:txbxContent>
                                   <w:p>
@@ -3421,8 +3343,8 @@
                                 </w:txbxContent>
                               </v:textbox>
                             </v:rect>
-                            <v:group id="Group 483477559" o:spid="_x0000_s1057" style="position:absolute;left:19352;top:36174;width:68215;height:3251" coordorigin="3300,30964" coordsize="91684,4227" o:gfxdata="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">
-                              <v:rect id="Rectangle 760079374" o:spid="_x0000_s1058" style="position:absolute;left:3300;top:30964;width:91684;height:4227;visibility:visible;mso-wrap-style:square;v-text-anchor:middle" o:gfxdata="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" filled="f" stroked="f">
+                            <v:group id="Group 483477559" o:spid="_x0000_s1057" style="position:absolute;left:19352;top:36174;width:68215;height:3251" coordorigin="3300,30964" coordsize="91684,4227" o:gfxdata="UEsDBBQABgAIAAAAIQDb4fbL7gAAAIUBAAATAAAAW0NvbnRlbnRfVHlwZXNdLnhtbHyQz07DMAyH 70i8Q+QralM4IITa7kDhCAiNB7ASt43WOlEcyvb2pNu4IODoPz9/n1xv9vOkForiPDdwXVagiI23 jocG3rdPxR0oScgWJ8/UwIEENu3lRb09BBKV0ywNjCmFe63FjDSjlD4Q50nv44wpl3HQAc0OB9I3 VXWrjedEnIq03oC27qjHjympx31un0wiTQLq4bS4shrAECZnMGVTvbD9QSnOhDInjzsyuiBXWQP0 r4R18jfgnHvJr4nOknrFmJ5xzhraRtHWf3Kkpfz/yGo5S+H73hkquyhdjr3R8m2lj09svwAAAP// AwBQSwMEFAAGAAgAAAAhAFr0LFu/AAAAFQEAAAsAAABfcmVscy8ucmVsc2zPwWrDMAwG4Ptg72B0 X5TuUMaI01uh19I+gLGVxCy2jGSy9e1nemrHjpL4P0nD4SetZiPRyNnCruvBUPYcYp4tXC/Htw8w Wl0ObuVMFm6kcBhfX4Yzra62kC6xqGlKVgtLreUTUf1CyWnHhXKbTCzJ1VbKjMX5LzcTvvf9HuXR gPHJNKdgQU5hB+ZyK23zHztFL6w81c5zQp6m6P9TMfB3PtPWFCczVQtB9N4U2rp2HOA44NMz4y8A AAD//wMAUEsDBBQABgAIAAAAIQD+h5T0zAAAAOIAAAAPAAAAZHJzL2Rvd25yZXYueG1sRI9Pa8JA FMTvhX6H5RV6q5tUUzW6ikiVHqTgHyi9PbLPJJh9G7LbJH57VxB6HGbmN8x82ZtKtNS40rKCeBCB IM6sLjlXcDpu3iYgnEfWWFkmBVdysFw8P80x1bbjPbUHn4sAYZeigsL7OpXSZQUZdANbEwfvbBuD Psgml7rBLsBNJd+j6EMaLDksFFjTuqDscvgzCrYddqth/NnuLuf19feYfP/sYlLq9aVfzUB46v1/ +NH+0gpGk+FoPE6SKdwvhTsgFzcAAAD//wMAUEsBAi0AFAAGAAgAAAAhANvh9svuAAAAhQEAABMA AAAAAAAAAAAAAAAAAAAAAFtDb250ZW50X1R5cGVzXS54bWxQSwECLQAUAAYACAAAACEAWvQsW78A AAAVAQAACwAAAAAAAAAAAAAAAAAfAQAAX3JlbHMvLnJlbHNQSwECLQAUAAYACAAAACEA/oeU9MwA AADiAAAADwAAAAAAAAAAAAAAAAAHAgAAZHJzL2Rvd25yZXYueG1sUEsFBgAAAAADAAMAtwAAAAAD AAAAAA== ">
+                              <v:rect id="Rectangle 760079374" o:spid="_x0000_s1058" style="position:absolute;left:3300;top:30964;width:91684;height:4227;visibility:visible;mso-wrap-style:square;v-text-anchor:middle" o:gfxdata="UEsDBBQABgAIAAAAIQDb4fbL7gAAAIUBAAATAAAAW0NvbnRlbnRfVHlwZXNdLnhtbHyQz07DMAyH 70i8Q+QralM4IITa7kDhCAiNB7ASt43WOlEcyvb2pNu4IODoPz9/n1xv9vOkForiPDdwXVagiI23 jocG3rdPxR0oScgWJ8/UwIEENu3lRb09BBKV0ywNjCmFe63FjDSjlD4Q50nv44wpl3HQAc0OB9I3 VXWrjedEnIq03oC27qjHjympx31un0wiTQLq4bS4shrAECZnMGVTvbD9QSnOhDInjzsyuiBXWQP0 r4R18jfgnHvJr4nOknrFmJ5xzhraRtHWf3Kkpfz/yGo5S+H73hkquyhdjr3R8m2lj09svwAAAP// AwBQSwMEFAAGAAgAAAAhAFr0LFu/AAAAFQEAAAsAAABfcmVscy8ucmVsc2zPwWrDMAwG4Ptg72B0 X5TuUMaI01uh19I+gLGVxCy2jGSy9e1nemrHjpL4P0nD4SetZiPRyNnCruvBUPYcYp4tXC/Htw8w Wl0ObuVMFm6kcBhfX4Yzra62kC6xqGlKVgtLreUTUf1CyWnHhXKbTCzJ1VbKjMX5LzcTvvf9HuXR gPHJNKdgQU5hB+ZyK23zHztFL6w81c5zQp6m6P9TMfB3PtPWFCczVQtB9N4U2rp2HOA44NMz4y8A AAD//wMAUEsDBBQABgAIAAAAIQA75xnlyQAAAOIAAAAPAAAAZHJzL2Rvd25yZXYueG1sRI/BTsMw EETvSPyDtUjcqE1aJTTUrWgFUuEEKR+wxEscEa/T2LTp39eVkDiOZuaNZrEaXScONITWs4b7iQJB XHvTcqPhc/dy9wAiRGSDnWfScKIAq+X11QJL44/8QYcqNiJBOJSowcbYl1KG2pLDMPE9cfK+/eAw Jjk00gx4THDXyUypXDpsOS1Y7Gljqf6pfp2G95mn7DkL66pxczt+7d5e95hrfXszPj2CiDTG//Bf e2s0FLlSxXxazOByKd0BuTwDAAD//wMAUEsBAi0AFAAGAAgAAAAhANvh9svuAAAAhQEAABMAAAAA AAAAAAAAAAAAAAAAAFtDb250ZW50X1R5cGVzXS54bWxQSwECLQAUAAYACAAAACEAWvQsW78AAAAV AQAACwAAAAAAAAAAAAAAAAAfAQAAX3JlbHMvLnJlbHNQSwECLQAUAAYACAAAACEAO+cZ5ckAAADi AAAADwAAAAAAAAAAAAAAAAAHAgAAZHJzL2Rvd25yZXYueG1sUEsFBgAAAAADAAMAtwAAAP0CAAAA AA== " filled="f" stroked="f">
                                 <v:textbox inset="2.53958mm,2.53958mm,2.53958mm,2.53958mm">
                                   <w:txbxContent>
                                     <w:p>
@@ -3434,7 +3356,7 @@
                                   </w:txbxContent>
                                 </v:textbox>
                               </v:rect>
-                              <v:oval id="Oval 734520203" o:spid="_x0000_s1059" style="position:absolute;left:90757;top:30964;width:4227;height:4227;visibility:visible;mso-wrap-style:square;v-text-anchor:middle" o:gfxdata="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" fillcolor="#f4a11e" stroked="f">
+                              <v:oval id="Oval 734520203" o:spid="_x0000_s1059" style="position:absolute;left:90757;top:30964;width:4227;height:4227;visibility:visible;mso-wrap-style:square;v-text-anchor:middle" o:gfxdata="UEsDBBQABgAIAAAAIQDb4fbL7gAAAIUBAAATAAAAW0NvbnRlbnRfVHlwZXNdLnhtbHyQz07DMAyH 70i8Q+QralM4IITa7kDhCAiNB7ASt43WOlEcyvb2pNu4IODoPz9/n1xv9vOkForiPDdwXVagiI23 jocG3rdPxR0oScgWJ8/UwIEENu3lRb09BBKV0ywNjCmFe63FjDSjlD4Q50nv44wpl3HQAc0OB9I3 VXWrjedEnIq03oC27qjHjympx31un0wiTQLq4bS4shrAECZnMGVTvbD9QSnOhDInjzsyuiBXWQP0 r4R18jfgnHvJr4nOknrFmJ5xzhraRtHWf3Kkpfz/yGo5S+H73hkquyhdjr3R8m2lj09svwAAAP// AwBQSwMEFAAGAAgAAAAhAFr0LFu/AAAAFQEAAAsAAABfcmVscy8ucmVsc2zPwWrDMAwG4Ptg72B0 X5TuUMaI01uh19I+gLGVxCy2jGSy9e1nemrHjpL4P0nD4SetZiPRyNnCruvBUPYcYp4tXC/Htw8w Wl0ObuVMFm6kcBhfX4Yzra62kC6xqGlKVgtLreUTUf1CyWnHhXKbTCzJ1VbKjMX5LzcTvvf9HuXR gPHJNKdgQU5hB+ZyK23zHztFL6w81c5zQp6m6P9TMfB3PtPWFCczVQtB9N4U2rp2HOA44NMz4y8A AAD//wMAUEsDBBQABgAIAAAAIQBM/o4ryQAAAOIAAAAPAAAAZHJzL2Rvd25yZXYueG1sRI9RS8NA EITfBf/DsYIvYvdMbZXYaxEhoFSkRvu+5NYkNLcXc9c2/vueIPg4zMw3zGI1uk4deAitFwM3Ew2K pfK2ldrA50dxfQ8qRBJLnRc28MMBVsvzswXl1h/lnQ9lrFWCSMjJQBNjnyOGqmFHYeJ7luR9+cFR THKo0Q50THDXYab1HB21khYa6vmp4WpX7p0BvHph3PQlFt9r3O7nr9s32hXGXF6Mjw+gIo/xP/zX frYG7qa3s0xnegq/l9IdwOUJAAD//wMAUEsBAi0AFAAGAAgAAAAhANvh9svuAAAAhQEAABMAAAAA AAAAAAAAAAAAAAAAAFtDb250ZW50X1R5cGVzXS54bWxQSwECLQAUAAYACAAAACEAWvQsW78AAAAV AQAACwAAAAAAAAAAAAAAAAAfAQAAX3JlbHMvLnJlbHNQSwECLQAUAAYACAAAACEATP6OK8kAAADi AAAADwAAAAAAAAAAAAAAAAAHAgAAZHJzL2Rvd25yZXYueG1sUEsFBgAAAAADAAMAtwAAAP0CAAAA AA== " fillcolor="#f4a11e" stroked="f">
                                 <v:textbox inset="2.53958mm,2.53958mm,2.53958mm,2.53958mm">
                                   <w:txbxContent>
                                     <w:p>
@@ -3446,7 +3368,7 @@
                                   </w:txbxContent>
                                 </v:textbox>
                               </v:oval>
-                              <v:oval id="Oval 1896816147" o:spid="_x0000_s1060" style="position:absolute;left:3300;top:30964;width:4227;height:4227;visibility:visible;mso-wrap-style:square;v-text-anchor:middle" o:gfxdata="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" fillcolor="#f4a11e" stroked="f">
+                              <v:oval id="Oval 1896816147" o:spid="_x0000_s1060" style="position:absolute;left:3300;top:30964;width:4227;height:4227;visibility:visible;mso-wrap-style:square;v-text-anchor:middle" o:gfxdata="UEsDBBQABgAIAAAAIQDb4fbL7gAAAIUBAAATAAAAW0NvbnRlbnRfVHlwZXNdLnhtbHyQz07DMAyH 70i8Q+QralM4IITa7kDhCAiNB7ASt43WOlEcyvb2pNu4IODoPz9/n1xv9vOkForiPDdwXVagiI23 jocG3rdPxR0oScgWJ8/UwIEENu3lRb09BBKV0ywNjCmFe63FjDSjlD4Q50nv44wpl3HQAc0OB9I3 VXWrjedEnIq03oC27qjHjympx31un0wiTQLq4bS4shrAECZnMGVTvbD9QSnOhDInjzsyuiBXWQP0 r4R18jfgnHvJr4nOknrFmJ5xzhraRtHWf3Kkpfz/yGo5S+H73hkquyhdjr3R8m2lj09svwAAAP// AwBQSwMEFAAGAAgAAAAhAFr0LFu/AAAAFQEAAAsAAABfcmVscy8ucmVsc2zPwWrDMAwG4Ptg72B0 X5TuUMaI01uh19I+gLGVxCy2jGSy9e1nemrHjpL4P0nD4SetZiPRyNnCruvBUPYcYp4tXC/Htw8w Wl0ObuVMFm6kcBhfX4Yzra62kC6xqGlKVgtLreUTUf1CyWnHhXKbTCzJ1VbKjMX5LzcTvvf9HuXR gPHJNKdgQU5hB+ZyK23zHztFL6w81c5zQp6m6P9TMfB3PtPWFCczVQtB9N4U2rp2HOA44NMz4y8A AAD//wMAUEsDBBQABgAIAAAAIQAf7URmxwAAAOMAAAAPAAAAZHJzL2Rvd25yZXYueG1sRE/NSsNA EL4LfYdlBC9iJxGJMXZbihBQKkWjvQ/ZMQnNzsbsto1v3xUEj/P9z2I12V4defSdEw3pPAHFUjvT SaPh86O8yUH5QGKod8IaftjDajm7WFBh3Ene+ViFRsUQ8QVpaEMYCkRft2zJz93AErkvN1oK8Rwb NCOdYrjt8TZJMrTUSWxoaeCnlut9dbAa8PqF8W2osPze4O6Qve62tC+1vrqc1o+gAk/hX/znfjZx fv6Q5WmW3t3D708RAFyeAQAA//8DAFBLAQItABQABgAIAAAAIQDb4fbL7gAAAIUBAAATAAAAAAAA AAAAAAAAAAAAAABbQ29udGVudF9UeXBlc10ueG1sUEsBAi0AFAAGAAgAAAAhAFr0LFu/AAAAFQEA AAsAAAAAAAAAAAAAAAAAHwEAAF9yZWxzLy5yZWxzUEsBAi0AFAAGAAgAAAAhAB/tRGbHAAAA4wAA AA8AAAAAAAAAAAAAAAAABwIAAGRycy9kb3ducmV2LnhtbFBLBQYAAAAAAwADALcAAAD7AgAAAAA= " fillcolor="#f4a11e" stroked="f">
                                 <v:textbox inset="2.53958mm,2.53958mm,2.53958mm,2.53958mm">
                                   <w:txbxContent>
                                     <w:p>
@@ -3458,7 +3380,7 @@
                                   </w:txbxContent>
                                 </v:textbox>
                               </v:oval>
-                              <v:rect id="Rectangle 1729188022" o:spid="_x0000_s1061" style="position:absolute;left:5402;top:30964;width:87450;height:4227;visibility:visible;mso-wrap-style:square;v-text-anchor:middle" o:gfxdata="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" fillcolor="#f4a11e" stroked="f">
+                              <v:rect id="Rectangle 1729188022" o:spid="_x0000_s1061" style="position:absolute;left:5402;top:30964;width:87450;height:4227;visibility:visible;mso-wrap-style:square;v-text-anchor:middle" o:gfxdata="UEsDBBQABgAIAAAAIQDb4fbL7gAAAIUBAAATAAAAW0NvbnRlbnRfVHlwZXNdLnhtbHyQz07DMAyH 70i8Q+QralM4IITa7kDhCAiNB7ASt43WOlEcyvb2pNu4IODoPz9/n1xv9vOkForiPDdwXVagiI23 jocG3rdPxR0oScgWJ8/UwIEENu3lRb09BBKV0ywNjCmFe63FjDSjlD4Q50nv44wpl3HQAc0OB9I3 VXWrjedEnIq03oC27qjHjympx31un0wiTQLq4bS4shrAECZnMGVTvbD9QSnOhDInjzsyuiBXWQP0 r4R18jfgnHvJr4nOknrFmJ5xzhraRtHWf3Kkpfz/yGo5S+H73hkquyhdjr3R8m2lj09svwAAAP// AwBQSwMEFAAGAAgAAAAhAFr0LFu/AAAAFQEAAAsAAABfcmVscy8ucmVsc2zPwWrDMAwG4Ptg72B0 X5TuUMaI01uh19I+gLGVxCy2jGSy9e1nemrHjpL4P0nD4SetZiPRyNnCruvBUPYcYp4tXC/Htw8w Wl0ObuVMFm6kcBhfX4Yzra62kC6xqGlKVgtLreUTUf1CyWnHhXKbTCzJ1VbKjMX5LzcTvvf9HuXR gPHJNKdgQU5hB+ZyK23zHztFL6w81c5zQp6m6P9TMfB3PtPWFCczVQtB9N4U2rp2HOA44NMz4y8A AAD//wMAUEsDBBQABgAIAAAAIQC+c9cKyQAAAOMAAAAPAAAAZHJzL2Rvd25yZXYueG1sRE/NTsJA EL6T+A6bMfEGW1aDpbAQQ0LCgYNWPXibdIe20J2t3W0pb++amHic73/W29E2YqDO1441zGcJCOLC mZpLDR/v+2kKwgdkg41j0nAjD9vN3WSNmXFXfqMhD6WIIewz1FCF0GZS+qIii37mWuLInVxnMcSz K6Xp8BrDbSNVkiykxZpjQ4Ut7SoqLnlvNSyHWn19PzZ28Tk+qXN+7M3ttdf64X58WYEINIZ/8Z/7 YOL8Z7Wcp2miFPz+FAGQmx8AAAD//wMAUEsBAi0AFAAGAAgAAAAhANvh9svuAAAAhQEAABMAAAAA AAAAAAAAAAAAAAAAAFtDb250ZW50X1R5cGVzXS54bWxQSwECLQAUAAYACAAAACEAWvQsW78AAAAV AQAACwAAAAAAAAAAAAAAAAAfAQAAX3JlbHMvLnJlbHNQSwECLQAUAAYACAAAACEAvnPXCskAAADj AAAADwAAAAAAAAAAAAAAAAAHAgAAZHJzL2Rvd25yZXYueG1sUEsFBgAAAAADAAMAtwAAAP0CAAAA AA== " fillcolor="#f4a11e" stroked="f">
                                 <v:textbox inset="2.53958mm,2.53958mm,2.53958mm,2.53958mm">
                                   <w:txbxContent>
                                     <w:p>
@@ -6230,9 +6152,9 @@
           </mc:Choice>
           <mc:Fallback>
             <w:pict>
-              <v:group w14:anchorId="35787E46" id="Group 4" o:spid="_x0000_s1062" style="width:537.1pt;height:36.65pt;mso-position-horizontal-relative:char;mso-position-vertical-relative:line" coordorigin="19352,35472" coordsize="68214,4655" o:gfxdata="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">
-                <v:group id="Group 491886314" o:spid="_x0000_s1063" style="position:absolute;left:19352;top:35472;width:68215;height:4655" coordorigin="19352,35567" coordsize="68214,4465" o:gfxdata="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">
-                  <v:rect id="Rectangle 506783173" o:spid="_x0000_s1064" style="position:absolute;left:19352;top:35567;width:68215;height:4465;visibility:visible;mso-wrap-style:square;v-text-anchor:middle" o:gfxdata="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" filled="f" stroked="f">
+              <v:group w14:anchorId="35787E46" id="Group 4" o:spid="_x0000_s1062" style="width:537.1pt;height:36.65pt;mso-position-horizontal-relative:char;mso-position-vertical-relative:line" coordorigin="19352,35472" coordsize="68214,4655" o:gfxdata="UEsDBBQABgAIAAAAIQC2gziS/gAAAOEBAAATAAAAW0NvbnRlbnRfVHlwZXNdLnhtbJSRQU7DMBBF 90jcwfIWJU67QAgl6YK0S0CoHGBkTxKLZGx5TGhvj5O2G0SRWNoz/78nu9wcxkFMGNg6quQqL6RA 0s5Y6ir5vt9lD1JwBDIwOMJKHpHlpr69KfdHjyxSmriSfYz+USnWPY7AufNIadK6MEJMx9ApD/oD OlTrorhX2lFEilmcO2RdNtjC5xDF9pCuTyYBB5bi6bQ4syoJ3g9WQ0ymaiLzg5KdCXlKLjvcW893 SUOqXwnz5DrgnHtJTxOsQfEKIT7DmDSUCaxw7Rqn8787ZsmRM9e2VmPeBN4uqYvTtW7jvijg9N/y JsXecLq0q+WD6m8AAAD//wMAUEsDBBQABgAIAAAAIQA4/SH/1gAAAJQBAAALAAAAX3JlbHMvLnJl bHOkkMFqwzAMhu+DvYPRfXGawxijTi+j0GvpHsDYimMaW0Yy2fr2M4PBMnrbUb/Q94l/f/hMi1qR JVI2sOt6UJgd+ZiDgffL8ekFlFSbvV0oo4EbChzGx4f9GRdb25HMsYhqlCwG5lrLq9biZkxWOiqY 22YiTra2kYMu1l1tQD30/bPm3wwYN0x18gb45AdQl1tp5j/sFB2T0FQ7R0nTNEV3j6o9feQzro1i OWA14Fm+Q8a1a8+Bvu/d/dMb2JY5uiPbhG/ktn4cqGU/er3pcvwCAAD//wMAUEsDBBQABgAIAAAA IQDk5rVseQQAAN0eAAAOAAAAZHJzL2Uyb0RvYy54bWzsWdtu4zYQfS/QfxD03ph3XRBnsdjdBAUW 3aDbfgAjS7YA3UoqsfP3HVKyLr4ksbd168B5cMQhRc0MzxlyhtcfVnnmPMVKp2UxdfEVcp24iMpZ Wsyn7p9/3P7iu46uZTGTWVnEU/c51u6Hm59/ul5WYUzKRZnNYuXAJIUOl9XUXdR1FU4mOlrEudRX ZRUX0JmUKpc1NNV8MlNyCbPn2YQgJCbLUs0qVUax1iD93HS6N3b+JImj+luS6Lh2sqkLutX2V9nf B/M7ubmW4VzJapFGrRryCC1ymRbw0W6qz7KWzqNKt6bK00iVukzqq6jMJ2WSpFFsbQBrMNqw5k6V j5W1ZR4u51XnJnDthp+Onjb67elOVd+rewWeWFZz8IVtGVtWicrNf9DSWVmXPXcui1e1E4FQ+AQz zFwngj4mOCd+49NoAY43r+GAcuJx14EBlDOPEL4e8WU4CYflWU8Cz6DOZK3CZKRY12gUBgvulZPO 4PMB9n1BjTaFzAFs1n9OL25NPMBmq3xAe+WpaJQ/1n4uvNfsN1582X6giu7RoH8MDd8XsootyHTY +5Ij4fkUe2B648vfgUqymGex03dZf9q3OgDpUAOWdqBnDIOBG0ae7ECw7QQZVkrXd3GZO+Zh6irQ yHJOPn3VdYOX9RCjQFHeplkGchlmxUgAwDISgNVaXfNUrx5WFkfEet+IHsrZM4BLV9FtCt/8KnV9 LxUECOw6SwgaU1f/9ShV7DrZrwWsQ4AZrK5TDxtq2HgYNmQRLUqIRVGtXKdpfKptbGq0/fhYl0lq LeuVadUGAAz4usmEAHNKfSLWi9cQoZP+KA9g9aj3Eg9g9Ug7YE8cGAAgWuyOA9sQ2IwDp+CB73mM +hhWdYsHXdd75QE2a9xD7/x4AEEn4J4P+8J6+RomDOQXLuw4eOzeEzyGAkYQ28GFvuu9coGcOxcY DjiiDHU7ens66sQXJryZCTjAlGERCDgHbG4Lg773ygV67lzAyOPC5+acPUoVBvILG97MhoBDBkhY 0G2yfa7Qd71XLrDz5wKhPqeMdcvXnpFQJ/8fcEEw2iTFMhznC9QkXLZuQHFbWthbNzhBvoAZQj6j VOw4JA36jmfDwBHDzPklN5wwc7alnXPOGAjsDIxgPxhvDL34SC6YCW0BDNYPTg0wiwxH64eAfi2M 4QTRDOhyZ0oR/DUzoECYIoOdoadCgIVvaw9mDi4wvGCG/JdU8BjjPhe7zkh9l3XnG0tI+7yw9uNr PjghD2yV8Cx4cIKYSBAkHh4ysG5PW9+eZOYMxIegIACGmhqqpdOQDGsYMEI8Q5Y9TNhCQZxlaaVN CVSGe0qJuszSmakmmjFazR8+ZcoBG6buLfuI8ZeWaqNhB9Ycbbnsgpimku8jRDD1sDcCTC89BC+v RY3zhIu9ZbnApYELhjOXEEz0Be8+Axn0HYIazlB3abUryPge43ZLfmuUee22YhQ7/p0QE5gwdQaY 6cv89rKjvZP8B57hDtUeidr7XnNJO2zbL/S30jd/AwAA//8DAFBLAwQUAAYACAAAACEAMXdXgN0A AAAFAQAADwAAAGRycy9kb3ducmV2LnhtbEyPQWvCQBCF74X+h2UK3uomxtaSZiMiticpVAultzE7 JsHsbMiuSfz3rr20l4HHe7z3TbYcTSN66lxtWUE8jUAQF1bXXCr42r89voBwHlljY5kUXMjBMr+/ yzDVduBP6ne+FKGEXYoKKu/bVEpXVGTQTW1LHLyj7Qz6ILtS6g6HUG4aOYuiZ2mw5rBQYUvriorT 7mwUvA84rJJ4029Px/XlZ//08b2NSanJw7h6BeFp9H9huOEHdMgD08GeWTvRKAiP+N9786LFfAbi oGCRJCDzTP6nz68AAAD//wMAUEsBAi0AFAAGAAgAAAAhALaDOJL+AAAA4QEAABMAAAAAAAAAAAAA AAAAAAAAAFtDb250ZW50X1R5cGVzXS54bWxQSwECLQAUAAYACAAAACEAOP0h/9YAAACUAQAACwAA AAAAAAAAAAAAAAAvAQAAX3JlbHMvLnJlbHNQSwECLQAUAAYACAAAACEA5Oa1bHkEAADdHgAADgAA AAAAAAAAAAAAAAAuAgAAZHJzL2Uyb0RvYy54bWxQSwECLQAUAAYACAAAACEAMXdXgN0AAAAFAQAA DwAAAAAAAAAAAAAAAADTBgAAZHJzL2Rvd25yZXYueG1sUEsFBgAAAAAEAAQA8wAAAN0HAAAAAA== ">
+                <v:group id="Group 491886314" o:spid="_x0000_s1063" style="position:absolute;left:19352;top:35472;width:68215;height:4655" coordorigin="19352,35567" coordsize="68214,4465" o:gfxdata="UEsDBBQABgAIAAAAIQDb4fbL7gAAAIUBAAATAAAAW0NvbnRlbnRfVHlwZXNdLnhtbHyQz07DMAyH 70i8Q+QralM4IITa7kDhCAiNB7ASt43WOlEcyvb2pNu4IODoPz9/n1xv9vOkForiPDdwXVagiI23 jocG3rdPxR0oScgWJ8/UwIEENu3lRb09BBKV0ywNjCmFe63FjDSjlD4Q50nv44wpl3HQAc0OB9I3 VXWrjedEnIq03oC27qjHjympx31un0wiTQLq4bS4shrAECZnMGVTvbD9QSnOhDInjzsyuiBXWQP0 r4R18jfgnHvJr4nOknrFmJ5xzhraRtHWf3Kkpfz/yGo5S+H73hkquyhdjr3R8m2lj09svwAAAP// AwBQSwMEFAAGAAgAAAAhAFr0LFu/AAAAFQEAAAsAAABfcmVscy8ucmVsc2zPwWrDMAwG4Ptg72B0 X5TuUMaI01uh19I+gLGVxCy2jGSy9e1nemrHjpL4P0nD4SetZiPRyNnCruvBUPYcYp4tXC/Htw8w Wl0ObuVMFm6kcBhfX4Yzra62kC6xqGlKVgtLreUTUf1CyWnHhXKbTCzJ1VbKjMX5LzcTvvf9HuXR gPHJNKdgQU5hB+ZyK23zHztFL6w81c5zQp6m6P9TMfB3PtPWFCczVQtB9N4U2rp2HOA44NMz4y8A AAD//wMAUEsDBBQABgAIAAAAIQBomH8iywAAAOIAAAAPAAAAZHJzL2Rvd25yZXYueG1sRI9Ba8JA FITvBf/D8gq91c2qlZi6ikhbehBBLRRvj+wzCWbfhuw2if++Wyh4HGbmG2a5HmwtOmp95ViDGicg iHNnKi40fJ3en1MQPiAbrB2Thht5WK9GD0vMjOv5QN0xFCJC2GeooQyhyaT0eUkW/dg1xNG7uNZi iLItpGmxj3Bby0mSzKXFiuNCiQ1tS8qvxx+r4aPHfjNVb93uetnezqeX/fdOkdZPj8PmFUSgIdzD /+1Po2G2UGk6n6oZ/F2Kd0CufgEAAP//AwBQSwECLQAUAAYACAAAACEA2+H2y+4AAACFAQAAEwAA AAAAAAAAAAAAAAAAAAAAW0NvbnRlbnRfVHlwZXNdLnhtbFBLAQItABQABgAIAAAAIQBa9CxbvwAA ABUBAAALAAAAAAAAAAAAAAAAAB8BAABfcmVscy8ucmVsc1BLAQItABQABgAIAAAAIQBomH8iywAA AOIAAAAPAAAAAAAAAAAAAAAAAAcCAABkcnMvZG93bnJldi54bWxQSwUGAAAAAAMAAwC3AAAA/wIA AAAA ">
+                  <v:rect id="Rectangle 506783173" o:spid="_x0000_s1064" style="position:absolute;left:19352;top:35567;width:68215;height:4465;visibility:visible;mso-wrap-style:square;v-text-anchor:middle" o:gfxdata="UEsDBBQABgAIAAAAIQDb4fbL7gAAAIUBAAATAAAAW0NvbnRlbnRfVHlwZXNdLnhtbHyQz07DMAyH 70i8Q+QralM4IITa7kDhCAiNB7ASt43WOlEcyvb2pNu4IODoPz9/n1xv9vOkForiPDdwXVagiI23 jocG3rdPxR0oScgWJ8/UwIEENu3lRb09BBKV0ywNjCmFe63FjDSjlD4Q50nv44wpl3HQAc0OB9I3 VXWrjedEnIq03oC27qjHjympx31un0wiTQLq4bS4shrAECZnMGVTvbD9QSnOhDInjzsyuiBXWQP0 r4R18jfgnHvJr4nOknrFmJ5xzhraRtHWf3Kkpfz/yGo5S+H73hkquyhdjr3R8m2lj09svwAAAP// AwBQSwMEFAAGAAgAAAAhAFr0LFu/AAAAFQEAAAsAAABfcmVscy8ucmVsc2zPwWrDMAwG4Ptg72B0 X5TuUMaI01uh19I+gLGVxCy2jGSy9e1nemrHjpL4P0nD4SetZiPRyNnCruvBUPYcYp4tXC/Htw8w Wl0ObuVMFm6kcBhfX4Yzra62kC6xqGlKVgtLreUTUf1CyWnHhXKbTCzJ1VbKjMX5LzcTvvf9HuXR gPHJNKdgQU5hB+ZyK23zHztFL6w81c5zQp6m6P9TMfB3PtPWFCczVQtB9N4U2rp2HOA44NMz4y8A AAD//wMAUEsDBBQABgAIAAAAIQBkbfbgygAAAOIAAAAPAAAAZHJzL2Rvd25yZXYueG1sRI/BbsIw EETvlfgHa5F6Kw6BBkgxqK2K1HKCwAcs8TaOGq/T2IXw97hSpR5HM/NGs1z3thFn6nztWMF4lIAg Lp2uuVJwPGwe5iB8QNbYOCYFV/KwXg3ulphrd+E9nYtQiQhhn6MCE0KbS+lLQxb9yLXE0ft0ncUQ ZVdJ3eElwm0j0yTJpMWa44LBll4NlV/Fj1WwmzpK31L/UlR2YfrTYfvxjZlS98P++QlEoD78h//a 71rBY5LN5pPxbAK/l+IdkKsbAAAA//8DAFBLAQItABQABgAIAAAAIQDb4fbL7gAAAIUBAAATAAAA AAAAAAAAAAAAAAAAAABbQ29udGVudF9UeXBlc10ueG1sUEsBAi0AFAAGAAgAAAAhAFr0LFu/AAAA FQEAAAsAAAAAAAAAAAAAAAAAHwEAAF9yZWxzLy5yZWxzUEsBAi0AFAAGAAgAAAAhAGRt9uDKAAAA 4gAAAA8AAAAAAAAAAAAAAAAABwIAAGRycy9kb3ducmV2LnhtbFBLBQYAAAAAAwADALcAAAD+AgAA AAA= " filled="f" stroked="f">
                     <v:textbox inset="2.53958mm,2.53958mm,2.53958mm,2.53958mm">
                       <w:txbxContent>
                         <w:p>
@@ -6244,8 +6166,8 @@
                       </w:txbxContent>
                     </v:textbox>
                   </v:rect>
-                  <v:group id="Group 91533826" o:spid="_x0000_s1065" style="position:absolute;left:19352;top:35567;width:68215;height:4465" coordorigin="19352,35567" coordsize="68214,4465" o:gfxdata="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">
-                    <v:rect id="Rectangle 587743815" o:spid="_x0000_s1066" style="position:absolute;left:19352;top:35567;width:68215;height:4465;visibility:visible;mso-wrap-style:square;v-text-anchor:middle" o:gfxdata="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" filled="f" stroked="f">
+                  <v:group id="Group 91533826" o:spid="_x0000_s1065" style="position:absolute;left:19352;top:35567;width:68215;height:4465" coordorigin="19352,35567" coordsize="68214,4465" o:gfxdata="UEsDBBQABgAIAAAAIQDb4fbL7gAAAIUBAAATAAAAW0NvbnRlbnRfVHlwZXNdLnhtbHyQz07DMAyH 70i8Q+QralM4IITa7kDhCAiNB7ASt43WOlEcyvb2pNu4IODoPz9/n1xv9vOkForiPDdwXVagiI23 jocG3rdPxR0oScgWJ8/UwIEENu3lRb09BBKV0ywNjCmFe63FjDSjlD4Q50nv44wpl3HQAc0OB9I3 VXWrjedEnIq03oC27qjHjympx31un0wiTQLq4bS4shrAECZnMGVTvbD9QSnOhDInjzsyuiBXWQP0 r4R18jfgnHvJr4nOknrFmJ5xzhraRtHWf3Kkpfz/yGo5S+H73hkquyhdjr3R8m2lj09svwAAAP// AwBQSwMEFAAGAAgAAAAhAFr0LFu/AAAAFQEAAAsAAABfcmVscy8ucmVsc2zPwWrDMAwG4Ptg72B0 X5TuUMaI01uh19I+gLGVxCy2jGSy9e1nemrHjpL4P0nD4SetZiPRyNnCruvBUPYcYp4tXC/Htw8w Wl0ObuVMFm6kcBhfX4Yzra62kC6xqGlKVgtLreUTUf1CyWnHhXKbTCzJ1VbKjMX5LzcTvvf9HuXR gPHJNKdgQU5hB+ZyK23zHztFL6w81c5zQp6m6P9TMfB3PtPWFCczVQtB9N4U2rp2HOA44NMz4y8A AAD//wMAUEsDBBQABgAIAAAAIQBXIfNLyQAAAOEAAAAPAAAAZHJzL2Rvd25yZXYueG1sRI9Ba8JA FITvgv9heUJvuolB0egqIm3pQYRqQbw9ss8kmH0bstsk/vtuQfA4zMw3zHrbm0q01LjSsoJ4EoEg zqwuOVfwc/4YL0A4j6yxskwKHuRguxkO1phq2/E3tSefiwBhl6KCwvs6ldJlBRl0E1sTB+9mG4M+ yCaXusEuwE0lp1E0lwZLDgsF1rQvKLuffo2Czw67XRK/t4f7bf+4nmfHyyEmpd5G/W4FwlPvX+Fn +0srWMazJFlM5/D/KLwBufkDAAD//wMAUEsBAi0AFAAGAAgAAAAhANvh9svuAAAAhQEAABMAAAAA AAAAAAAAAAAAAAAAAFtDb250ZW50X1R5cGVzXS54bWxQSwECLQAUAAYACAAAACEAWvQsW78AAAAV AQAACwAAAAAAAAAAAAAAAAAfAQAAX3JlbHMvLnJlbHNQSwECLQAUAAYACAAAACEAVyHzS8kAAADh AAAADwAAAAAAAAAAAAAAAAAHAgAAZHJzL2Rvd25yZXYueG1sUEsFBgAAAAADAAMAtwAAAP0CAAAA AA== ">
+                    <v:rect id="Rectangle 587743815" o:spid="_x0000_s1066" style="position:absolute;left:19352;top:35567;width:68215;height:4465;visibility:visible;mso-wrap-style:square;v-text-anchor:middle" o:gfxdata="UEsDBBQABgAIAAAAIQDb4fbL7gAAAIUBAAATAAAAW0NvbnRlbnRfVHlwZXNdLnhtbHyQz07DMAyH 70i8Q+QralM4IITa7kDhCAiNB7ASt43WOlEcyvb2pNu4IODoPz9/n1xv9vOkForiPDdwXVagiI23 jocG3rdPxR0oScgWJ8/UwIEENu3lRb09BBKV0ywNjCmFe63FjDSjlD4Q50nv44wpl3HQAc0OB9I3 VXWrjedEnIq03oC27qjHjympx31un0wiTQLq4bS4shrAECZnMGVTvbD9QSnOhDInjzsyuiBXWQP0 r4R18jfgnHvJr4nOknrFmJ5xzhraRtHWf3Kkpfz/yGo5S+H73hkquyhdjr3R8m2lj09svwAAAP// AwBQSwMEFAAGAAgAAAAhAFr0LFu/AAAAFQEAAAsAAABfcmVscy8ucmVsc2zPwWrDMAwG4Ptg72B0 X5TuUMaI01uh19I+gLGVxCy2jGSy9e1nemrHjpL4P0nD4SetZiPRyNnCruvBUPYcYp4tXC/Htw8w Wl0ObuVMFm6kcBhfX4Yzra62kC6xqGlKVgtLreUTUf1CyWnHhXKbTCzJ1VbKjMX5LzcTvvf9HuXR gPHJNKdgQU5hB+ZyK23zHztFL6w81c5zQp6m6P9TMfB3PtPWFCczVQtB9N4U2rp2HOA44NMz4y8A AAD//wMAUEsDBBQABgAIAAAAIQC1kKlAygAAAOIAAAAPAAAAZHJzL2Rvd25yZXYueG1sRI/NTsMw EITvSLyDtUi9EafpXxrqVrQCqeUEaR9giZc4Il6H2LTh7TFSJY6jmflGs9oMthVn6n3jWME4SUEQ V043XCs4HZ/vcxA+IGtsHZOCH/KwWd/erLDQ7sJvdC5DLSKEfYEKTAhdIaWvDFn0ieuIo/fheosh yr6WusdLhNtWZmk6lxYbjgsGO9oZqj7Lb6vgdeooe8r8tqzt0gzvx5fDF86VGt0Njw8gAg3hP3xt 77WCWb5YTCf5eAZ/l+IdkOtfAAAA//8DAFBLAQItABQABgAIAAAAIQDb4fbL7gAAAIUBAAATAAAA AAAAAAAAAAAAAAAAAABbQ29udGVudF9UeXBlc10ueG1sUEsBAi0AFAAGAAgAAAAhAFr0LFu/AAAA FQEAAAsAAAAAAAAAAAAAAAAAHwEAAF9yZWxzLy5yZWxzUEsBAi0AFAAGAAgAAAAhALWQqUDKAAAA 4gAAAA8AAAAAAAAAAAAAAAAABwIAAGRycy9kb3ducmV2LnhtbFBLBQYAAAAAAwADALcAAAD+AgAA AAA= " filled="f" stroked="f">
                       <v:textbox inset="2.53958mm,2.53958mm,2.53958mm,2.53958mm">
                         <w:txbxContent>
                           <w:p>
@@ -6257,8 +6179,8 @@
                         </w:txbxContent>
                       </v:textbox>
                     </v:rect>
-                    <v:group id="Group 1939578918" o:spid="_x0000_s1067" style="position:absolute;left:19352;top:35567;width:68215;height:4465" coordorigin="19352,35567" coordsize="68214,4465" o:gfxdata="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">
-                      <v:rect id="Rectangle 740942045" o:spid="_x0000_s1068" style="position:absolute;left:19352;top:35567;width:68215;height:4465;visibility:visible;mso-wrap-style:square;v-text-anchor:middle" o:gfxdata="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" filled="f" stroked="f">
+                    <v:group id="Group 1939578918" o:spid="_x0000_s1067" style="position:absolute;left:19352;top:35567;width:68215;height:4465" coordorigin="19352,35567" coordsize="68214,4465" o:gfxdata="UEsDBBQABgAIAAAAIQDb4fbL7gAAAIUBAAATAAAAW0NvbnRlbnRfVHlwZXNdLnhtbHyQz07DMAyH 70i8Q+QralM4IITa7kDhCAiNB7ASt43WOlEcyvb2pNu4IODoPz9/n1xv9vOkForiPDdwXVagiI23 jocG3rdPxR0oScgWJ8/UwIEENu3lRb09BBKV0ywNjCmFe63FjDSjlD4Q50nv44wpl3HQAc0OB9I3 VXWrjedEnIq03oC27qjHjympx31un0wiTQLq4bS4shrAECZnMGVTvbD9QSnOhDInjzsyuiBXWQP0 r4R18jfgnHvJr4nOknrFmJ5xzhraRtHWf3Kkpfz/yGo5S+H73hkquyhdjr3R8m2lj09svwAAAP// AwBQSwMEFAAGAAgAAAAhAFr0LFu/AAAAFQEAAAsAAABfcmVscy8ucmVsc2zPwWrDMAwG4Ptg72B0 X5TuUMaI01uh19I+gLGVxCy2jGSy9e1nemrHjpL4P0nD4SetZiPRyNnCruvBUPYcYp4tXC/Htw8w Wl0ObuVMFm6kcBhfX4Yzra62kC6xqGlKVgtLreUTUf1CyWnHhXKbTCzJ1VbKjMX5LzcTvvf9HuXR gPHJNKdgQU5hB+ZyK23zHztFL6w81c5zQp6m6P9TMfB3PtPWFCczVQtB9N4U2rp2HOA44NMz4y8A AAD//wMAUEsDBBQABgAIAAAAIQDSdu2dzAAAAOMAAAAPAAAAZHJzL2Rvd25yZXYueG1sRI9Ba8JA EIXvhf6HZQq91U0qtiZ1FZFaPEihWii9DdkxCWZnQ3ZN4r/vHIQeZ96b975ZrEbXqJ66UHs2kE4S UMSFtzWXBr6P26c5qBCRLTaeycCVAqyW93cLzK0f+Iv6QyyVhHDI0UAVY5trHYqKHIaJb4lFO/nO YZSxK7XtcJBw1+jnJHnRDmuWhgpb2lRUnA8XZ+BjwGE9Td/7/fm0uf4eZ58/+5SMeXwY12+gIo3x 33y73lnBz6bZ7HWepQItP8kC9PIPAAD//wMAUEsBAi0AFAAGAAgAAAAhANvh9svuAAAAhQEAABMA AAAAAAAAAAAAAAAAAAAAAFtDb250ZW50X1R5cGVzXS54bWxQSwECLQAUAAYACAAAACEAWvQsW78A AAAVAQAACwAAAAAAAAAAAAAAAAAfAQAAX3JlbHMvLnJlbHNQSwECLQAUAAYACAAAACEA0nbtncwA AADjAAAADwAAAAAAAAAAAAAAAAAHAgAAZHJzL2Rvd25yZXYueG1sUEsFBgAAAAADAAMAtwAAAAAD AAAAAA== ">
+                      <v:rect id="Rectangle 740942045" o:spid="_x0000_s1068" style="position:absolute;left:19352;top:35567;width:68215;height:4465;visibility:visible;mso-wrap-style:square;v-text-anchor:middle" o:gfxdata="UEsDBBQABgAIAAAAIQDb4fbL7gAAAIUBAAATAAAAW0NvbnRlbnRfVHlwZXNdLnhtbHyQz07DMAyH 70i8Q+QralM4IITa7kDhCAiNB7ASt43WOlEcyvb2pNu4IODoPz9/n1xv9vOkForiPDdwXVagiI23 jocG3rdPxR0oScgWJ8/UwIEENu3lRb09BBKV0ywNjCmFe63FjDSjlD4Q50nv44wpl3HQAc0OB9I3 VXWrjedEnIq03oC27qjHjympx31un0wiTQLq4bS4shrAECZnMGVTvbD9QSnOhDInjzsyuiBXWQP0 r4R18jfgnHvJr4nOknrFmJ5xzhraRtHWf3Kkpfz/yGo5S+H73hkquyhdjr3R8m2lj09svwAAAP// AwBQSwMEFAAGAAgAAAAhAFr0LFu/AAAAFQEAAAsAAABfcmVscy8ucmVsc2zPwWrDMAwG4Ptg72B0 X5TuUMaI01uh19I+gLGVxCy2jGSy9e1nemrHjpL4P0nD4SetZiPRyNnCruvBUPYcYp4tXC/Htw8w Wl0ObuVMFm6kcBhfX4Yzra62kC6xqGlKVgtLreUTUf1CyWnHhXKbTCzJ1VbKjMX5LzcTvvf9HuXR gPHJNKdgQU5hB+ZyK23zHztFL6w81c5zQp6m6P9TMfB3PtPWFCczVQtB9N4U2rp2HOA44NMz4y8A AAD//wMAUEsDBBQABgAIAAAAIQBhcildyQAAAOIAAAAPAAAAZHJzL2Rvd25yZXYueG1sRI/BTsMw EETvSP0HaytxozZRaEmIWwECCXoqaT9gGy9xRLwOsWnD32MkJI6jmXmjqTaT68WJxtB51nC9UCCI G286bjUc9s9XtyBCRDbYeyYN3xRgs55dVFgaf+Y3OtWxFQnCoUQNNsahlDI0lhyGhR+Ik/fuR4cx ybGVZsRzgrteZkotpcOO04LFgR4tNR/1l9Owyz1lT1l4qFtX2Om4375+4lLry/l0fwci0hT/w3/t F6Nhlasiz1R+A7+X0h2Q6x8AAAD//wMAUEsBAi0AFAAGAAgAAAAhANvh9svuAAAAhQEAABMAAAAA AAAAAAAAAAAAAAAAAFtDb250ZW50X1R5cGVzXS54bWxQSwECLQAUAAYACAAAACEAWvQsW78AAAAV AQAACwAAAAAAAAAAAAAAAAAfAQAAX3JlbHMvLnJlbHNQSwECLQAUAAYACAAAACEAYXIpXckAAADi AAAADwAAAAAAAAAAAAAAAAAHAgAAZHJzL2Rvd25yZXYueG1sUEsFBgAAAAADAAMAtwAAAP0CAAAA AA== " filled="f" stroked="f">
                         <v:textbox inset="2.53958mm,2.53958mm,2.53958mm,2.53958mm">
                           <w:txbxContent>
                             <w:p>
@@ -6270,8 +6192,8 @@
                           </w:txbxContent>
                         </v:textbox>
                       </v:rect>
-                      <v:group id="Group 419503403" o:spid="_x0000_s1069" style="position:absolute;left:19352;top:35567;width:68215;height:4465" coordorigin="19352,35567" coordsize="68214,4465" o:gfxdata="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">
-                        <v:rect id="Rectangle 1913416961" o:spid="_x0000_s1070" style="position:absolute;left:19352;top:35567;width:68215;height:4465;visibility:visible;mso-wrap-style:square;v-text-anchor:middle" o:gfxdata="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" filled="f" stroked="f">
+                      <v:group id="Group 419503403" o:spid="_x0000_s1069" style="position:absolute;left:19352;top:35567;width:68215;height:4465" coordorigin="19352,35567" coordsize="68214,4465" o:gfxdata="UEsDBBQABgAIAAAAIQDb4fbL7gAAAIUBAAATAAAAW0NvbnRlbnRfVHlwZXNdLnhtbHyQz07DMAyH 70i8Q+QralM4IITa7kDhCAiNB7ASt43WOlEcyvb2pNu4IODoPz9/n1xv9vOkForiPDdwXVagiI23 jocG3rdPxR0oScgWJ8/UwIEENu3lRb09BBKV0ywNjCmFe63FjDSjlD4Q50nv44wpl3HQAc0OB9I3 VXWrjedEnIq03oC27qjHjympx31un0wiTQLq4bS4shrAECZnMGVTvbD9QSnOhDInjzsyuiBXWQP0 r4R18jfgnHvJr4nOknrFmJ5xzhraRtHWf3Kkpfz/yGo5S+H73hkquyhdjr3R8m2lj09svwAAAP// AwBQSwMEFAAGAAgAAAAhAFr0LFu/AAAAFQEAAAsAAABfcmVscy8ucmVsc2zPwWrDMAwG4Ptg72B0 X5TuUMaI01uh19I+gLGVxCy2jGSy9e1nemrHjpL4P0nD4SetZiPRyNnCruvBUPYcYp4tXC/Htw8w Wl0ObuVMFm6kcBhfX4Yzra62kC6xqGlKVgtLreUTUf1CyWnHhXKbTCzJ1VbKjMX5LzcTvvf9HuXR gPHJNKdgQU5hB+ZyK23zHztFL6w81c5zQp6m6P9TMfB3PtPWFCczVQtB9N4U2rp2HOA44NMz4y8A AAD//wMAUEsDBBQABgAIAAAAIQD9M2aiywAAAOIAAAAPAAAAZHJzL2Rvd25yZXYueG1sRI9Ba8JA FITvhf6H5RW86W4aLTV1FRFbPEihWijeHtlnEsy+DdltEv99VxB6HGbmG2axGmwtOmp95VhDMlEg iHNnKi40fB/fx68gfEA2WDsmDVfysFo+PiwwM67nL+oOoRARwj5DDWUITSalz0uy6CeuIY7e2bUW Q5RtIU2LfYTbWj4r9SItVhwXSmxoU1J+OfxaDR899us02Xb7y3lzPR1nnz/7hLQePQ3rNxCBhvAf vrd3RsM0mc9UOlUp3C7FOyCXfwAAAP//AwBQSwECLQAUAAYACAAAACEA2+H2y+4AAACFAQAAEwAA AAAAAAAAAAAAAAAAAAAAW0NvbnRlbnRfVHlwZXNdLnhtbFBLAQItABQABgAIAAAAIQBa9CxbvwAA ABUBAAALAAAAAAAAAAAAAAAAAB8BAABfcmVscy8ucmVsc1BLAQItABQABgAIAAAAIQD9M2aiywAA AOIAAAAPAAAAAAAAAAAAAAAAAAcCAABkcnMvZG93bnJldi54bWxQSwUGAAAAAAMAAwC3AAAA/wIA AAAA ">
+                        <v:rect id="Rectangle 1913416961" o:spid="_x0000_s1070" style="position:absolute;left:19352;top:35567;width:68215;height:4465;visibility:visible;mso-wrap-style:square;v-text-anchor:middle" o:gfxdata="UEsDBBQABgAIAAAAIQDb4fbL7gAAAIUBAAATAAAAW0NvbnRlbnRfVHlwZXNdLnhtbHyQz07DMAyH 70i8Q+QralM4IITa7kDhCAiNB7ASt43WOlEcyvb2pNu4IODoPz9/n1xv9vOkForiPDdwXVagiI23 jocG3rdPxR0oScgWJ8/UwIEENu3lRb09BBKV0ywNjCmFe63FjDSjlD4Q50nv44wpl3HQAc0OB9I3 VXWrjedEnIq03oC27qjHjympx31un0wiTQLq4bS4shrAECZnMGVTvbD9QSnOhDInjzsyuiBXWQP0 r4R18jfgnHvJr4nOknrFmJ5xzhraRtHWf3Kkpfz/yGo5S+H73hkquyhdjr3R8m2lj09svwAAAP// AwBQSwMEFAAGAAgAAAAhAFr0LFu/AAAAFQEAAAsAAABfcmVscy8ucmVsc2zPwWrDMAwG4Ptg72B0 X5TuUMaI01uh19I+gLGVxCy2jGSy9e1nemrHjpL4P0nD4SetZiPRyNnCruvBUPYcYp4tXC/Htw8w Wl0ObuVMFm6kcBhfX4Yzra62kC6xqGlKVgtLreUTUf1CyWnHhXKbTCzJ1VbKjMX5LzcTvvf9HuXR gPHJNKdgQU5hB+ZyK23zHztFL6w81c5zQp6m6P9TMfB3PtPWFCczVQtB9N4U2rp2HOA44NMz4y8A AAD//wMAUEsDBBQABgAIAAAAIQBJln+nxgAAAOMAAAAPAAAAZHJzL2Rvd25yZXYueG1sRE9fT8Iw EH8n8Ts0Z+KbdJtkcYNCxGgCPuHwA5zrsS6u17FWGN+empjweL//t1iNthMnGnzrWEE6TUAQ1063 3Cj42r8/PoPwAVlj55gUXMjDank3WWCp3Zk/6VSFRsQQ9iUqMCH0pZS+NmTRT11PHLmDGyyGeA6N 1AOeY7jtZJYkubTYcmww2NOrofqn+rUKdjNH2Vvm11VjCzN+7z+2R8yVergfX+YgAo3hJv53b3Sc X6RPszQv8hT+fooAyOUVAAD//wMAUEsBAi0AFAAGAAgAAAAhANvh9svuAAAAhQEAABMAAAAAAAAA AAAAAAAAAAAAAFtDb250ZW50X1R5cGVzXS54bWxQSwECLQAUAAYACAAAACEAWvQsW78AAAAVAQAA CwAAAAAAAAAAAAAAAAAfAQAAX3JlbHMvLnJlbHNQSwECLQAUAAYACAAAACEASZZ/p8YAAADjAAAA DwAAAAAAAAAAAAAAAAAHAgAAZHJzL2Rvd25yZXYueG1sUEsFBgAAAAADAAMAtwAAAPoCAAAAAA== " filled="f" stroked="f">
                           <v:textbox inset="2.53958mm,2.53958mm,2.53958mm,2.53958mm">
                             <w:txbxContent>
                               <w:p>
@@ -6283,8 +6205,8 @@
                             </w:txbxContent>
                           </v:textbox>
                         </v:rect>
-                        <v:group id="Group 1075685550" o:spid="_x0000_s1071" style="position:absolute;left:19352;top:35567;width:68215;height:4465" coordorigin="19352,35567" coordsize="68214,4465" o:gfxdata="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">
-                          <v:rect id="Rectangle 954142498" o:spid="_x0000_s1072" style="position:absolute;left:19352;top:35567;width:68215;height:4465;visibility:visible;mso-wrap-style:square;v-text-anchor:middle" o:gfxdata="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" filled="f" stroked="f">
+                        <v:group id="Group 1075685550" o:spid="_x0000_s1071" style="position:absolute;left:19352;top:35567;width:68215;height:4465" coordorigin="19352,35567" coordsize="68214,4465" o:gfxdata="UEsDBBQABgAIAAAAIQDb4fbL7gAAAIUBAAATAAAAW0NvbnRlbnRfVHlwZXNdLnhtbHyQz07DMAyH 70i8Q+QralM4IITa7kDhCAiNB7ASt43WOlEcyvb2pNu4IODoPz9/n1xv9vOkForiPDdwXVagiI23 jocG3rdPxR0oScgWJ8/UwIEENu3lRb09BBKV0ywNjCmFe63FjDSjlD4Q50nv44wpl3HQAc0OB9I3 VXWrjedEnIq03oC27qjHjympx31un0wiTQLq4bS4shrAECZnMGVTvbD9QSnOhDInjzsyuiBXWQP0 r4R18jfgnHvJr4nOknrFmJ5xzhraRtHWf3Kkpfz/yGo5S+H73hkquyhdjr3R8m2lj09svwAAAP// AwBQSwMEFAAGAAgAAAAhAFr0LFu/AAAAFQEAAAsAAABfcmVscy8ucmVsc2zPwWrDMAwG4Ptg72B0 X5TuUMaI01uh19I+gLGVxCy2jGSy9e1nemrHjpL4P0nD4SetZiPRyNnCruvBUPYcYp4tXC/Htw8w Wl0ObuVMFm6kcBhfX4Yzra62kC6xqGlKVgtLreUTUf1CyWnHhXKbTCzJ1VbKjMX5LzcTvvf9HuXR gPHJNKdgQU5hB+ZyK23zHztFL6w81c5zQp6m6P9TMfB3PtPWFCczVQtB9N4U2rp2HOA44NMz4y8A AAD//wMAUEsDBBQABgAIAAAAIQA5LP5dzAAAAOMAAAAPAAAAZHJzL2Rvd25yZXYueG1sRI9BS8NA EIXvBf/DMoK3dhNla4ndllJUPBTBVhBvQ3aahGZnQ3ZN0n/vHASPM/Pmvfett5Nv1UB9bAJbyBcZ KOIyuIYrC5+nl/kKVEzIDtvAZOFKEbabm9kaCxdG/qDhmColJhwLtFCn1BVax7Imj3EROmK5nUPv McnYV9r1OIq5b/V9li21x4YlocaO9jWVl+OPt/A64rh7yJ+Hw+W8v36fzPvXISdr726n3ROoRFP6 F/99vzmpnz2a5coYIxTCJAvQm18AAAD//wMAUEsBAi0AFAAGAAgAAAAhANvh9svuAAAAhQEAABMA AAAAAAAAAAAAAAAAAAAAAFtDb250ZW50X1R5cGVzXS54bWxQSwECLQAUAAYACAAAACEAWvQsW78A AAAVAQAACwAAAAAAAAAAAAAAAAAfAQAAX3JlbHMvLnJlbHNQSwECLQAUAAYACAAAACEAOSz+XcwA AADjAAAADwAAAAAAAAAAAAAAAAAHAgAAZHJzL2Rvd25yZXYueG1sUEsFBgAAAAADAAMAtwAAAAAD AAAAAA== ">
+                          <v:rect id="Rectangle 954142498" o:spid="_x0000_s1072" style="position:absolute;left:19352;top:35567;width:68215;height:4465;visibility:visible;mso-wrap-style:square;v-text-anchor:middle" o:gfxdata="UEsDBBQABgAIAAAAIQDb4fbL7gAAAIUBAAATAAAAW0NvbnRlbnRfVHlwZXNdLnhtbHyQz07DMAyH 70i8Q+QralM4IITa7kDhCAiNB7ASt43WOlEcyvb2pNu4IODoPz9/n1xv9vOkForiPDdwXVagiI23 jocG3rdPxR0oScgWJ8/UwIEENu3lRb09BBKV0ywNjCmFe63FjDSjlD4Q50nv44wpl3HQAc0OB9I3 VXWrjedEnIq03oC27qjHjympx31un0wiTQLq4bS4shrAECZnMGVTvbD9QSnOhDInjzsyuiBXWQP0 r4R18jfgnHvJr4nOknrFmJ5xzhraRtHWf3Kkpfz/yGo5S+H73hkquyhdjr3R8m2lj09svwAAAP// AwBQSwMEFAAGAAgAAAAhAFr0LFu/AAAAFQEAAAsAAABfcmVscy8ucmVsc2zPwWrDMAwG4Ptg72B0 X5TuUMaI01uh19I+gLGVxCy2jGSy9e1nemrHjpL4P0nD4SetZiPRyNnCruvBUPYcYp4tXC/Htw8w Wl0ObuVMFm6kcBhfX4Yzra62kC6xqGlKVgtLreUTUf1CyWnHhXKbTCzJ1VbKjMX5LzcTvvf9HuXR gPHJNKdgQU5hB+ZyK23zHztFL6w81c5zQp6m6P9TMfB3PtPWFCczVQtB9N4U2rp2HOA44NMz4y8A AAD//wMAUEsDBBQABgAIAAAAIQBNz6S+xgAAAOIAAAAPAAAAZHJzL2Rvd25yZXYueG1sRE9LbsIw EN1X4g7WILErDlGKSMAgqKjUdtUGDjDEQxwRj9PYhXB7vKjU5dP7rzaDbcWVet84VjCbJiCIK6cb rhUcD2/PCxA+IGtsHZOCO3nYrEdPKyy0u/E3XctQixjCvkAFJoSukNJXhiz6qeuII3d2vcUQYV9L 3eMthttWpkkylxYbjg0GO3o1VF3KX6vgK3OU7lO/K2ubm+F0+Pz4wblSk/GwXYIINIR/8Z/7XSvI X7JZlmZ53BwvxTsg1w8AAAD//wMAUEsBAi0AFAAGAAgAAAAhANvh9svuAAAAhQEAABMAAAAAAAAA AAAAAAAAAAAAAFtDb250ZW50X1R5cGVzXS54bWxQSwECLQAUAAYACAAAACEAWvQsW78AAAAVAQAA CwAAAAAAAAAAAAAAAAAfAQAAX3JlbHMvLnJlbHNQSwECLQAUAAYACAAAACEATc+kvsYAAADiAAAA DwAAAAAAAAAAAAAAAAAHAgAAZHJzL2Rvd25yZXYueG1sUEsFBgAAAAADAAMAtwAAAPoCAAAAAA== " filled="f" stroked="f">
                             <v:textbox inset="2.53958mm,2.53958mm,2.53958mm,2.53958mm">
                               <w:txbxContent>
                                 <w:p>
@@ -6296,8 +6218,8 @@
                               </w:txbxContent>
                             </v:textbox>
                           </v:rect>
-                          <v:group id="Group 1023853448" o:spid="_x0000_s1073" style="position:absolute;left:19352;top:35567;width:68215;height:4465" coordorigin="19352,35643" coordsize="68213,4312" o:gfxdata="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">
-                            <v:rect id="Rectangle 1400843365" o:spid="_x0000_s1074" style="position:absolute;left:19352;top:35643;width:68214;height:4312;visibility:visible;mso-wrap-style:square;v-text-anchor:middle" o:gfxdata="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" filled="f" stroked="f">
+                          <v:group id="Group 1023853448" o:spid="_x0000_s1073" style="position:absolute;left:19352;top:35567;width:68215;height:4465" coordorigin="19352,35643" coordsize="68213,4312" o:gfxdata="UEsDBBQABgAIAAAAIQDb4fbL7gAAAIUBAAATAAAAW0NvbnRlbnRfVHlwZXNdLnhtbHyQz07DMAyH 70i8Q+QralM4IITa7kDhCAiNB7ASt43WOlEcyvb2pNu4IODoPz9/n1xv9vOkForiPDdwXVagiI23 jocG3rdPxR0oScgWJ8/UwIEENu3lRb09BBKV0ywNjCmFe63FjDSjlD4Q50nv44wpl3HQAc0OB9I3 VXWrjedEnIq03oC27qjHjympx31un0wiTQLq4bS4shrAECZnMGVTvbD9QSnOhDInjzsyuiBXWQP0 r4R18jfgnHvJr4nOknrFmJ5xzhraRtHWf3Kkpfz/yGo5S+H73hkquyhdjr3R8m2lj09svwAAAP// AwBQSwMEFAAGAAgAAAAhAFr0LFu/AAAAFQEAAAsAAABfcmVscy8ucmVsc2zPwWrDMAwG4Ptg72B0 X5TuUMaI01uh19I+gLGVxCy2jGSy9e1nemrHjpL4P0nD4SetZiPRyNnCruvBUPYcYp4tXC/Htw8w Wl0ObuVMFm6kcBhfX4Yzra62kC6xqGlKVgtLreUTUf1CyWnHhXKbTCzJ1VbKjMX5LzcTvvf9HuXR gPHJNKdgQU5hB+ZyK23zHztFL6w81c5zQp6m6P9TMfB3PtPWFCczVQtB9N4U2rp2HOA44NMz4y8A AAD//wMAUEsDBBQABgAIAAAAIQA2PQlBzAAAAOMAAAAPAAAAZHJzL2Rvd25yZXYueG1sRI9Ba8JA EIXvhf6HZQre6iZGi6SuIlLFgxSqhdLbkB2TYHY2ZLdJ/PedQ6HHmffmvW9Wm9E1qqcu1J4NpNME FHHhbc2lgc/L/nkJKkRki41nMnCnAJv148MKc+sH/qD+HEslIRxyNFDF2OZah6Iih2HqW2LRrr5z GGXsSm07HCTcNXqWJC/aYc3SUGFLu4qK2/nHGTgMOGyz9K0/3a67+/dl8f51SsmYydO4fQUVaYz/ 5r/roxX8ZJYtF9l8LtDykyxAr38BAAD//wMAUEsBAi0AFAAGAAgAAAAhANvh9svuAAAAhQEAABMA AAAAAAAAAAAAAAAAAAAAAFtDb250ZW50X1R5cGVzXS54bWxQSwECLQAUAAYACAAAACEAWvQsW78A AAAVAQAACwAAAAAAAAAAAAAAAAAfAQAAX3JlbHMvLnJlbHNQSwECLQAUAAYACAAAACEANj0JQcwA AADjAAAADwAAAAAAAAAAAAAAAAAHAgAAZHJzL2Rvd25yZXYueG1sUEsFBgAAAAADAAMAtwAAAAAD AAAAAA== ">
+                            <v:rect id="Rectangle 1400843365" o:spid="_x0000_s1074" style="position:absolute;left:19352;top:35643;width:68214;height:4312;visibility:visible;mso-wrap-style:square;v-text-anchor:middle" o:gfxdata="UEsDBBQABgAIAAAAIQDb4fbL7gAAAIUBAAATAAAAW0NvbnRlbnRfVHlwZXNdLnhtbHyQz07DMAyH 70i8Q+QralM4IITa7kDhCAiNB7ASt43WOlEcyvb2pNu4IODoPz9/n1xv9vOkForiPDdwXVagiI23 jocG3rdPxR0oScgWJ8/UwIEENu3lRb09BBKV0ywNjCmFe63FjDSjlD4Q50nv44wpl3HQAc0OB9I3 VXWrjedEnIq03oC27qjHjympx31un0wiTQLq4bS4shrAECZnMGVTvbD9QSnOhDInjzsyuiBXWQP0 r4R18jfgnHvJr4nOknrFmJ5xzhraRtHWf3Kkpfz/yGo5S+H73hkquyhdjr3R8m2lj09svwAAAP// AwBQSwMEFAAGAAgAAAAhAFr0LFu/AAAAFQEAAAsAAABfcmVscy8ucmVsc2zPwWrDMAwG4Ptg72B0 X5TuUMaI01uh19I+gLGVxCy2jGSy9e1nemrHjpL4P0nD4SetZiPRyNnCruvBUPYcYp4tXC/Htw8w Wl0ObuVMFm6kcBhfX4Yzra62kC6xqGlKVgtLreUTUf1CyWnHhXKbTCzJ1VbKjMX5LzcTvvf9HuXR gPHJNKdgQU5hB+ZyK23zHztFL6w81c5zQp6m6P9TMfB3PtPWFCczVQtB9N4U2rp2HOA44NMz4y8A AAD//wMAUEsDBBQABgAIAAAAIQD2J70hxgAAAOMAAAAPAAAAZHJzL2Rvd25yZXYueG1sRE9fT8Iw EH8n8Ts0Z8IbtI654KQQJZigTzr8AOd6rovrda4F5renJiY+3u//rTaj68SJhtB61nAzVyCIa29a bjS8H55mSxAhIhvsPJOGHwqwWV9NVlgaf+Y3OlWxESmEQ4kabIx9KWWoLTkMc98TJ+7TDw5jOodG mgHPKdx1MlOqkA5bTg0We9paqr+qo9PwmnvKdll4rBp3Z8ePw8vzNxZaT6/Hh3sQkcb4L/5z702a nyu1zBeL4hZ+f0oAyPUFAAD//wMAUEsBAi0AFAAGAAgAAAAhANvh9svuAAAAhQEAABMAAAAAAAAA AAAAAAAAAAAAAFtDb250ZW50X1R5cGVzXS54bWxQSwECLQAUAAYACAAAACEAWvQsW78AAAAVAQAA CwAAAAAAAAAAAAAAAAAfAQAAX3JlbHMvLnJlbHNQSwECLQAUAAYACAAAACEA9ie9IcYAAADjAAAA DwAAAAAAAAAAAAAAAAAHAgAAZHJzL2Rvd25yZXYueG1sUEsFBgAAAAADAAMAtwAAAPoCAAAAAA== " filled="f" stroked="f">
                               <v:textbox inset="2.53958mm,2.53958mm,2.53958mm,2.53958mm">
                                 <w:txbxContent>
                                   <w:p>
@@ -6309,8 +6231,8 @@
                                 </w:txbxContent>
                               </v:textbox>
                             </v:rect>
-                            <v:group id="Group 207542189" o:spid="_x0000_s1075" style="position:absolute;left:19352;top:35643;width:68213;height:4312" coordorigin="3300,30964" coordsize="91684,5613" o:gfxdata="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">
-                              <v:rect id="Rectangle 744585661" o:spid="_x0000_s1076" style="position:absolute;left:3300;top:30964;width:91684;height:5613;visibility:visible;mso-wrap-style:square;v-text-anchor:middle" o:gfxdata="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" filled="f" stroked="f">
+                            <v:group id="Group 207542189" o:spid="_x0000_s1075" style="position:absolute;left:19352;top:35643;width:68213;height:4312" coordorigin="3300,30964" coordsize="91684,5613" o:gfxdata="UEsDBBQABgAIAAAAIQDb4fbL7gAAAIUBAAATAAAAW0NvbnRlbnRfVHlwZXNdLnhtbHyQz07DMAyH 70i8Q+QralM4IITa7kDhCAiNB7ASt43WOlEcyvb2pNu4IODoPz9/n1xv9vOkForiPDdwXVagiI23 jocG3rdPxR0oScgWJ8/UwIEENu3lRb09BBKV0ywNjCmFe63FjDSjlD4Q50nv44wpl3HQAc0OB9I3 VXWrjedEnIq03oC27qjHjympx31un0wiTQLq4bS4shrAECZnMGVTvbD9QSnOhDInjzsyuiBXWQP0 r4R18jfgnHvJr4nOknrFmJ5xzhraRtHWf3Kkpfz/yGo5S+H73hkquyhdjr3R8m2lj09svwAAAP// AwBQSwMEFAAGAAgAAAAhAFr0LFu/AAAAFQEAAAsAAABfcmVscy8ucmVsc2zPwWrDMAwG4Ptg72B0 X5TuUMaI01uh19I+gLGVxCy2jGSy9e1nemrHjpL4P0nD4SetZiPRyNnCruvBUPYcYp4tXC/Htw8w Wl0ObuVMFm6kcBhfX4Yzra62kC6xqGlKVgtLreUTUf1CyWnHhXKbTCzJ1VbKjMX5LzcTvvf9HuXR gPHJNKdgQU5hB+ZyK23zHztFL6w81c5zQp6m6P9TMfB3PtPWFCczVQtB9N4U2rp2HOA44NMz4y8A AAD//wMAUEsDBBQABgAIAAAAIQD3/texywAAAOIAAAAPAAAAZHJzL2Rvd25yZXYueG1sRI9Pa8JA FMTvhX6H5RV6q5uktWrqKiJaepCCf0C8PbLPJJh9G7LbJH57VxB6HGbmN8x03ptKtNS40rKCeBCB IM6sLjlXcNiv38YgnEfWWFkmBVdyMJ89P00x1bbjLbU7n4sAYZeigsL7OpXSZQUZdANbEwfvbBuD Psgml7rBLsBNJZMo+pQGSw4LBda0LCi77P6Mgu8Ou8V7vGo3l/PyetoPf4+bmJR6fekXXyA89f4/ /Gj/aAVJNBp+JPF4AvdL4Q7I2Q0AAP//AwBQSwECLQAUAAYACAAAACEA2+H2y+4AAACFAQAAEwAA AAAAAAAAAAAAAAAAAAAAW0NvbnRlbnRfVHlwZXNdLnhtbFBLAQItABQABgAIAAAAIQBa9CxbvwAA ABUBAAALAAAAAAAAAAAAAAAAAB8BAABfcmVscy8ucmVsc1BLAQItABQABgAIAAAAIQD3/texywAA AOIAAAAPAAAAAAAAAAAAAAAAAAcCAABkcnMvZG93bnJldi54bWxQSwUGAAAAAAMAAwC3AAAA/wIA AAAA ">
+                              <v:rect id="Rectangle 744585661" o:spid="_x0000_s1076" style="position:absolute;left:3300;top:30964;width:91684;height:5613;visibility:visible;mso-wrap-style:square;v-text-anchor:middle" o:gfxdata="UEsDBBQABgAIAAAAIQDb4fbL7gAAAIUBAAATAAAAW0NvbnRlbnRfVHlwZXNdLnhtbHyQz07DMAyH 70i8Q+QralM4IITa7kDhCAiNB7ASt43WOlEcyvb2pNu4IODoPz9/n1xv9vOkForiPDdwXVagiI23 jocG3rdPxR0oScgWJ8/UwIEENu3lRb09BBKV0ywNjCmFe63FjDSjlD4Q50nv44wpl3HQAc0OB9I3 VXWrjedEnIq03oC27qjHjympx31un0wiTQLq4bS4shrAECZnMGVTvbD9QSnOhDInjzsyuiBXWQP0 r4R18jfgnHvJr4nOknrFmJ5xzhraRtHWf3Kkpfz/yGo5S+H73hkquyhdjr3R8m2lj09svwAAAP// AwBQSwMEFAAGAAgAAAAhAFr0LFu/AAAAFQEAAAsAAABfcmVscy8ucmVsc2zPwWrDMAwG4Ptg72B0 X5TuUMaI01uh19I+gLGVxCy2jGSy9e1nemrHjpL4P0nD4SetZiPRyNnCruvBUPYcYp4tXC/Htw8w Wl0ObuVMFm6kcBhfX4Yzra62kC6xqGlKVgtLreUTUf1CyWnHhXKbTCzJ1VbKjMX5LzcTvvf9HuXR gPHJNKdgQU5hB+ZyK23zHztFL6w81c5zQp6m6P9TMfB3PtPWFCczVQtB9N4U2rp2HOA44NMz4y8A AAD//wMAUEsDBBQABgAIAAAAIQBm1CJkyQAAAOIAAAAPAAAAZHJzL2Rvd25yZXYueG1sRI/BTsMw EETvSPyDtUjcqNMoDWmIUwECifYEKR+wjZc4Il6H2LTh73ElJI6jmXmjqTazHcSRJt87VrBcJCCI W6d77hS8759vChA+IGscHJOCH/KwqS8vKiy1O/EbHZvQiQhhX6ICE8JYSulbQxb9wo3E0ftwk8UQ 5dRJPeEpwu0g0yTJpcWe44LBkR4NtZ/Nt1XwmjlKn1L/0HR2bebDfrf9wlyp66v5/g5EoDn8h//a L1rBbZatilWeL+F8Kd4BWf8CAAD//wMAUEsBAi0AFAAGAAgAAAAhANvh9svuAAAAhQEAABMAAAAA AAAAAAAAAAAAAAAAAFtDb250ZW50X1R5cGVzXS54bWxQSwECLQAUAAYACAAAACEAWvQsW78AAAAV AQAACwAAAAAAAAAAAAAAAAAfAQAAX3JlbHMvLnJlbHNQSwECLQAUAAYACAAAACEAZtQiZMkAAADi AAAADwAAAAAAAAAAAAAAAAAHAgAAZHJzL2Rvd25yZXYueG1sUEsFBgAAAAADAAMAtwAAAP0CAAAA AA== " filled="f" stroked="f">
                                 <v:textbox inset="2.53958mm,2.53958mm,2.53958mm,2.53958mm">
                                   <w:txbxContent>
                                     <w:p>
@@ -6322,7 +6244,7 @@
                                   </w:txbxContent>
                                 </v:textbox>
                               </v:rect>
-                              <v:oval id="Oval 2050370191" o:spid="_x0000_s1077" style="position:absolute;left:90757;top:30964;width:4227;height:5613;visibility:visible;mso-wrap-style:square;v-text-anchor:middle" o:gfxdata="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" fillcolor="#f4a11e" stroked="f">
+                              <v:oval id="Oval 2050370191" o:spid="_x0000_s1077" style="position:absolute;left:90757;top:30964;width:4227;height:5613;visibility:visible;mso-wrap-style:square;v-text-anchor:middle" o:gfxdata="UEsDBBQABgAIAAAAIQDb4fbL7gAAAIUBAAATAAAAW0NvbnRlbnRfVHlwZXNdLnhtbHyQz07DMAyH 70i8Q+QralM4IITa7kDhCAiNB7ASt43WOlEcyvb2pNu4IODoPz9/n1xv9vOkForiPDdwXVagiI23 jocG3rdPxR0oScgWJ8/UwIEENu3lRb09BBKV0ywNjCmFe63FjDSjlD4Q50nv44wpl3HQAc0OB9I3 VXWrjedEnIq03oC27qjHjympx31un0wiTQLq4bS4shrAECZnMGVTvbD9QSnOhDInjzsyuiBXWQP0 r4R18jfgnHvJr4nOknrFmJ5xzhraRtHWf3Kkpfz/yGo5S+H73hkquyhdjr3R8m2lj09svwAAAP// AwBQSwMEFAAGAAgAAAAhAFr0LFu/AAAAFQEAAAsAAABfcmVscy8ucmVsc2zPwWrDMAwG4Ptg72B0 X5TuUMaI01uh19I+gLGVxCy2jGSy9e1nemrHjpL4P0nD4SetZiPRyNnCruvBUPYcYp4tXC/Htw8w Wl0ObuVMFm6kcBhfX4Yzra62kC6xqGlKVgtLreUTUf1CyWnHhXKbTCzJ1VbKjMX5LzcTvvf9HuXR gPHJNKdgQU5hB+ZyK23zHztFL6w81c5zQp6m6P9TMfB3PtPWFCczVQtB9N4U2rp2HOA44NMz4y8A AAD//wMAUEsDBBQABgAIAAAAIQA+ecQCygAAAOMAAAAPAAAAZHJzL2Rvd25yZXYueG1sRI9RS8NA EITfBf/DsYIvYvdSsdq01yJCQFFEo31fcmsSmtuLuWub/vueIPg4zMw3zHI9uk7teQitFwPZRINi qbxtpTbw9Vlc34MKkcRS54UNHDnAenV+tqTc+oN88L6MtUoQCTkZaGLsc8RQNewoTHzPkrxvPziK SQ412oEOCe46nGo9Q0etpIWGen5suNqWO2cAr54Z3/sSi58X3Oxmr5s32hbGXF6MDwtQkcf4H/5r P1kDU32rb+50Ns/g91P6A7g6AQAA//8DAFBLAQItABQABgAIAAAAIQDb4fbL7gAAAIUBAAATAAAA AAAAAAAAAAAAAAAAAABbQ29udGVudF9UeXBlc10ueG1sUEsBAi0AFAAGAAgAAAAhAFr0LFu/AAAA FQEAAAsAAAAAAAAAAAAAAAAAHwEAAF9yZWxzLy5yZWxzUEsBAi0AFAAGAAgAAAAhAD55xALKAAAA 4wAAAA8AAAAAAAAAAAAAAAAABwIAAGRycy9kb3ducmV2LnhtbFBLBQYAAAAAAwADALcAAAD+AgAA AAA= " fillcolor="#f4a11e" stroked="f">
                                 <v:textbox inset="2.53958mm,2.53958mm,2.53958mm,2.53958mm">
                                   <w:txbxContent>
                                     <w:p>
@@ -6334,7 +6256,7 @@
                                   </w:txbxContent>
                                 </v:textbox>
                               </v:oval>
-                              <v:oval id="Oval 800213717" o:spid="_x0000_s1078" style="position:absolute;left:3300;top:30964;width:4227;height:5613;visibility:visible;mso-wrap-style:square;v-text-anchor:middle" o:gfxdata="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" fillcolor="#f4a11e" stroked="f">
+                              <v:oval id="Oval 800213717" o:spid="_x0000_s1078" style="position:absolute;left:3300;top:30964;width:4227;height:5613;visibility:visible;mso-wrap-style:square;v-text-anchor:middle" o:gfxdata="UEsDBBQABgAIAAAAIQDb4fbL7gAAAIUBAAATAAAAW0NvbnRlbnRfVHlwZXNdLnhtbHyQz07DMAyH 70i8Q+QralM4IITa7kDhCAiNB7ASt43WOlEcyvb2pNu4IODoPz9/n1xv9vOkForiPDdwXVagiI23 jocG3rdPxR0oScgWJ8/UwIEENu3lRb09BBKV0ywNjCmFe63FjDSjlD4Q50nv44wpl3HQAc0OB9I3 VXWrjedEnIq03oC27qjHjympx31un0wiTQLq4bS4shrAECZnMGVTvbD9QSnOhDInjzsyuiBXWQP0 r4R18jfgnHvJr4nOknrFmJ5xzhraRtHWf3Kkpfz/yGo5S+H73hkquyhdjr3R8m2lj09svwAAAP// AwBQSwMEFAAGAAgAAAAhAFr0LFu/AAAAFQEAAAsAAABfcmVscy8ucmVsc2zPwWrDMAwG4Ptg72B0 X5TuUMaI01uh19I+gLGVxCy2jGSy9e1nemrHjpL4P0nD4SetZiPRyNnCruvBUPYcYp4tXC/Htw8w Wl0ObuVMFm6kcBhfX4Yzra62kC6xqGlKVgtLreUTUf1CyWnHhXKbTCzJ1VbKjMX5LzcTvvf9HuXR gPHJNKdgQU5hB+ZyK23zHztFL6w81c5zQp6m6P9TMfB3PtPWFCczVQtB9N4U2rp2HOA44NMz4y8A AAD//wMAUEsDBBQABgAIAAAAIQCV8fu9yQAAAOIAAAAPAAAAZHJzL2Rvd25yZXYueG1sRI9RS8NA EITfhf6HYwVfxO6lQltir6UIAcUiGu37kluT0NxezF3b+O97guDjMDPfMKvN6Dp14iG0XgxkUw2K pfK2ldrA50dxtwQVIomlzgsb+OEAm/XkakW59Wd551MZa5UgEnIy0MTY54ihathRmPqeJXlffnAU kxxqtAOdE9x1ONN6jo5aSQsN9fzYcHUoj84A3j4zvvUlFt8vuD/Od/tXOhTG3FyP2wdQkcf4H/5r P1kDS61n2f0iW8DvpXQHcH0BAAD//wMAUEsBAi0AFAAGAAgAAAAhANvh9svuAAAAhQEAABMAAAAA AAAAAAAAAAAAAAAAAFtDb250ZW50X1R5cGVzXS54bWxQSwECLQAUAAYACAAAACEAWvQsW78AAAAV AQAACwAAAAAAAAAAAAAAAAAfAQAAX3JlbHMvLnJlbHNQSwECLQAUAAYACAAAACEAlfH7vckAAADi AAAADwAAAAAAAAAAAAAAAAAHAgAAZHJzL2Rvd25yZXYueG1sUEsFBgAAAAADAAMAtwAAAP0CAAAA AA== " fillcolor="#f4a11e" stroked="f">
                                 <v:textbox inset="2.53958mm,2.53958mm,2.53958mm,2.53958mm">
                                   <w:txbxContent>
                                     <w:p>
@@ -6346,7 +6268,7 @@
                                   </w:txbxContent>
                                 </v:textbox>
                               </v:oval>
-                              <v:rect id="Rectangle 1008664626" o:spid="_x0000_s1079" style="position:absolute;left:5402;top:30964;width:87450;height:5613;visibility:visible;mso-wrap-style:square;v-text-anchor:middle" o:gfxdata="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" fillcolor="#f4a11e" stroked="f">
+                              <v:rect id="Rectangle 1008664626" o:spid="_x0000_s1079" style="position:absolute;left:5402;top:30964;width:87450;height:5613;visibility:visible;mso-wrap-style:square;v-text-anchor:middle" o:gfxdata="UEsDBBQABgAIAAAAIQDb4fbL7gAAAIUBAAATAAAAW0NvbnRlbnRfVHlwZXNdLnhtbHyQz07DMAyH 70i8Q+QralM4IITa7kDhCAiNB7ASt43WOlEcyvb2pNu4IODoPz9/n1xv9vOkForiPDdwXVagiI23 jocG3rdPxR0oScgWJ8/UwIEENu3lRb09BBKV0ywNjCmFe63FjDSjlD4Q50nv44wpl3HQAc0OB9I3 VXWrjedEnIq03oC27qjHjympx31un0wiTQLq4bS4shrAECZnMGVTvbD9QSnOhDInjzsyuiBXWQP0 r4R18jfgnHvJr4nOknrFmJ5xzhraRtHWf3Kkpfz/yGo5S+H73hkquyhdjr3R8m2lj09svwAAAP// AwBQSwMEFAAGAAgAAAAhAFr0LFu/AAAAFQEAAAsAAABfcmVscy8ucmVsc2zPwWrDMAwG4Ptg72B0 X5TuUMaI01uh19I+gLGVxCy2jGSy9e1nemrHjpL4P0nD4SetZiPRyNnCruvBUPYcYp4tXC/Htw8w Wl0ObuVMFm6kcBhfX4Yzra62kC6xqGlKVgtLreUTUf1CyWnHhXKbTCzJ1VbKjMX5LzcTvvf9HuXR gPHJNKdgQU5hB+ZyK23zHztFL6w81c5zQp6m6P9TMfB3PtPWFCczVQtB9N4U2rp2HOA44NMz4y8A AAD//wMAUEsDBBQABgAIAAAAIQDwNlTOyAAAAOMAAAAPAAAAZHJzL2Rvd25yZXYueG1sRE9PS8Mw FL8LfofwhN1cYjfCrMuGDAY77DCrHrw9mmdbbV5qk3bdt18EweP7/X/r7eRaMVIfGs8GHuYKBHHp bcOVgbfX/f0KRIjIFlvPZOBCAbab25s15taf+YXGIlYihXDI0UAdY5dLGcqaHIa574gT9+l7hzGd fSVtj+cU7lqZKaWlw4ZTQ40d7Woqv4vBGXgcm+zjZ9E6/T4ts6/iONjLaTBmdjc9P4GINMV/8Z/7 YNN8pVZaL3Wm4fenBIDcXAEAAP//AwBQSwECLQAUAAYACAAAACEA2+H2y+4AAACFAQAAEwAAAAAA AAAAAAAAAAAAAAAAW0NvbnRlbnRfVHlwZXNdLnhtbFBLAQItABQABgAIAAAAIQBa9CxbvwAAABUB AAALAAAAAAAAAAAAAAAAAB8BAABfcmVscy8ucmVsc1BLAQItABQABgAIAAAAIQDwNlTOyAAAAOMA AAAPAAAAAAAAAAAAAAAAAAcCAABkcnMvZG93bnJldi54bWxQSwUGAAAAAAMAAwC3AAAA/AIAAAAA " fillcolor="#f4a11e" stroked="f">
                                 <v:textbox inset="2.53958mm,2.53958mm,2.53958mm,2.53958mm">
                                   <w:txbxContent>
                                     <w:p>
@@ -6431,7 +6353,7 @@
                 <w:szCs w:val="28"/>
               </w:rPr>
               <w:lastRenderedPageBreak/>
-              <w:t>Unit 553 — Task 1: The Principles of Operational Planning</w:t>
+              <w:t>Unit 553. Task 1: The Principles of Operational Planning</w:t>
             </w:r>
           </w:p>
           <w:p>
@@ -6489,7 +6411,7 @@
                 <w:sz w:val="28"/>
                 <w:szCs w:val="28"/>
               </w:rPr>
-              <w:t>AC1.1 — Assess the relationship between an organisation's strategic objectives and operational planning</w:t>
+              <w:t>AC1.1: Assess the relationship between an organisation's strategic objectives and operational planning</w:t>
             </w:r>
           </w:p>
           <w:p>
@@ -6800,7 +6722,7 @@
                 <w:sz w:val="28"/>
                 <w:szCs w:val="28"/>
               </w:rPr>
-              <w:t>AC1.2 — Evaluate the use of approaches to operational planning</w:t>
+              <w:t>AC1.2: Evaluate the use of approaches to operational planning</w:t>
             </w:r>
           </w:p>
           <w:p>
@@ -6817,14 +6739,7 @@
                 <w:rFonts w:ascii="Calibri" w:hAnsi="Calibri" w:cs="Calibri"/>
                 <w:color w:val="000000" w:themeColor="text1"/>
               </w:rPr>
-              <w:t>I deliberately designed this programme around Deming's Plan–Do–Check–Act cycle</w:t>
-            </w:r>
-            <w:r>
-              <w:rPr>
-                <w:rFonts w:ascii="Calibri" w:hAnsi="Calibri" w:cs="Calibri"/>
-                <w:color w:val="000000" w:themeColor="text1"/>
-              </w:rPr>
-              <w:t>, Deming, W.E. (1986) </w:t>
+              <w:t>I deliberately designed this programme around Deming's Plan–Do–Check–Act cycle, Deming, W.E. (1986) </w:t>
             </w:r>
             <w:r>
               <w:rPr>
@@ -6840,14 +6755,7 @@
                 <w:rFonts w:ascii="Calibri" w:hAnsi="Calibri" w:cs="Calibri"/>
                 <w:color w:val="000000" w:themeColor="text1"/>
               </w:rPr>
-              <w:t>, MIT Press, Cambridge MA.</w:t>
-            </w:r>
-            <w:r>
-              <w:rPr>
-                <w:rFonts w:ascii="Calibri" w:hAnsi="Calibri" w:cs="Calibri"/>
-                <w:color w:val="000000" w:themeColor="text1"/>
-              </w:rPr>
-              <w:t xml:space="preserve"> Its strength is that it supports iterative development, which suits how I work: I develop plans, strategies, ideas and resources iteratively, based on reflection, feedback and evidence of impact. It is slower than a linear approach, but measuring against a baseline set of data gives clarity about where impact has been achieved, and identifies where action will have the greatest effect.</w:t>
+              <w:t xml:space="preserve">, MIT Press, Cambridge MA. Its strength is that it supports iterative development, which suits how I work: I develop plans, strategies, ideas and resources iteratively, based on reflection, feedback and evidence of impact. It is slower than a linear approach, but measuring against a baseline set of data gives clarity about where impact has been achieved, and identifies where action will have the greatest effect.</w:t>
             </w:r>
           </w:p>
           <w:p>
@@ -6987,7 +6895,7 @@
                 <w:sz w:val="28"/>
                 <w:szCs w:val="28"/>
               </w:rPr>
-              <w:t>AC2.1 — Assess methods of managing and leading the delivery of an operational plan</w:t>
+              <w:t>AC2.1: Assess methods of managing and leading the delivery of an operational plan</w:t>
             </w:r>
           </w:p>
           <w:p>
@@ -7052,14 +6960,6 @@
                 <w:szCs w:val="22"/>
               </w:rPr>
               <w:t xml:space="preserve">The main problem I encounter is that I am not a line manager within this programme, so there is less accountability. Where this matters I lean on the leadership above me: my own line manager, who leads on quality improvement, and the Vice Principal for Quality. With their support, if an action plan is not followed through, or is not being implemented </w:t>
-            </w:r>
-            <w:r>
-              <w:rPr>
-                <w:rFonts w:ascii="Calibri" w:hAnsi="Calibri" w:cs="Calibri"/>
-                <w:color w:val="000000" w:themeColor="text1"/>
-                <w:sz w:val="22"/>
-                <w:szCs w:val="22"/>
-              </w:rPr>
               <w:lastRenderedPageBreak/>
               <w:t>by a team, there is a route through Heads of Area, who do hold line management responsibility for the Digital Leads, to ensure the actions are carried out.</w:t>
             </w:r>
@@ -7170,7 +7070,7 @@
                 <w:sz w:val="28"/>
                 <w:szCs w:val="28"/>
               </w:rPr>
-              <w:t>AC2.2 — Review techniques for problem solving and decision making</w:t>
+              <w:t>AC2.2: Review techniques for problem solving and decision making</w:t>
             </w:r>
           </w:p>
           <w:p>
@@ -7331,7 +7231,7 @@
                 <w:rFonts w:ascii="Calibri" w:hAnsi="Calibri" w:cs="Calibri"/>
                 <w:color w:val="000000" w:themeColor="text1"/>
               </w:rPr>
-              <w:t> The PDCA cycle runs throughout, keeping the programme reflective and checking that what we are doing remains fit for purpose rather than continuing down a road because it looked right at the outset. This matters because external factors — Ofsted inspection, departmental restructuring — sit outside my control and carry higher priority than this programme.</w:t>
+              <w:t> The PDCA cycle runs throughout, keeping the programme reflective and checking that what we are doing remains fit for purpose rather than continuing down a road because it looked right at the outset. This matters because external factors (Ofsted inspection, departmental restructuring) sit outside my control and carry higher priority than this programme.</w:t>
             </w:r>
           </w:p>
           <w:p>
@@ -7361,7 +7261,7 @@
                 <w:sz w:val="28"/>
                 <w:szCs w:val="28"/>
               </w:rPr>
-              <w:t>AC2.3 — Assess the ethical requirements that influence an operational plan</w:t>
+              <w:t>AC2.3: Assess the ethical requirements that influence an operational plan</w:t>
             </w:r>
           </w:p>
           <w:p>
@@ -7387,7 +7287,7 @@
                 <w:rFonts w:ascii="Calibri" w:hAnsi="Calibri" w:cs="Calibri"/>
                 <w:color w:val="000000" w:themeColor="text1"/>
               </w:rPr>
-              <w:t> The most significant ethical requirement is equality of access. Framed as making learning materials accessible by design, it can sound like a nice-to-have. Framed the other way round — understanding why those learners need assistive technology in the first place — the question becomes why we are not treating it as an absolute priority that everything we produce is built with them in mind. We are currently failing our most vulnerable learners, whether through time pressure, poor habits, or lack of knowledge. For me this is foundational: everything else sits above it, and until it is right, the work above it is compromised. That is not the current reality, but it is the central ethical issue in this plan.</w:t>
+              <w:t> The most significant ethical requirement is equality of access. Framed as making learning materials accessible by design, it can sound like a nice-to-have. Framed the other way round, by understanding why those learners need assistive technology in the first place, the question becomes why we are not treating it as an absolute priority that everything we produce is built with them in mind. We are currently failing our most vulnerable learners, whether through time pressure, poor habits, or lack of knowledge. For me this is foundational: everything else sits above it, and until it is right, the work above it is compromised. That is not the current reality, but it is the central ethical issue in this plan.</w:t>
             </w:r>
           </w:p>
           <w:p>
@@ -7607,7 +7507,7 @@
                 <w:sz w:val="28"/>
                 <w:szCs w:val="28"/>
               </w:rPr>
-              <w:t>Unit 553 — Task 2: Operational Plan</w:t>
+              <w:t>Unit 553. Task 2: Operational Plan</w:t>
             </w:r>
           </w:p>
           <w:p>
@@ -7628,7 +7528,7 @@
                 <w:sz w:val="28"/>
                 <w:szCs w:val="28"/>
               </w:rPr>
-              <w:t>AC3.1 — Develop an operational plan for an area of work</w:t>
+              <w:t>AC3.1: Develop an operational plan for an area of work</w:t>
             </w:r>
           </w:p>
           <w:p>
@@ -7903,7 +7803,7 @@
                 <w:sz w:val="28"/>
                 <w:szCs w:val="28"/>
               </w:rPr>
-              <w:t>AC4.1 — Discuss methods used to monitor and evaluate the operational plan</w:t>
+              <w:t>AC4.1: Discuss methods used to monitor and evaluate the operational plan</w:t>
             </w:r>
           </w:p>
           <w:p>
@@ -7920,14 +7820,7 @@
                 <w:rFonts w:ascii="Calibri" w:hAnsi="Calibri" w:cs="Calibri"/>
                 <w:color w:val="000000" w:themeColor="text1"/>
               </w:rPr>
-              <w:t>Monitoring is designed as a repeating cycle rather than a single before-and-after comparison. The June–August audit establishes the baseline; November is the first re-audit point, with further cycles in February and May, so each round measures against the last rather than against a one-off snapshot.</w:t>
-            </w:r>
-            <w:r>
-              <w:rPr>
-                <w:rFonts w:ascii="Calibri" w:hAnsi="Calibri" w:cs="Calibri"/>
-                <w:color w:val="000000" w:themeColor="text1"/>
-              </w:rPr>
-              <w:t xml:space="preserve"> This allows me to ensure we stay on the right path and keep reflecting on the PDCA model previously discussed.</w:t>
+              <w:t xml:space="preserve">Monitoring is designed as a repeating cycle rather than a single before-and-after comparison. The June–August audit establishes the baseline; November is the first re-audit point, with further cycles in February and May, so each round measures against the last rather than against a one-off snapshot. This allows me to ensure we stay on the right path and keep reflecting on the PDCA model previously discussed.</w:t>
             </w:r>
           </w:p>
           <w:p>
@@ -7971,14 +7864,7 @@
                 <w:rFonts w:ascii="Calibri" w:hAnsi="Calibri" w:cs="Calibri"/>
                 <w:color w:val="000000" w:themeColor="text1"/>
               </w:rPr>
-              <w:t>Relying on that alone would be a weakness. The audit is a self-assessment carried out by Digital Leads, and improvement in scores could reflect changed practice or simply changed judgement on a second pass. Evaluation is therefore triangulated through several lenses</w:t>
-            </w:r>
-            <w:r>
-              <w:rPr>
-                <w:rFonts w:ascii="Calibri" w:hAnsi="Calibri" w:cs="Calibri"/>
-                <w:color w:val="000000" w:themeColor="text1"/>
-              </w:rPr>
-              <w:t xml:space="preserve"> and aligns to Brookfield’s four lenses </w:t>
+              <w:t xml:space="preserve">Relying on that alone would be a weakness. The audit is a self-assessment carried out by Digital Leads, and improvement in scores could reflect changed practice or simply changed judgement on a second pass. Evaluation is therefore triangulated through several lenses and aligns to Brookfield’s four lenses </w:t>
             </w:r>
             <w:r>
               <w:rPr>
@@ -7987,16 +7873,7 @@
                 <w:iCs/>
                 <w:color w:val="000000" w:themeColor="text1"/>
               </w:rPr>
-              <w:t>(discussed in Unit 554 AC1.3)</w:t>
-            </w:r>
-            <w:r>
-              <w:rPr>
-                <w:rFonts w:ascii="Calibri" w:hAnsi="Calibri" w:cs="Calibri"/>
-                <w:i/>
-                <w:iCs/>
-                <w:color w:val="000000" w:themeColor="text1"/>
-              </w:rPr>
-              <w:t>.</w:t>
+              <w:t>(discussed in Unit 554 AC1.3).</w:t>
             </w:r>
             <w:r>
               <w:rPr>
@@ -8159,7 +8036,7 @@
                 <w:sz w:val="28"/>
                 <w:szCs w:val="28"/>
               </w:rPr>
-              <w:t>AC4.2 — Assess the impact of legal and organisational factors on an operational plan</w:t>
+              <w:t>AC4.2: Assess the impact of legal and organisational factors on an operational plan</w:t>
             </w:r>
           </w:p>
           <w:p>
@@ -8186,12 +8063,6 @@
                 <w:color w:val="000000" w:themeColor="text1"/>
               </w:rPr>
               <w:t xml:space="preserve"> The plan is shaped by WCAG 2.1 AA, the Public Sector Bodies Accessibility Regulations 2018, and the Equality Act 2010. Material published before September 2019 is not required to be compliant until substantially </w:t>
-            </w:r>
-            <w:r>
-              <w:rPr>
-                <w:rFonts w:ascii="Calibri" w:hAnsi="Calibri" w:cs="Calibri"/>
-                <w:color w:val="000000" w:themeColor="text1"/>
-              </w:rPr>
               <w:lastRenderedPageBreak/>
               <w:t>revised, but that is now seven years ago and most material has changed since. The practical impact is a sequencing decision: my plan is to ensure all newly created material meets the standard from now until January, then work back retrospectively through older material.</w:t>
             </w:r>
@@ -8861,9 +8732,9 @@
           </mc:Choice>
           <mc:Fallback>
             <w:pict>
-              <v:group w14:anchorId="5D41E48C" id="Group 3" o:spid="_x0000_s1080" style="width:537.1pt;height:28.45pt;mso-position-horizontal-relative:char;mso-position-vertical-relative:line" coordorigin="19352,35994" coordsize="68214,3610" o:gfxdata="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">
-                <v:group id="Group 256199393" o:spid="_x0000_s1081" style="position:absolute;left:19352;top:35994;width:68215;height:3611" coordorigin="19352,36089" coordsize="68214,3420" o:gfxdata="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">
-                  <v:rect id="Rectangle 1866514881" o:spid="_x0000_s1082" style="position:absolute;left:19352;top:36089;width:68215;height:3421;visibility:visible;mso-wrap-style:square;v-text-anchor:middle" o:gfxdata="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" filled="f" stroked="f">
+              <v:group w14:anchorId="5D41E48C" id="Group 3" o:spid="_x0000_s1080" style="width:537.1pt;height:28.45pt;mso-position-horizontal-relative:char;mso-position-vertical-relative:line" coordorigin="19352,35994" coordsize="68214,3610" o:gfxdata="UEsDBBQABgAIAAAAIQC2gziS/gAAAOEBAAATAAAAW0NvbnRlbnRfVHlwZXNdLnhtbJSRQU7DMBBF 90jcwfIWJU67QAgl6YK0S0CoHGBkTxKLZGx5TGhvj5O2G0SRWNoz/78nu9wcxkFMGNg6quQqL6RA 0s5Y6ir5vt9lD1JwBDIwOMJKHpHlpr69KfdHjyxSmriSfYz+USnWPY7AufNIadK6MEJMx9ApD/oD OlTrorhX2lFEilmcO2RdNtjC5xDF9pCuTyYBB5bi6bQ4syoJ3g9WQ0ymaiLzg5KdCXlKLjvcW893 SUOqXwnz5DrgnHtJTxOsQfEKIT7DmDSUCaxw7Rqn8787ZsmRM9e2VmPeBN4uqYvTtW7jvijg9N/y JsXecLq0q+WD6m8AAAD//wMAUEsDBBQABgAIAAAAIQA4/SH/1gAAAJQBAAALAAAAX3JlbHMvLnJl bHOkkMFqwzAMhu+DvYPRfXGawxijTi+j0GvpHsDYimMaW0Yy2fr2M4PBMnrbUb/Q94l/f/hMi1qR JVI2sOt6UJgd+ZiDgffL8ekFlFSbvV0oo4EbChzGx4f9GRdb25HMsYhqlCwG5lrLq9biZkxWOiqY 22YiTra2kYMu1l1tQD30/bPm3wwYN0x18gb45AdQl1tp5j/sFB2T0FQ7R0nTNEV3j6o9feQzro1i OWA14Fm+Q8a1a8+Bvu/d/dMb2JY5uiPbhG/ktn4cqGU/er3pcvwCAAD//wMAUEsDBBQABgAIAAAA IQAjeQC8fgQAAOMeAAAOAAAAZHJzL2Uyb0RvYy54bWzsWdFuozgUfV9p/wHxvo1tDBjUdDSamVYr jXaqmd0PcAgkSIBZmzbp3++1AQNpojbtbHZTtQ8pvibOvcfnXNvXlx+2ZeHcp1Llopq7+AK5Tlol YplXq7n715/XvzHXUQ2vlrwQVTp3H1Llfrj69ZfLTR2nRKxFsUylA4NUKt7Uc3fdNHU8m6lknZZc XYg6raAzE7LkDTTlaraUfAOjl8WMIBTMNkIuaymSVCmwfm473SszfpalSfMty1TaOMXcBd8a8ynN 50J/zq4uebySvF7nSecGf4EXJc8r+FE71GfecOdO5o+GKvNECiWy5iIR5UxkWZ6kJgaIBqOdaG6k uKtNLKt4s6otTADtDk4vHjb54/5G1j/qWwlIbOoVYGFaOpZtJkv9H7x0tgayBwtZum2cBIwBI5hi 6joJ9HkBRoS0mCZrAF5/DUeeT0LfdfQLfhRReDaoJ+sv40F8mJ5+EHiGV2a9C7OJY7bROgwR3Eon X85d4gc4irzIc52Kl0A2g58zmLsQj4jZOK8H7J1nUev8C+MPEIueip8S9ET8IBU1sEG9jg0/1rxO DclUPGCJWRD4mDKGezC/g5Z4tSpSZ9RnEDXfsxRSsQI27eHPhAhjICZYWho8hoHHtVTNTSpKRz/M XQkuGdXx+6+qaRnTv6IdqMR1XhRg53FRTQxALW0BYvXu6qdmu9gaJnmGf9q0EMsHoJeqk+scfvMr V80tl5AiAJcNpI25q/6+4zJ1neL3CmYiwpQA15txQ44bi3GDV8laQDZKGuk6beNTY7JT6+3Hu0Zk uYlscKZzGygwUuyuFjCKEI0IpXb+WjGM7K9Ug57BqEugkxm02QBmkOBe6/uywZgEh7LBYxrsZoMT qCFEDLIzsoll0ILteatKMBM4kO8MlUAZDpFHIHNPlgVIbr39XQl7Nh8H1gWAMvADSiHJtYvsoAUN Z9f3VtVgNjdnrQbEMGEoIEE/f/26YO3vani2GihmmPqwq+3BHMQwdL1VLXh6aT9rLWCCwwD52E5f p4XB/q6FZ2sBM59hTL3IojmIYdT3VtVAz14NyGcRgiOD3eX2K4O1/w/UgEOKukPHoRMD8aEwpGfj YP3gBCcG7CNAktFh1zlSw9D3cjWMgJicvuz5+TEMJzw/mxLPOa8NIULMJ9SHyta4ljSYX6sFmD8c tofjyfzZ0zPxcRC0L9hamuch+GurUSgKdKkB/ODxIIUIB4xC+cKU0igh4PB/LQVIHwxi2bcuDF3H COEQCj2OBgNdhdHlxD0YnFAHZgLPQgenyIk0Qgj2xfbo+O2eFw621mM4EKHQDzXPdWF2LIWeBN28 P5sDaVHktdKFUB4fKCcqUeRLXVHU7yi5WnwqpAMhzN1r+hHjL53QJq8dWXc0GeGdL209X+8aCYZl 1J5VW8IM5mMY81TWOE/CME26d8K0hGGEEIxMAX63NjV0HcMZH8FaSg4nGRZS3yzIP2ulmeSOfyfF mAusM2DMUOY3Fx7dzeRPeIabVHM26G599VXtuG1+YbibvvoHAAD//wMAUEsDBBQABgAIAAAAIQAn vQwy3QAAAAUBAAAPAAAAZHJzL2Rvd25yZXYueG1sTI9Ba8JAEIXvhf6HZQre6ia22ppmIyK2JxGq heJtzI5JMDsbsmsS/33XXtrLwOM93vsmXQymFh21rrKsIB5HIIhzqysuFHzt3x9fQTiPrLG2TAqu 5GCR3d+lmGjb8yd1O1+IUMIuQQWl900ipctLMujGtiEO3sm2Bn2QbSF1i30oN7WcRNFMGqw4LJTY 0Kqk/Ly7GAUfPfbLp3jdbc6n1fWwn26/NzEpNXoYlm8gPA3+Lww3/IAOWWA62gtrJ2oF4RH/e29e 9PI8AXFUMJ3NQWap/E+f/QAAAP//AwBQSwECLQAUAAYACAAAACEAtoM4kv4AAADhAQAAEwAAAAAA AAAAAAAAAAAAAAAAW0NvbnRlbnRfVHlwZXNdLnhtbFBLAQItABQABgAIAAAAIQA4/SH/1gAAAJQB AAALAAAAAAAAAAAAAAAAAC8BAABfcmVscy8ucmVsc1BLAQItABQABgAIAAAAIQAjeQC8fgQAAOMe AAAOAAAAAAAAAAAAAAAAAC4CAABkcnMvZTJvRG9jLnhtbFBLAQItABQABgAIAAAAIQAnvQwy3QAA AAUBAAAPAAAAAAAAAAAAAAAAANgGAABkcnMvZG93bnJldi54bWxQSwUGAAAAAAQABADzAAAA4gcA AAAA ">
+                <v:group id="Group 256199393" o:spid="_x0000_s1081" style="position:absolute;left:19352;top:35994;width:68215;height:3611" coordorigin="19352,36089" coordsize="68214,3420" o:gfxdata="UEsDBBQABgAIAAAAIQDb4fbL7gAAAIUBAAATAAAAW0NvbnRlbnRfVHlwZXNdLnhtbHyQz07DMAyH 70i8Q+QralM4IITa7kDhCAiNB7ASt43WOlEcyvb2pNu4IODoPz9/n1xv9vOkForiPDdwXVagiI23 jocG3rdPxR0oScgWJ8/UwIEENu3lRb09BBKV0ywNjCmFe63FjDSjlD4Q50nv44wpl3HQAc0OB9I3 VXWrjedEnIq03oC27qjHjympx31un0wiTQLq4bS4shrAECZnMGVTvbD9QSnOhDInjzsyuiBXWQP0 r4R18jfgnHvJr4nOknrFmJ5xzhraRtHWf3Kkpfz/yGo5S+H73hkquyhdjr3R8m2lj09svwAAAP// AwBQSwMEFAAGAAgAAAAhAFr0LFu/AAAAFQEAAAsAAABfcmVscy8ucmVsc2zPwWrDMAwG4Ptg72B0 X5TuUMaI01uh19I+gLGVxCy2jGSy9e1nemrHjpL4P0nD4SetZiPRyNnCruvBUPYcYp4tXC/Htw8w Wl0ObuVMFm6kcBhfX4Yzra62kC6xqGlKVgtLreUTUf1CyWnHhXKbTCzJ1VbKjMX5LzcTvvf9HuXR gPHJNKdgQU5hB+ZyK23zHztFL6w81c5zQp6m6P9TMfB3PtPWFCczVQtB9N4U2rp2HOA44NMz4y8A AAD//wMAUEsDBBQABgAIAAAAIQCN83YSygAAAOIAAAAPAAAAZHJzL2Rvd25yZXYueG1sRI9Ba8JA FITvQv/D8gredBOD0qSuIlKlBxHUQuntkX0mwezbkF2T+O+7hYLHYWa+YZbrwdSio9ZVlhXE0wgE cW51xYWCr8tu8gbCeWSNtWVS8CAH69XLaImZtj2fqDv7QgQIuwwVlN43mZQuL8mgm9qGOHhX2xr0 QbaF1C32AW5qOYuihTRYcVgosaFtSfntfDcK9j32myT+6A636/bxc5kfvw8xKTV+HTbvIDwN/hn+ b39qBbP5Ik7TJE3g71K4A3L1CwAA//8DAFBLAQItABQABgAIAAAAIQDb4fbL7gAAAIUBAAATAAAA AAAAAAAAAAAAAAAAAABbQ29udGVudF9UeXBlc10ueG1sUEsBAi0AFAAGAAgAAAAhAFr0LFu/AAAA FQEAAAsAAAAAAAAAAAAAAAAAHwEAAF9yZWxzLy5yZWxzUEsBAi0AFAAGAAgAAAAhAI3zdhLKAAAA 4gAAAA8AAAAAAAAAAAAAAAAABwIAAGRycy9kb3ducmV2LnhtbFBLBQYAAAAAAwADALcAAAD+AgAA AAA= ">
+                  <v:rect id="Rectangle 1866514881" o:spid="_x0000_s1082" style="position:absolute;left:19352;top:36089;width:68215;height:3421;visibility:visible;mso-wrap-style:square;v-text-anchor:middle" o:gfxdata="UEsDBBQABgAIAAAAIQDb4fbL7gAAAIUBAAATAAAAW0NvbnRlbnRfVHlwZXNdLnhtbHyQz07DMAyH 70i8Q+QralM4IITa7kDhCAiNB7ASt43WOlEcyvb2pNu4IODoPz9/n1xv9vOkForiPDdwXVagiI23 jocG3rdPxR0oScgWJ8/UwIEENu3lRb09BBKV0ywNjCmFe63FjDSjlD4Q50nv44wpl3HQAc0OB9I3 VXWrjedEnIq03oC27qjHjympx31un0wiTQLq4bS4shrAECZnMGVTvbD9QSnOhDInjzsyuiBXWQP0 r4R18jfgnHvJr4nOknrFmJ5xzhraRtHWf3Kkpfz/yGo5S+H73hkquyhdjr3R8m2lj09svwAAAP// AwBQSwMEFAAGAAgAAAAhAFr0LFu/AAAAFQEAAAsAAABfcmVscy8ucmVsc2zPwWrDMAwG4Ptg72B0 X5TuUMaI01uh19I+gLGVxCy2jGSy9e1nemrHjpL4P0nD4SetZiPRyNnCruvBUPYcYp4tXC/Htw8w Wl0ObuVMFm6kcBhfX4Yzra62kC6xqGlKVgtLreUTUf1CyWnHhXKbTCzJ1VbKjMX5LzcTvvf9HuXR gPHJNKdgQU5hB+ZyK23zHztFL6w81c5zQp6m6P9TMfB3PtPWFCczVQtB9N4U2rp2HOA44NMz4y8A AAD//wMAUEsDBBQABgAIAAAAIQC30BUkxgAAAOMAAAAPAAAAZHJzL2Rvd25yZXYueG1sRE9fS8Mw EH8X9h3CCb65tGWW2i0tUxScT7PzA5zNrSk2l9rErX77RRB8vN//29SzHcSJJt87VpAuExDErdM9 dwreD8+3BQgfkDUOjknBD3moq8XVBkvtzvxGpyZ0IoawL1GBCWEspfStIYt+6UbiyB3dZDHEc+qk nvAcw+0gsyTJpcWeY4PBkR4NtZ/Nt1WwXznKnjL/0HT23swfh9fdF+ZK3VzP2zWIQHP4F/+5X3Sc X+T5XboqihR+f4oAyOoCAAD//wMAUEsBAi0AFAAGAAgAAAAhANvh9svuAAAAhQEAABMAAAAAAAAA AAAAAAAAAAAAAFtDb250ZW50X1R5cGVzXS54bWxQSwECLQAUAAYACAAAACEAWvQsW78AAAAVAQAA CwAAAAAAAAAAAAAAAAAfAQAAX3JlbHMvLnJlbHNQSwECLQAUAAYACAAAACEAt9AVJMYAAADjAAAA DwAAAAAAAAAAAAAAAAAHAgAAZHJzL2Rvd25yZXYueG1sUEsFBgAAAAADAAMAtwAAAPoCAAAAAA== " filled="f" stroked="f">
                     <v:textbox inset="2.53958mm,2.53958mm,2.53958mm,2.53958mm">
                       <w:txbxContent>
                         <w:p>
@@ -8875,8 +8746,8 @@
                       </w:txbxContent>
                     </v:textbox>
                   </v:rect>
-                  <v:group id="Group 1090492441" o:spid="_x0000_s1083" style="position:absolute;left:19352;top:36089;width:68215;height:3421" coordorigin="19352,36089" coordsize="68214,3420" o:gfxdata="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">
-                    <v:rect id="Rectangle 70801003" o:spid="_x0000_s1084" style="position:absolute;left:19352;top:36089;width:68215;height:3421;visibility:visible;mso-wrap-style:square;v-text-anchor:middle" o:gfxdata="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" filled="f" stroked="f">
+                  <v:group id="Group 1090492441" o:spid="_x0000_s1083" style="position:absolute;left:19352;top:36089;width:68215;height:3421" coordorigin="19352,36089" coordsize="68214,3420" o:gfxdata="UEsDBBQABgAIAAAAIQDb4fbL7gAAAIUBAAATAAAAW0NvbnRlbnRfVHlwZXNdLnhtbHyQz07DMAyH 70i8Q+QralM4IITa7kDhCAiNB7ASt43WOlEcyvb2pNu4IODoPz9/n1xv9vOkForiPDdwXVagiI23 jocG3rdPxR0oScgWJ8/UwIEENu3lRb09BBKV0ywNjCmFe63FjDSjlD4Q50nv44wpl3HQAc0OB9I3 VXWrjedEnIq03oC27qjHjympx31un0wiTQLq4bS4shrAECZnMGVTvbD9QSnOhDInjzsyuiBXWQP0 r4R18jfgnHvJr4nOknrFmJ5xzhraRtHWf3Kkpfz/yGo5S+H73hkquyhdjr3R8m2lj09svwAAAP// AwBQSwMEFAAGAAgAAAAhAFr0LFu/AAAAFQEAAAsAAABfcmVscy8ucmVsc2zPwWrDMAwG4Ptg72B0 X5TuUMaI01uh19I+gLGVxCy2jGSy9e1nemrHjpL4P0nD4SetZiPRyNnCruvBUPYcYp4tXC/Htw8w Wl0ObuVMFm6kcBhfX4Yzra62kC6xqGlKVgtLreUTUf1CyWnHhXKbTCzJ1VbKjMX5LzcTvvf9HuXR gPHJNKdgQU5hB+ZyK23zHztFL6w81c5zQp6m6P9TMfB3PtPWFCczVQtB9N4U2rp2HOA44NMz4y8A AAD//wMAUEsDBBQABgAIAAAAIQCYIRAXyAAAAOMAAAAPAAAAZHJzL2Rvd25yZXYueG1sRE9fa8Iw EH8f7DuEG+xtJnV1zGoUkW34IIOpIL4dzdkWm0tpsrZ+eyMM9ni//zdfDrYWHbW+cqwhGSkQxLkz FRcaDvvPl3cQPiAbrB2Thit5WC4eH+aYGdfzD3W7UIgYwj5DDWUITSalz0uy6EeuIY7c2bUWQzzb QpoW+xhuazlW6k1arDg2lNjQuqT8svu1Gr567FevyUe3vZzX19N+8n3cJqT189OwmoEINIR/8Z97 Y+J8NVXpdJymCdx/igDIxQ0AAP//AwBQSwECLQAUAAYACAAAACEA2+H2y+4AAACFAQAAEwAAAAAA AAAAAAAAAAAAAAAAW0NvbnRlbnRfVHlwZXNdLnhtbFBLAQItABQABgAIAAAAIQBa9CxbvwAAABUB AAALAAAAAAAAAAAAAAAAAB8BAABfcmVscy8ucmVsc1BLAQItABQABgAIAAAAIQCYIRAXyAAAAOMA AAAPAAAAAAAAAAAAAAAAAAcCAABkcnMvZG93bnJldi54bWxQSwUGAAAAAAMAAwC3AAAA/AIAAAAA ">
+                    <v:rect id="Rectangle 70801003" o:spid="_x0000_s1084" style="position:absolute;left:19352;top:36089;width:68215;height:3421;visibility:visible;mso-wrap-style:square;v-text-anchor:middle" o:gfxdata="UEsDBBQABgAIAAAAIQDb4fbL7gAAAIUBAAATAAAAW0NvbnRlbnRfVHlwZXNdLnhtbHyQz07DMAyH 70i8Q+QralM4IITa7kDhCAiNB7ASt43WOlEcyvb2pNu4IODoPz9/n1xv9vOkForiPDdwXVagiI23 jocG3rdPxR0oScgWJ8/UwIEENu3lRb09BBKV0ywNjCmFe63FjDSjlD4Q50nv44wpl3HQAc0OB9I3 VXWrjedEnIq03oC27qjHjympx31un0wiTQLq4bS4shrAECZnMGVTvbD9QSnOhDInjzsyuiBXWQP0 r4R18jfgnHvJr4nOknrFmJ5xzhraRtHWf3Kkpfz/yGo5S+H73hkquyhdjr3R8m2lj09svwAAAP// AwBQSwMEFAAGAAgAAAAhAFr0LFu/AAAAFQEAAAsAAABfcmVscy8ucmVsc2zPwWrDMAwG4Ptg72B0 X5TuUMaI01uh19I+gLGVxCy2jGSy9e1nemrHjpL4P0nD4SetZiPRyNnCruvBUPYcYp4tXC/Htw8w Wl0ObuVMFm6kcBhfX4Yzra62kC6xqGlKVgtLreUTUf1CyWnHhXKbTCzJ1VbKjMX5LzcTvvf9HuXR gPHJNKdgQU5hB+ZyK23zHztFL6w81c5zQp6m6P9TMfB3PtPWFCczVQtB9N4U2rp2HOA44NMz4y8A AAD//wMAUEsDBBQABgAIAAAAIQABuOCVyAAAAOEAAAAPAAAAZHJzL2Rvd25yZXYueG1sRI/BbsIw EETvlfoP1iJxKzZpBTTFoFKBRDnR0A/Yxts4Il6H2ED697hSpR5HM/NGM1/2rhEX6kLtWcN4pEAQ l97UXGn4PGweZiBCRDbYeCYNPxRgubi/m2Nu/JU/6FLESiQIhxw12BjbXMpQWnIYRr4lTt637xzG JLtKmg6vCe4amSk1kQ5rTgsWW3qzVB6Ls9Owf/KUrbOwKir3bPuvw+79hBOth4P+9QVEpD7+h//a W6NhqmZqrNQj/D5Kb0AubgAAAP//AwBQSwECLQAUAAYACAAAACEA2+H2y+4AAACFAQAAEwAAAAAA AAAAAAAAAAAAAAAAW0NvbnRlbnRfVHlwZXNdLnhtbFBLAQItABQABgAIAAAAIQBa9CxbvwAAABUB AAALAAAAAAAAAAAAAAAAAB8BAABfcmVscy8ucmVsc1BLAQItABQABgAIAAAAIQABuOCVyAAAAOEA AAAPAAAAAAAAAAAAAAAAAAcCAABkcnMvZG93bnJldi54bWxQSwUGAAAAAAMAAwC3AAAA/AIAAAAA " filled="f" stroked="f">
                       <v:textbox inset="2.53958mm,2.53958mm,2.53958mm,2.53958mm">
                         <w:txbxContent>
                           <w:p>
@@ -8888,8 +8759,8 @@
                         </w:txbxContent>
                       </v:textbox>
                     </v:rect>
-                    <v:group id="Group 1481703289" o:spid="_x0000_s1085" style="position:absolute;left:19352;top:36089;width:68215;height:3421" coordorigin="19352,36089" coordsize="68214,3420" o:gfxdata="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">
-                      <v:rect id="Rectangle 1703656445" o:spid="_x0000_s1086" style="position:absolute;left:19352;top:36089;width:68215;height:3421;visibility:visible;mso-wrap-style:square;v-text-anchor:middle" o:gfxdata="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" filled="f" stroked="f">
+                    <v:group id="Group 1481703289" o:spid="_x0000_s1085" style="position:absolute;left:19352;top:36089;width:68215;height:3421" coordorigin="19352,36089" coordsize="68214,3420" o:gfxdata="UEsDBBQABgAIAAAAIQDb4fbL7gAAAIUBAAATAAAAW0NvbnRlbnRfVHlwZXNdLnhtbHyQz07DMAyH 70i8Q+QralM4IITa7kDhCAiNB7ASt43WOlEcyvb2pNu4IODoPz9/n1xv9vOkForiPDdwXVagiI23 jocG3rdPxR0oScgWJ8/UwIEENu3lRb09BBKV0ywNjCmFe63FjDSjlD4Q50nv44wpl3HQAc0OB9I3 VXWrjedEnIq03oC27qjHjympx31un0wiTQLq4bS4shrAECZnMGVTvbD9QSnOhDInjzsyuiBXWQP0 r4R18jfgnHvJr4nOknrFmJ5xzhraRtHWf3Kkpfz/yGo5S+H73hkquyhdjr3R8m2lj09svwAAAP// AwBQSwMEFAAGAAgAAAAhAFr0LFu/AAAAFQEAAAsAAABfcmVscy8ucmVsc2zPwWrDMAwG4Ptg72B0 X5TuUMaI01uh19I+gLGVxCy2jGSy9e1nemrHjpL4P0nD4SetZiPRyNnCruvBUPYcYp4tXC/Htw8w Wl0ObuVMFm6kcBhfX4Yzra62kC6xqGlKVgtLreUTUf1CyWnHhXKbTCzJ1VbKjMX5LzcTvvf9HuXR gPHJNKdgQU5hB+ZyK23zHztFL6w81c5zQp6m6P9TMfB3PtPWFCczVQtB9N4U2rp2HOA44NMz4y8A AAD//wMAUEsDBBQABgAIAAAAIQB59iMyyQAAAOMAAAAPAAAAZHJzL2Rvd25yZXYueG1sRE9La8JA EL4X+h+WKfTWbKJtjamriNjSgxR8gHgbsmMSzM6G7JrEf98tCD3O957ZYjC16Kh1lWUFSRSDIM6t rrhQcNh/vqQgnEfWWFsmBTdysJg/Psww07bnLXU7X4gQwi5DBaX3TSaly0sy6CLbEAfubFuDPpxt IXWLfQg3tRzF8bs0WHFoKLGhVUn5ZXc1Cr567JfjZN1tLufV7bR/+zluElLq+WlYfoDwNPh/8d39 rcP81zSZxONROoW/nwIAcv4LAAD//wMAUEsBAi0AFAAGAAgAAAAhANvh9svuAAAAhQEAABMAAAAA AAAAAAAAAAAAAAAAAFtDb250ZW50X1R5cGVzXS54bWxQSwECLQAUAAYACAAAACEAWvQsW78AAAAV AQAACwAAAAAAAAAAAAAAAAAfAQAAX3JlbHMvLnJlbHNQSwECLQAUAAYACAAAACEAefYjMskAAADj AAAADwAAAAAAAAAAAAAAAAAHAgAAZHJzL2Rvd25yZXYueG1sUEsFBgAAAAADAAMAtwAAAP0CAAAA AA== ">
+                      <v:rect id="Rectangle 1703656445" o:spid="_x0000_s1086" style="position:absolute;left:19352;top:36089;width:68215;height:3421;visibility:visible;mso-wrap-style:square;v-text-anchor:middle" o:gfxdata="UEsDBBQABgAIAAAAIQDb4fbL7gAAAIUBAAATAAAAW0NvbnRlbnRfVHlwZXNdLnhtbHyQz07DMAyH 70i8Q+QralM4IITa7kDhCAiNB7ASt43WOlEcyvb2pNu4IODoPz9/n1xv9vOkForiPDdwXVagiI23 jocG3rdPxR0oScgWJ8/UwIEENu3lRb09BBKV0ywNjCmFe63FjDSjlD4Q50nv44wpl3HQAc0OB9I3 VXWrjedEnIq03oC27qjHjympx31un0wiTQLq4bS4shrAECZnMGVTvbD9QSnOhDInjzsyuiBXWQP0 r4R18jfgnHvJr4nOknrFmJ5xzhraRtHWf3Kkpfz/yGo5S+H73hkquyhdjr3R8m2lj09svwAAAP// AwBQSwMEFAAGAAgAAAAhAFr0LFu/AAAAFQEAAAsAAABfcmVscy8ucmVsc2zPwWrDMAwG4Ptg72B0 X5TuUMaI01uh19I+gLGVxCy2jGSy9e1nemrHjpL4P0nD4SetZiPRyNnCruvBUPYcYp4tXC/Htw8w Wl0ObuVMFm6kcBhfX4Yzra62kC6xqGlKVgtLreUTUf1CyWnHhXKbTCzJ1VbKjMX5LzcTvvf9HuXR gPHJNKdgQU5hB+ZyK23zHztFL6w81c5zQp6m6P9TMfB3PtPWFCczVQtB9N4U2rp2HOA44NMz4y8A AAD//wMAUEsDBBQABgAIAAAAIQBZf8i9xwAAAOMAAAAPAAAAZHJzL2Rvd25yZXYueG1sRE9fT8Iw EH834Ts0R+KbdMwxdVKIGkiUJxx+gHM914X1OtcC49tTEhMf7/f/5svBtuJIvW8cK5hOEhDEldMN 1wq+duu7RxA+IGtsHZOCM3lYLkY3cyy0O/EnHctQixjCvkAFJoSukNJXhiz6ieuII/fjeoshnn0t dY+nGG5bmSZJLi02HBsMdvRmqNqXB6tgmzlKV6l/LWv7ZIbv3ebjF3OlbsfDyzOIQEP4F/+533Wc /5Dc57M8y2Zw/SkCIBcXAAAA//8DAFBLAQItABQABgAIAAAAIQDb4fbL7gAAAIUBAAATAAAAAAAA AAAAAAAAAAAAAABbQ29udGVudF9UeXBlc10ueG1sUEsBAi0AFAAGAAgAAAAhAFr0LFu/AAAAFQEA AAsAAAAAAAAAAAAAAAAAHwEAAF9yZWxzLy5yZWxzUEsBAi0AFAAGAAgAAAAhAFl/yL3HAAAA4wAA AA8AAAAAAAAAAAAAAAAABwIAAGRycy9kb3ducmV2LnhtbFBLBQYAAAAAAwADALcAAAD7AgAAAAA= " filled="f" stroked="f">
                         <v:textbox inset="2.53958mm,2.53958mm,2.53958mm,2.53958mm">
                           <w:txbxContent>
                             <w:p>
@@ -8901,8 +8772,8 @@
                           </w:txbxContent>
                         </v:textbox>
                       </v:rect>
-                      <v:group id="Group 1081280626" o:spid="_x0000_s1087" style="position:absolute;left:19352;top:36089;width:68215;height:3421" coordorigin="19352,36089" coordsize="68214,3420" o:gfxdata="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">
-                        <v:rect id="Rectangle 418145359" o:spid="_x0000_s1088" style="position:absolute;left:19352;top:36089;width:68215;height:3421;visibility:visible;mso-wrap-style:square;v-text-anchor:middle" o:gfxdata="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" filled="f" stroked="f">
+                      <v:group id="Group 1081280626" o:spid="_x0000_s1087" style="position:absolute;left:19352;top:36089;width:68215;height:3421" coordorigin="19352,36089" coordsize="68214,3420" o:gfxdata="UEsDBBQABgAIAAAAIQDb4fbL7gAAAIUBAAATAAAAW0NvbnRlbnRfVHlwZXNdLnhtbHyQz07DMAyH 70i8Q+QralM4IITa7kDhCAiNB7ASt43WOlEcyvb2pNu4IODoPz9/n1xv9vOkForiPDdwXVagiI23 jocG3rdPxR0oScgWJ8/UwIEENu3lRb09BBKV0ywNjCmFe63FjDSjlD4Q50nv44wpl3HQAc0OB9I3 VXWrjedEnIq03oC27qjHjympx31un0wiTQLq4bS4shrAECZnMGVTvbD9QSnOhDInjzsyuiBXWQP0 r4R18jfgnHvJr4nOknrFmJ5xzhraRtHWf3Kkpfz/yGo5S+H73hkquyhdjr3R8m2lj09svwAAAP// AwBQSwMEFAAGAAgAAAAhAFr0LFu/AAAAFQEAAAsAAABfcmVscy8ucmVsc2zPwWrDMAwG4Ptg72B0 X5TuUMaI01uh19I+gLGVxCy2jGSy9e1nemrHjpL4P0nD4SetZiPRyNnCruvBUPYcYp4tXC/Htw8w Wl0ObuVMFm6kcBhfX4Yzra62kC6xqGlKVgtLreUTUf1CyWnHhXKbTCzJ1VbKjMX5LzcTvvf9HuXR gPHJNKdgQU5hB+ZyK23zHztFL6w81c5zQp6m6P9TMfB3PtPWFCczVQtB9N4U2rp2HOA44NMz4y8A AAD//wMAUEsDBBQABgAIAAAAIQDWcmm7yAAAAOMAAAAPAAAAZHJzL2Rvd25yZXYueG1sRE9fa8Iw EH8f+B3CCXubSTtWSmcUkU18kMF0MPZ2NGdbbC6liW399mYw2OP9/t9yPdlWDNT7xrGGZKFAEJfO NFxp+Dq9P+UgfEA22DomDTfysF7NHpZYGDfyJw3HUIkYwr5ADXUIXSGlL2uy6BeuI47c2fUWQzz7 SpoexxhuW5kqlUmLDceGGjva1lRejlerYTfiuHlO3obD5by9/ZxePr4PCWn9OJ82ryACTeFf/Ofe mzhf5UmaqyzN4PenCIBc3QEAAP//AwBQSwECLQAUAAYACAAAACEA2+H2y+4AAACFAQAAEwAAAAAA AAAAAAAAAAAAAAAAW0NvbnRlbnRfVHlwZXNdLnhtbFBLAQItABQABgAIAAAAIQBa9CxbvwAAABUB AAALAAAAAAAAAAAAAAAAAB8BAABfcmVscy8ucmVsc1BLAQItABQABgAIAAAAIQDWcmm7yAAAAOMA AAAPAAAAAAAAAAAAAAAAAAcCAABkcnMvZG93bnJldi54bWxQSwUGAAAAAAMAAwC3AAAA/AIAAAAA ">
+                        <v:rect id="Rectangle 418145359" o:spid="_x0000_s1088" style="position:absolute;left:19352;top:36089;width:68215;height:3421;visibility:visible;mso-wrap-style:square;v-text-anchor:middle" o:gfxdata="UEsDBBQABgAIAAAAIQDb4fbL7gAAAIUBAAATAAAAW0NvbnRlbnRfVHlwZXNdLnhtbHyQz07DMAyH 70i8Q+QralM4IITa7kDhCAiNB7ASt43WOlEcyvb2pNu4IODoPz9/n1xv9vOkForiPDdwXVagiI23 jocG3rdPxR0oScgWJ8/UwIEENu3lRb09BBKV0ywNjCmFe63FjDSjlD4Q50nv44wpl3HQAc0OB9I3 VXWrjedEnIq03oC27qjHjympx31un0wiTQLq4bS4shrAECZnMGVTvbD9QSnOhDInjzsyuiBXWQP0 r4R18jfgnHvJr4nOknrFmJ5xzhraRtHWf3Kkpfz/yGo5S+H73hkquyhdjr3R8m2lj09svwAAAP// AwBQSwMEFAAGAAgAAAAhAFr0LFu/AAAAFQEAAAsAAABfcmVscy8ucmVsc2zPwWrDMAwG4Ptg72B0 X5TuUMaI01uh19I+gLGVxCy2jGSy9e1nemrHjpL4P0nD4SetZiPRyNnCruvBUPYcYp4tXC/Htw8w Wl0ObuVMFm6kcBhfX4Yzra62kC6xqGlKVgtLreUTUf1CyWnHhXKbTCzJ1VbKjMX5LzcTvvf9HuXR gPHJNKdgQU5hB+ZyK23zHztFL6w81c5zQp6m6P9TMfB3PtPWFCczVQtB9N4U2rp2HOA44NMz4y8A AAD//wMAUEsDBBQABgAIAAAAIQBG7bcCygAAAOIAAAAPAAAAZHJzL2Rvd25yZXYueG1sRI/BbsIw EETvlfoP1iL1VpyEgCBgUItaqeXUhn7ANl7iiHidxi6kf4+RKnEczcwbzWoz2FacqPeNYwXpOAFB XDndcK3ga//6OAfhA7LG1jEp+CMPm/X93QoL7c78Sacy1CJC2BeowITQFVL6ypBFP3YdcfQOrrcY ouxrqXs8R7htZZYkM2mx4bhgsKOtoepY/loFH7mj7CXzz2VtF2b43u/ef3Cm1MNoeFqCCDSEW/i/ /aYV5Ok8zaeT6QKul+IdkOsLAAAA//8DAFBLAQItABQABgAIAAAAIQDb4fbL7gAAAIUBAAATAAAA AAAAAAAAAAAAAAAAAABbQ29udGVudF9UeXBlc10ueG1sUEsBAi0AFAAGAAgAAAAhAFr0LFu/AAAA FQEAAAsAAAAAAAAAAAAAAAAAHwEAAF9yZWxzLy5yZWxzUEsBAi0AFAAGAAgAAAAhAEbttwLKAAAA 4gAAAA8AAAAAAAAAAAAAAAAABwIAAGRycy9kb3ducmV2LnhtbFBLBQYAAAAAAwADALcAAAD+AgAA AAA= " filled="f" stroked="f">
                           <v:textbox inset="2.53958mm,2.53958mm,2.53958mm,2.53958mm">
                             <w:txbxContent>
                               <w:p>
@@ -8914,8 +8785,8 @@
                             </w:txbxContent>
                           </v:textbox>
                         </v:rect>
-                        <v:group id="Group 1121760519" o:spid="_x0000_s1089" style="position:absolute;left:19352;top:36089;width:68215;height:3421" coordorigin="19352,36089" coordsize="68214,3420" o:gfxdata="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">
-                          <v:rect id="Rectangle 1858114399" o:spid="_x0000_s1090" style="position:absolute;left:19352;top:36089;width:68215;height:3421;visibility:visible;mso-wrap-style:square;v-text-anchor:middle" o:gfxdata="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" filled="f" stroked="f">
+                        <v:group id="Group 1121760519" o:spid="_x0000_s1089" style="position:absolute;left:19352;top:36089;width:68215;height:3421" coordorigin="19352,36089" coordsize="68214,3420" o:gfxdata="UEsDBBQABgAIAAAAIQDb4fbL7gAAAIUBAAATAAAAW0NvbnRlbnRfVHlwZXNdLnhtbHyQz07DMAyH 70i8Q+QralM4IITa7kDhCAiNB7ASt43WOlEcyvb2pNu4IODoPz9/n1xv9vOkForiPDdwXVagiI23 jocG3rdPxR0oScgWJ8/UwIEENu3lRb09BBKV0ywNjCmFe63FjDSjlD4Q50nv44wpl3HQAc0OB9I3 VXWrjedEnIq03oC27qjHjympx31un0wiTQLq4bS4shrAECZnMGVTvbD9QSnOhDInjzsyuiBXWQP0 r4R18jfgnHvJr4nOknrFmJ5xzhraRtHWf3Kkpfz/yGo5S+H73hkquyhdjr3R8m2lj09svwAAAP// AwBQSwMEFAAGAAgAAAAhAFr0LFu/AAAAFQEAAAsAAABfcmVscy8ucmVsc2zPwWrDMAwG4Ptg72B0 X5TuUMaI01uh19I+gLGVxCy2jGSy9e1nemrHjpL4P0nD4SetZiPRyNnCruvBUPYcYp4tXC/Htw8w Wl0ObuVMFm6kcBhfX4Yzra62kC6xqGlKVgtLreUTUf1CyWnHhXKbTCzJ1VbKjMX5LzcTvvf9HuXR gPHJNKdgQU5hB+ZyK23zHztFL6w81c5zQp6m6P9TMfB3PtPWFCczVQtB9N4U2rp2HOA44NMz4y8A AAD//wMAUEsDBBQABgAIAAAAIQCnngjEyAAAAOMAAAAPAAAAZHJzL2Rvd25yZXYueG1sRE9fa8Iw EH8f7DuEG/imaRTd7IwisskeZDAVxLejOdticylN1tZvbwbCHu/3/xar3laipcaXjjWoUQKCOHOm 5FzD8fA5fAPhA7LByjFpuJGH1fL5aYGpcR3/ULsPuYgh7FPUUIRQp1L6rCCLfuRq4shdXGMxxLPJ pWmwi+G2kuMkmUmLJceGAmvaFJRd979Ww7bDbj1RH+3uetnczofp92mnSOvBS79+BxGoD//ih/vL xPlqrF5nyVTN4e+nCIBc3gEAAP//AwBQSwECLQAUAAYACAAAACEA2+H2y+4AAACFAQAAEwAAAAAA AAAAAAAAAAAAAAAAW0NvbnRlbnRfVHlwZXNdLnhtbFBLAQItABQABgAIAAAAIQBa9CxbvwAAABUB AAALAAAAAAAAAAAAAAAAAB8BAABfcmVscy8ucmVsc1BLAQItABQABgAIAAAAIQCnngjEyAAAAOMA AAAPAAAAAAAAAAAAAAAAAAcCAABkcnMvZG93bnJldi54bWxQSwUGAAAAAAMAAwC3AAAA/AIAAAAA ">
+                          <v:rect id="Rectangle 1858114399" o:spid="_x0000_s1090" style="position:absolute;left:19352;top:36089;width:68215;height:3421;visibility:visible;mso-wrap-style:square;v-text-anchor:middle" o:gfxdata="UEsDBBQABgAIAAAAIQDb4fbL7gAAAIUBAAATAAAAW0NvbnRlbnRfVHlwZXNdLnhtbHyQz07DMAyH 70i8Q+QralM4IITa7kDhCAiNB7ASt43WOlEcyvb2pNu4IODoPz9/n1xv9vOkForiPDdwXVagiI23 jocG3rdPxR0oScgWJ8/UwIEENu3lRb09BBKV0ywNjCmFe63FjDSjlD4Q50nv44wpl3HQAc0OB9I3 VXWrjedEnIq03oC27qjHjympx31un0wiTQLq4bS4shrAECZnMGVTvbD9QSnOhDInjzsyuiBXWQP0 r4R18jfgnHvJr4nOknrFmJ5xzhraRtHWf3Kkpfz/yGo5S+H73hkquyhdjr3R8m2lj09svwAAAP// AwBQSwMEFAAGAAgAAAAhAFr0LFu/AAAAFQEAAAsAAABfcmVscy8ucmVsc2zPwWrDMAwG4Ptg72B0 X5TuUMaI01uh19I+gLGVxCy2jGSy9e1nemrHjpL4P0nD4SetZiPRyNnCruvBUPYcYp4tXC/Htw8w Wl0ObuVMFm6kcBhfX4Yzra62kC6xqGlKVgtLreUTUf1CyWnHhXKbTCzJ1VbKjMX5LzcTvvf9HuXR gPHJNKdgQU5hB+ZyK23zHztFL6w81c5zQp6m6P9TMfB3PtPWFCczVQtB9N4U2rp2HOA44NMz4y8A AAD//wMAUEsDBBQABgAIAAAAIQDO98R5xwAAAOMAAAAPAAAAZHJzL2Rvd25yZXYueG1sRE9fT8Iw EH8n8Ts0Z8IbdBtItkkhQjBRnnT4Ac71XBfX61wLzG9vTUx8vN//W29H24kLDb51rCCdJyCIa6db bhS8nR5nOQgfkDV2jknBN3nYbm4mayy1u/IrXarQiBjCvkQFJoS+lNLXhiz6ueuJI/fhBoshnkMj 9YDXGG47mSXJSlpsOTYY7GlvqP6szlbBy9JRdsj8rmpsYcb30/H5C1dKTW/Hh3sQgcbwL/5zP+k4 P7/L03S5KAr4/SkCIDc/AAAA//8DAFBLAQItABQABgAIAAAAIQDb4fbL7gAAAIUBAAATAAAAAAAA AAAAAAAAAAAAAABbQ29udGVudF9UeXBlc10ueG1sUEsBAi0AFAAGAAgAAAAhAFr0LFu/AAAAFQEA AAsAAAAAAAAAAAAAAAAAHwEAAF9yZWxzLy5yZWxzUEsBAi0AFAAGAAgAAAAhAM73xHnHAAAA4wAA AA8AAAAAAAAAAAAAAAAABwIAAGRycy9kb3ducmV2LnhtbFBLBQYAAAAAAwADALcAAAD7AgAAAAA= " filled="f" stroked="f">
                             <v:textbox inset="2.53958mm,2.53958mm,2.53958mm,2.53958mm">
                               <w:txbxContent>
                                 <w:p>
@@ -8927,8 +8798,8 @@
                               </w:txbxContent>
                             </v:textbox>
                           </v:rect>
-                          <v:group id="Group 1058909243" o:spid="_x0000_s1091" style="position:absolute;left:19352;top:36089;width:68215;height:3421" coordorigin="19352,36174" coordsize="68214,3252" o:gfxdata="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">
-                            <v:rect id="Rectangle 1502438489" o:spid="_x0000_s1092" style="position:absolute;left:19352;top:36174;width:68215;height:3252;visibility:visible;mso-wrap-style:square;v-text-anchor:middle" o:gfxdata="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" filled="f" stroked="f">
+                          <v:group id="Group 1058909243" o:spid="_x0000_s1091" style="position:absolute;left:19352;top:36089;width:68215;height:3421" coordorigin="19352,36174" coordsize="68214,3252" o:gfxdata="UEsDBBQABgAIAAAAIQDb4fbL7gAAAIUBAAATAAAAW0NvbnRlbnRfVHlwZXNdLnhtbHyQz07DMAyH 70i8Q+QralM4IITa7kDhCAiNB7ASt43WOlEcyvb2pNu4IODoPz9/n1xv9vOkForiPDdwXVagiI23 jocG3rdPxR0oScgWJ8/UwIEENu3lRb09BBKV0ywNjCmFe63FjDSjlD4Q50nv44wpl3HQAc0OB9I3 VXWrjedEnIq03oC27qjHjympx31un0wiTQLq4bS4shrAECZnMGVTvbD9QSnOhDInjzsyuiBXWQP0 r4R18jfgnHvJr4nOknrFmJ5xzhraRtHWf3Kkpfz/yGo5S+H73hkquyhdjr3R8m2lj09svwAAAP// AwBQSwMEFAAGAAgAAAAhAFr0LFu/AAAAFQEAAAsAAABfcmVscy8ucmVsc2zPwWrDMAwG4Ptg72B0 X5TuUMaI01uh19I+gLGVxCy2jGSy9e1nemrHjpL4P0nD4SetZiPRyNnCruvBUPYcYp4tXC/Htw8w Wl0ObuVMFm6kcBhfX4Yzra62kC6xqGlKVgtLreUTUf1CyWnHhXKbTCzJ1VbKjMX5LzcTvvf9HuXR gPHJNKdgQU5hB+ZyK23zHztFL6w81c5zQp6m6P9TMfB3PtPWFCczVQtB9N4U2rp2HOA44NMz4y8A AAD//wMAUEsDBBQABgAIAAAAIQDoQUDlyAAAAOMAAAAPAAAAZHJzL2Rvd25yZXYueG1sRE9fa8Iw EH8f7DuEE/amSXUOrUYR2YYPMpgOxLejOdticylN1tZvvwjCHu/3/5br3laipcaXjjUkIwWCOHOm 5FzDz/FjOAPhA7LByjFpuJGH9er5aYmpcR1/U3sIuYgh7FPUUIRQp1L6rCCLfuRq4shdXGMxxLPJ pWmwi+G2kmOl3qTFkmNDgTVtC8quh1+r4bPDbjNJ3tv99bK9nY/Tr9M+Ia1fBv1mASJQH/7FD/fO xPlqOpur+fh1AvefIgBy9QcAAP//AwBQSwECLQAUAAYACAAAACEA2+H2y+4AAACFAQAAEwAAAAAA AAAAAAAAAAAAAAAAW0NvbnRlbnRfVHlwZXNdLnhtbFBLAQItABQABgAIAAAAIQBa9CxbvwAAABUB AAALAAAAAAAAAAAAAAAAAB8BAABfcmVscy8ucmVsc1BLAQItABQABgAIAAAAIQDoQUDlyAAAAOMA AAAPAAAAAAAAAAAAAAAAAAcCAABkcnMvZG93bnJldi54bWxQSwUGAAAAAAMAAwC3AAAA/AIAAAAA ">
+                            <v:rect id="Rectangle 1502438489" o:spid="_x0000_s1092" style="position:absolute;left:19352;top:36174;width:68215;height:3252;visibility:visible;mso-wrap-style:square;v-text-anchor:middle" o:gfxdata="UEsDBBQABgAIAAAAIQDb4fbL7gAAAIUBAAATAAAAW0NvbnRlbnRfVHlwZXNdLnhtbHyQz07DMAyH 70i8Q+QralM4IITa7kDhCAiNB7ASt43WOlEcyvb2pNu4IODoPz9/n1xv9vOkForiPDdwXVagiI23 jocG3rdPxR0oScgWJ8/UwIEENu3lRb09BBKV0ywNjCmFe63FjDSjlD4Q50nv44wpl3HQAc0OB9I3 VXWrjedEnIq03oC27qjHjympx31un0wiTQLq4bS4shrAECZnMGVTvbD9QSnOhDInjzsyuiBXWQP0 r4R18jfgnHvJr4nOknrFmJ5xzhraRtHWf3Kkpfz/yGo5S+H73hkquyhdjr3R8m2lj09svwAAAP// AwBQSwMEFAAGAAgAAAAhAFr0LFu/AAAAFQEAAAsAAABfcmVscy8ucmVsc2zPwWrDMAwG4Ptg72B0 X5TuUMaI01uh19I+gLGVxCy2jGSy9e1nemrHjpL4P0nD4SetZiPRyNnCruvBUPYcYp4tXC/Htw8w Wl0ObuVMFm6kcBhfX4Yzra62kC6xqGlKVgtLreUTUf1CyWnHhXKbTCzJ1VbKjMX5LzcTvvf9HuXR gPHJNKdgQU5hB+ZyK23zHztFL6w81c5zQp6m6P9TMfB3PtPWFCczVQtB9N4U2rp2HOA44NMz4y8A AAD//wMAUEsDBBQABgAIAAAAIQAYqjptxwAAAOMAAAAPAAAAZHJzL2Rvd25yZXYueG1sRE9fT8Iw EH834Ts0R+KbdMxJxqQQIJioTzD8AOd6rgvrdawF5re3JiY+3u//LVaDbcWVet84VjCdJCCIK6cb rhV8HF8echA+IGtsHZOCb/KwWo7uFlhod+MDXctQixjCvkAFJoSukNJXhiz6ieuII/fleoshnn0t dY+3GG5bmSbJTFpsODYY7GhrqDqVF6tgnzlKd6nflLWdm+Hz+P52xplS9+Nh/Qwi0BD+xX/uVx3n PyVp9phn+Rx+f4oAyOUPAAAA//8DAFBLAQItABQABgAIAAAAIQDb4fbL7gAAAIUBAAATAAAAAAAA AAAAAAAAAAAAAABbQ29udGVudF9UeXBlc10ueG1sUEsBAi0AFAAGAAgAAAAhAFr0LFu/AAAAFQEA AAsAAAAAAAAAAAAAAAAAHwEAAF9yZWxzLy5yZWxzUEsBAi0AFAAGAAgAAAAhABiqOm3HAAAA4wAA AA8AAAAAAAAAAAAAAAAABwIAAGRycy9kb3ducmV2LnhtbFBLBQYAAAAAAwADALcAAAD7AgAAAAA= " filled="f" stroked="f">
                               <v:textbox inset="2.53958mm,2.53958mm,2.53958mm,2.53958mm">
                                 <w:txbxContent>
                                   <w:p>
@@ -8940,8 +8811,8 @@
                                 </w:txbxContent>
                               </v:textbox>
                             </v:rect>
-                            <v:group id="Group 700852454" o:spid="_x0000_s1093" style="position:absolute;left:19352;top:36174;width:68215;height:3251" coordorigin="3300,30964" coordsize="91684,4227" o:gfxdata="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">
-                              <v:rect id="Rectangle 589851699" o:spid="_x0000_s1094" style="position:absolute;left:3300;top:30964;width:91684;height:4227;visibility:visible;mso-wrap-style:square;v-text-anchor:middle" o:gfxdata="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" filled="f" stroked="f">
+                            <v:group id="Group 700852454" o:spid="_x0000_s1093" style="position:absolute;left:19352;top:36174;width:68215;height:3251" coordorigin="3300,30964" coordsize="91684,4227" o:gfxdata="UEsDBBQABgAIAAAAIQDb4fbL7gAAAIUBAAATAAAAW0NvbnRlbnRfVHlwZXNdLnhtbHyQz07DMAyH 70i8Q+QralM4IITa7kDhCAiNB7ASt43WOlEcyvb2pNu4IODoPz9/n1xv9vOkForiPDdwXVagiI23 jocG3rdPxR0oScgWJ8/UwIEENu3lRb09BBKV0ywNjCmFe63FjDSjlD4Q50nv44wpl3HQAc0OB9I3 VXWrjedEnIq03oC27qjHjympx31un0wiTQLq4bS4shrAECZnMGVTvbD9QSnOhDInjzsyuiBXWQP0 r4R18jfgnHvJr4nOknrFmJ5xzhraRtHWf3Kkpfz/yGo5S+H73hkquyhdjr3R8m2lj09svwAAAP// AwBQSwMEFAAGAAgAAAAhAFr0LFu/AAAAFQEAAAsAAABfcmVscy8ucmVsc2zPwWrDMAwG4Ptg72B0 X5TuUMaI01uh19I+gLGVxCy2jGSy9e1nemrHjpL4P0nD4SetZiPRyNnCruvBUPYcYp4tXC/Htw8w Wl0ObuVMFm6kcBhfX4Yzra62kC6xqGlKVgtLreUTUf1CyWnHhXKbTCzJ1VbKjMX5LzcTvvf9HuXR gPHJNKdgQU5hB+ZyK23zHztFL6w81c5zQp6m6P9TMfB3PtPWFCczVQtB9N4U2rp2HOA44NMz4y8A AAD//wMAUEsDBBQABgAIAAAAIQDyGYWaywAAAOIAAAAPAAAAZHJzL2Rvd25yZXYueG1sRI9Ba8JA FITvBf/D8gq91d1YYyV1FRFbehBBLYi3R/aZBLNvQ3abxH/fLRR6HGbmG2axGmwtOmp95VhDMlYg iHNnKi40fJ3en+cgfEA2WDsmDXfysFqOHhaYGdfzgbpjKESEsM9QQxlCk0np85Is+rFriKN3da3F EGVbSNNiH+G2lhOlZtJixXGhxIY2JeW347fV8NFjv35Jtt3udt3cL6d0f94lpPXT47B+AxFoCP/h v/an0fCq1DydTNMp/F6Kd0AufwAAAP//AwBQSwECLQAUAAYACAAAACEA2+H2y+4AAACFAQAAEwAA AAAAAAAAAAAAAAAAAAAAW0NvbnRlbnRfVHlwZXNdLnhtbFBLAQItABQABgAIAAAAIQBa9CxbvwAA ABUBAAALAAAAAAAAAAAAAAAAAB8BAABfcmVscy8ucmVsc1BLAQItABQABgAIAAAAIQDyGYWaywAA AOIAAAAPAAAAAAAAAAAAAAAAAAcCAABkcnMvZG93bnJldi54bWxQSwUGAAAAAAMAAwC3AAAA/wIA AAAA ">
+                              <v:rect id="Rectangle 589851699" o:spid="_x0000_s1094" style="position:absolute;left:3300;top:30964;width:91684;height:4227;visibility:visible;mso-wrap-style:square;v-text-anchor:middle" o:gfxdata="UEsDBBQABgAIAAAAIQDb4fbL7gAAAIUBAAATAAAAW0NvbnRlbnRfVHlwZXNdLnhtbHyQz07DMAyH 70i8Q+QralM4IITa7kDhCAiNB7ASt43WOlEcyvb2pNu4IODoPz9/n1xv9vOkForiPDdwXVagiI23 jocG3rdPxR0oScgWJ8/UwIEENu3lRb09BBKV0ywNjCmFe63FjDSjlD4Q50nv44wpl3HQAc0OB9I3 VXWrjedEnIq03oC27qjHjympx31un0wiTQLq4bS4shrAECZnMGVTvbD9QSnOhDInjzsyuiBXWQP0 r4R18jfgnHvJr4nOknrFmJ5xzhraRtHWf3Kkpfz/yGo5S+H73hkquyhdjr3R8m2lj09svwAAAP// AwBQSwMEFAAGAAgAAAAhAFr0LFu/AAAAFQEAAAsAAABfcmVscy8ucmVsc2zPwWrDMAwG4Ptg72B0 X5TuUMaI01uh19I+gLGVxCy2jGSy9e1nemrHjpL4P0nD4SetZiPRyNnCruvBUPYcYp4tXC/Htw8w Wl0ObuVMFm6kcBhfX4Yzra62kC6xqGlKVgtLreUTUf1CyWnHhXKbTCzJ1VbKjMX5LzcTvvf9HuXR gPHJNKdgQU5hB+ZyK23zHztFL6w81c5zQp6m6P9TMfB3PtPWFCczVQtB9N4U2rp2HOA44NMz4y8A AAD//wMAUEsDBBQABgAIAAAAIQCFWnoNyQAAAOIAAAAPAAAAZHJzL2Rvd25yZXYueG1sRI/BbsIw EETvlfoP1lbqrThEJUoCBrWoSLSnEviAJV7iiHgdYhfSv68rVepxNDNvNIvVaDtxpcG3jhVMJwkI 4trplhsFh/3mKQfhA7LGzjEp+CYPq+X93QJL7W68o2sVGhEh7EtUYELoSyl9bciin7ieOHonN1gM UQ6N1APeItx2Mk2STFpsOS4Y7GltqD5XX1bB57Oj9C31r1VjCzMe9x/vF8yUenwYX+YgAo3hP/zX 3moFs7zIZ9OsKOD3UrwDcvkDAAD//wMAUEsBAi0AFAAGAAgAAAAhANvh9svuAAAAhQEAABMAAAAA AAAAAAAAAAAAAAAAAFtDb250ZW50X1R5cGVzXS54bWxQSwECLQAUAAYACAAAACEAWvQsW78AAAAV AQAACwAAAAAAAAAAAAAAAAAfAQAAX3JlbHMvLnJlbHNQSwECLQAUAAYACAAAACEAhVp6DckAAADi AAAADwAAAAAAAAAAAAAAAAAHAgAAZHJzL2Rvd25yZXYueG1sUEsFBgAAAAADAAMAtwAAAP0CAAAA AA== " filled="f" stroked="f">
                                 <v:textbox inset="2.53958mm,2.53958mm,2.53958mm,2.53958mm">
                                   <w:txbxContent>
                                     <w:p>
@@ -8953,7 +8824,7 @@
                                   </w:txbxContent>
                                 </v:textbox>
                               </v:rect>
-                              <v:oval id="Oval 149004185" o:spid="_x0000_s1095" style="position:absolute;left:90757;top:30964;width:4227;height:4227;visibility:visible;mso-wrap-style:square;v-text-anchor:middle" o:gfxdata="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" fillcolor="#f4a11e" stroked="f">
+                              <v:oval id="Oval 149004185" o:spid="_x0000_s1095" style="position:absolute;left:90757;top:30964;width:4227;height:4227;visibility:visible;mso-wrap-style:square;v-text-anchor:middle" o:gfxdata="UEsDBBQABgAIAAAAIQDb4fbL7gAAAIUBAAATAAAAW0NvbnRlbnRfVHlwZXNdLnhtbHyQz07DMAyH 70i8Q+QralM4IITa7kDhCAiNB7ASt43WOlEcyvb2pNu4IODoPz9/n1xv9vOkForiPDdwXVagiI23 jocG3rdPxR0oScgWJ8/UwIEENu3lRb09BBKV0ywNjCmFe63FjDSjlD4Q50nv44wpl3HQAc0OB9I3 VXWrjedEnIq03oC27qjHjympx31un0wiTQLq4bS4shrAECZnMGVTvbD9QSnOhDInjzsyuiBXWQP0 r4R18jfgnHvJr4nOknrFmJ5xzhraRtHWf3Kkpfz/yGo5S+H73hkquyhdjr3R8m2lj09svwAAAP// AwBQSwMEFAAGAAgAAAAhAFr0LFu/AAAAFQEAAAsAAABfcmVscy8ucmVsc2zPwWrDMAwG4Ptg72B0 X5TuUMaI01uh19I+gLGVxCy2jGSy9e1nemrHjpL4P0nD4SetZiPRyNnCruvBUPYcYp4tXC/Htw8w Wl0ObuVMFm6kcBhfX4Yzra62kC6xqGlKVgtLreUTUf1CyWnHhXKbTCzJ1VbKjMX5LzcTvvf9HuXR gPHJNKdgQU5hB+ZyK23zHztFL6w81c5zQp6m6P9TMfB3PtPWFCczVQtB9N4U2rp2HOA44NMz4y8A AAD//wMAUEsDBBQABgAIAAAAIQDj2BUmxgAAAOIAAAAPAAAAZHJzL2Rvd25yZXYueG1sRE9NS8NA EL0L/odlBC9iZyu1tGm3pQgBRRGN7X3ITpPQ7Gya3bbx37uC4PHxvpfrwbXqzH1ovBgYjzQoltLb RioD26/8fgYqRBJLrRc28M0B1qvrqyVl1l/kk89FrFQKkZCRgTrGLkMMZc2Owsh3LInb+95RTLCv 0PZ0SeGuxQetp+iokdRQU8dPNZeH4uQM4N0L40dXYH58xd1p+rZ7p0NuzO3NsFmAijzEf/Gf+9mm +ZO51pPx7BF+LyUMuPoBAAD//wMAUEsBAi0AFAAGAAgAAAAhANvh9svuAAAAhQEAABMAAAAAAAAA AAAAAAAAAAAAAFtDb250ZW50X1R5cGVzXS54bWxQSwECLQAUAAYACAAAACEAWvQsW78AAAAVAQAA CwAAAAAAAAAAAAAAAAAfAQAAX3JlbHMvLnJlbHNQSwECLQAUAAYACAAAACEA49gVJsYAAADiAAAA DwAAAAAAAAAAAAAAAAAHAgAAZHJzL2Rvd25yZXYueG1sUEsFBgAAAAADAAMAtwAAAPoCAAAAAA== " fillcolor="#f4a11e" stroked="f">
                                 <v:textbox inset="2.53958mm,2.53958mm,2.53958mm,2.53958mm">
                                   <w:txbxContent>
                                     <w:p>
@@ -8965,7 +8836,7 @@
                                   </w:txbxContent>
                                 </v:textbox>
                               </v:oval>
-                              <v:oval id="Oval 1858212436" o:spid="_x0000_s1096" style="position:absolute;left:3300;top:30964;width:4227;height:4227;visibility:visible;mso-wrap-style:square;v-text-anchor:middle" o:gfxdata="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" fillcolor="#f4a11e" stroked="f">
+                              <v:oval id="Oval 1858212436" o:spid="_x0000_s1096" style="position:absolute;left:3300;top:30964;width:4227;height:4227;visibility:visible;mso-wrap-style:square;v-text-anchor:middle" o:gfxdata="UEsDBBQABgAIAAAAIQDb4fbL7gAAAIUBAAATAAAAW0NvbnRlbnRfVHlwZXNdLnhtbHyQz07DMAyH 70i8Q+QralM4IITa7kDhCAiNB7ASt43WOlEcyvb2pNu4IODoPz9/n1xv9vOkForiPDdwXVagiI23 jocG3rdPxR0oScgWJ8/UwIEENu3lRb09BBKV0ywNjCmFe63FjDSjlD4Q50nv44wpl3HQAc0OB9I3 VXWrjedEnIq03oC27qjHjympx31un0wiTQLq4bS4shrAECZnMGVTvbD9QSnOhDInjzsyuiBXWQP0 r4R18jfgnHvJr4nOknrFmJ5xzhraRtHWf3Kkpfz/yGo5S+H73hkquyhdjr3R8m2lj09svwAAAP// AwBQSwMEFAAGAAgAAAAhAFr0LFu/AAAAFQEAAAsAAABfcmVscy8ucmVsc2zPwWrDMAwG4Ptg72B0 X5TuUMaI01uh19I+gLGVxCy2jGSy9e1nemrHjpL4P0nD4SetZiPRyNnCruvBUPYcYp4tXC/Htw8w Wl0ObuVMFm6kcBhfX4Yzra62kC6xqGlKVgtLreUTUf1CyWnHhXKbTCzJ1VbKjMX5LzcTvvf9HuXR gPHJNKdgQU5hB+ZyK23zHztFL6w81c5zQp6m6P9TMfB3PtPWFCczVQtB9N4U2rp2HOA44NMz4y8A AAD//wMAUEsDBBQABgAIAAAAIQCRcYVFxwAAAOMAAAAPAAAAZHJzL2Rvd25yZXYueG1sRE/NSsNA EL4LfYdlBC9iJ40aQuy2FCGgVESjvQ/ZMQnNzsbstk3f3hUEj/P9z3I92V4defSdEw2LeQKKpXam k0bD50d5k4PygcRQ74Q1nNnDejW7WFJh3Ene+ViFRsUQ8QVpaEMYCkRft2zJz93AErkvN1oK8Rwb NCOdYrjtMU2SDC11EhtaGvix5XpfHawGvH5mfBsqLL+3uDtkL7tX2pdaX11OmwdQgafwL/5zP5k4 P7/P00V6d5vB708RAFz9AAAA//8DAFBLAQItABQABgAIAAAAIQDb4fbL7gAAAIUBAAATAAAAAAAA AAAAAAAAAAAAAABbQ29udGVudF9UeXBlc10ueG1sUEsBAi0AFAAGAAgAAAAhAFr0LFu/AAAAFQEA AAsAAAAAAAAAAAAAAAAAHwEAAF9yZWxzLy5yZWxzUEsBAi0AFAAGAAgAAAAhAJFxhUXHAAAA4wAA AA8AAAAAAAAAAAAAAAAABwIAAGRycy9kb3ducmV2LnhtbFBLBQYAAAAAAwADALcAAAD7AgAAAAA= " fillcolor="#f4a11e" stroked="f">
                                 <v:textbox inset="2.53958mm,2.53958mm,2.53958mm,2.53958mm">
                                   <w:txbxContent>
                                     <w:p>
@@ -8977,7 +8848,7 @@
                                   </w:txbxContent>
                                 </v:textbox>
                               </v:oval>
-                              <v:rect id="Rectangle 822210425" o:spid="_x0000_s1097" style="position:absolute;left:5043;top:30964;width:87450;height:4227;visibility:visible;mso-wrap-style:square;v-text-anchor:middle" o:gfxdata="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" fillcolor="#f4a11e" stroked="f">
+                              <v:rect id="Rectangle 822210425" o:spid="_x0000_s1097" style="position:absolute;left:5043;top:30964;width:87450;height:4227;visibility:visible;mso-wrap-style:square;v-text-anchor:middle" o:gfxdata="UEsDBBQABgAIAAAAIQDb4fbL7gAAAIUBAAATAAAAW0NvbnRlbnRfVHlwZXNdLnhtbHyQz07DMAyH 70i8Q+QralM4IITa7kDhCAiNB7ASt43WOlEcyvb2pNu4IODoPz9/n1xv9vOkForiPDdwXVagiI23 jocG3rdPxR0oScgWJ8/UwIEENu3lRb09BBKV0ywNjCmFe63FjDSjlD4Q50nv44wpl3HQAc0OB9I3 VXWrjedEnIq03oC27qjHjympx31un0wiTQLq4bS4shrAECZnMGVTvbD9QSnOhDInjzsyuiBXWQP0 r4R18jfgnHvJr4nOknrFmJ5xzhraRtHWf3Kkpfz/yGo5S+H73hkquyhdjr3R8m2lj09svwAAAP// AwBQSwMEFAAGAAgAAAAhAFr0LFu/AAAAFQEAAAsAAABfcmVscy8ucmVsc2zPwWrDMAwG4Ptg72B0 X5TuUMaI01uh19I+gLGVxCy2jGSy9e1nemrHjpL4P0nD4SetZiPRyNnCruvBUPYcYp4tXC/Htw8w Wl0ObuVMFm6kcBhfX4Yzra62kC6xqGlKVgtLreUTUf1CyWnHhXKbTCzJ1VbKjMX5LzcTvvf9HuXR gPHJNKdgQU5hB+ZyK23zHztFL6w81c5zQp6m6P9TMfB3PtPWFCczVQtB9N4U2rp2HOA44NMz4y8A AAD//wMAUEsDBBQABgAIAAAAIQAjJ9k+ywAAAOIAAAAPAAAAZHJzL2Rvd25yZXYueG1sRI9Ba8JA FITvhf6H5RV6qxu3VjS6ihQKPfRQY3vw9sg+k2j2bcxuYvz3XaHgcZiZb5jlerC16Kn1lWMN41EC gjh3puJCw8/u42UGwgdkg7Vj0nAlD+vV48MSU+MuvKU+C4WIEPYpaihDaFIpfV6SRT9yDXH0Dq61 GKJsC2lavES4raVKkqm0WHFcKLGh95LyU9ZZDfO+Uvvza22nv8NEHbOvzly/O62fn4bNAkSgIdzD /+1Po2GmlBonE/UGt0vxDsjVHwAAAP//AwBQSwECLQAUAAYACAAAACEA2+H2y+4AAACFAQAAEwAA AAAAAAAAAAAAAAAAAAAAW0NvbnRlbnRfVHlwZXNdLnhtbFBLAQItABQABgAIAAAAIQBa9CxbvwAA ABUBAAALAAAAAAAAAAAAAAAAAB8BAABfcmVscy8ucmVsc1BLAQItABQABgAIAAAAIQAjJ9k+ywAA AOIAAAAPAAAAAAAAAAAAAAAAAAcCAABkcnMvZG93bnJldi54bWxQSwUGAAAAAAMAAwC3AAAA/wIA AAAA " fillcolor="#f4a11e" stroked="f">
                                 <v:textbox inset="2.53958mm,2.53958mm,2.53958mm,2.53958mm">
                                   <w:txbxContent>
                                     <w:p>
@@ -9051,7 +8922,7 @@
           <w:b/>
           <w:bCs/>
         </w:rPr>
-        <w:t>Unit 553 — Bibliography</w:t>
+        <w:t>Unit 553: Bibliography</w:t>
       </w:r>
     </w:p>
     <w:p>
@@ -9214,11 +9085,6 @@
           <w:rFonts w:ascii="Calibri" w:hAnsi="Calibri" w:cs="Calibri"/>
         </w:rPr>
         <w:t xml:space="preserve">. 6th edn. </w:t>
-      </w:r>
-      <w:r>
-        <w:rPr>
-          <w:rFonts w:ascii="Calibri" w:hAnsi="Calibri" w:cs="Calibri"/>
-        </w:rPr>
         <w:lastRenderedPageBreak/>
         <w:t>Englewood Cliffs, NJ: Prentice Hall.</w:t>
       </w:r>
@@ -9607,7 +9473,7 @@
           <w:b/>
           <w:bCs/>
         </w:rPr>
-        <w:t>Unit 553 — Statement on the use of AI</w:t>
+        <w:t>Unit 553: Statement on the use of AI</w:t>
       </w:r>
     </w:p>
     <w:p>
@@ -9719,19 +9585,7 @@
         <w:rPr>
           <w:rFonts w:ascii="Calibri" w:hAnsi="Calibri" w:cs="Calibri"/>
         </w:rPr>
-        <w:t> My dictated responses were returned to me tidied for grammar, spelling, repetition and order. Dictation errors were corrected (for example "Cobb" for "Kolb", "Quality Act" for "Equality Act"). I reviewed and approved all edits, and made</w:t>
-      </w:r>
-      <w:r>
-        <w:rPr>
-          <w:rFonts w:ascii="Calibri" w:hAnsi="Calibri" w:cs="Calibri"/>
-        </w:rPr>
-        <w:t xml:space="preserve"> substantial</w:t>
-      </w:r>
-      <w:r>
-        <w:rPr>
-          <w:rFonts w:ascii="Calibri" w:hAnsi="Calibri" w:cs="Calibri"/>
-        </w:rPr>
-        <w:t xml:space="preserve"> further changes of my own.</w:t>
+        <w:t xml:space="preserve"> My dictated responses were returned to me tidied for grammar, spelling, repetition and order. Dictation errors were corrected (for example "Cobb" for "Kolb", "Quality Act" for "Equality Act"). I reviewed and approved all edits, and made substantial further changes of my own.</w:t>
       </w:r>
     </w:p>
     <w:p>
@@ -9765,31 +9619,7 @@
         <w:rPr>
           <w:rFonts w:ascii="Calibri" w:hAnsi="Calibri" w:cs="Calibri"/>
         </w:rPr>
-        <w:t> </w:t>
-      </w:r>
-      <w:r>
-        <w:rPr>
-          <w:rFonts w:ascii="Calibri" w:hAnsi="Calibri" w:cs="Calibri"/>
-        </w:rPr>
-        <w:t>Along with my own reading, and learning through Mindful, and my use of academic research in my responses and notes, additional r</w:t>
-      </w:r>
-      <w:r>
-        <w:rPr>
-          <w:rFonts w:ascii="Calibri" w:hAnsi="Calibri" w:cs="Calibri"/>
-        </w:rPr>
-        <w:t>elevant academic sources were suggested to me</w:t>
-      </w:r>
-      <w:r>
-        <w:rPr>
-          <w:rFonts w:ascii="Calibri" w:hAnsi="Calibri" w:cs="Calibri"/>
-        </w:rPr>
-        <w:t xml:space="preserve">, </w:t>
-      </w:r>
-      <w:r>
-        <w:rPr>
-          <w:rFonts w:ascii="Calibri" w:hAnsi="Calibri" w:cs="Calibri"/>
-        </w:rPr>
-        <w:t>along with guidance on where they supported my argument. I have verified each source and satisfied myself that it says what I have attributed to it.</w:t>
+        <w:t xml:space="preserve"> Along with my own reading, and learning through Mindful, and my use of academic research in my responses and notes, additional relevant academic sources were suggested to me, along with guidance on where they supported my argument. I have verified each source and satisfied myself that it says what I have attributed to it.</w:t>
       </w:r>
     </w:p>
     <w:p>
@@ -9823,7 +9653,7 @@
         <w:rPr>
           <w:rFonts w:ascii="Calibri" w:hAnsi="Calibri" w:cs="Calibri"/>
         </w:rPr>
-        <w:t>. Factual claims were checked against published sources rather than accepted from either party. Where my own figures were wrong, this was identified and corrected: I had stated staff numbers as 6,100 when the correct figure is 600+. Equally, where the AI's position was wrong, I challenged it and required it to verify. On the application of accessibility requirements to learning materials, I was advised that my claim was an overstatement; I held my position, asked for it to be checked against published sources, and my understanding was confirmed to be correct — the Public Sector Bodies (Websites and Mobile Applications) (No. 2) Accessibility Regulations 2018 extend to intranets, extranets, virtual learning environments and the digital content held on them. The version in this assignment reflects the verified position. This process of mutual challenge is what gives me confidence that the sources, claims and analysis presented here are accurate.</w:t>
+        <w:t>. Factual claims were checked against published sources rather than accepted from either party. Where my own figures were wrong, this was identified and corrected: I had stated staff numbers as 6,100 when the correct figure is 600+. Equally, where the AI's position was wrong, I challenged it and required it to verify. On the application of accessibility requirements to learning materials, I was advised that my claim was an overstatement; I held my position, asked for it to be checked against published sources, and my understanding was confirmed to be correct. The Public Sector Bodies (Websites and Mobile Applications) (No. 2) Accessibility Regulations 2018 extend to intranets, extranets, virtual learning environments and the digital content held on them. The version in this assignment reflects the verified position. This process of mutual challenge is what gives me confidence that the sources, claims and analysis presented here are accurate.</w:t>
       </w:r>
     </w:p>
     <w:p>
@@ -9858,11 +9688,6 @@
           <w:rFonts w:ascii="Calibri" w:hAnsi="Calibri" w:cs="Calibri"/>
         </w:rPr>
         <w:t xml:space="preserve"> Figures 1–8 were compiled from my own working data, including the Digital Health Check schema, the </w:t>
-      </w:r>
-      <w:r>
-        <w:rPr>
-          <w:rFonts w:ascii="Calibri" w:hAnsi="Calibri" w:cs="Calibri"/>
-        </w:rPr>
         <w:lastRenderedPageBreak/>
         <w:t>area RAG framework, and the June–August 2026 baseline audit records held in the Digital Pedagogy Coach Hub. Descriptive statistics in Figure 3 were calculated from that data. The audit instrument, the data and the operational plan are my own work.</w:t>
       </w:r>
@@ -10403,9 +10228,9 @@
           </mc:Choice>
           <mc:Fallback>
             <w:pict>
-              <v:group w14:anchorId="7627AAA1" id="Group 6" o:spid="_x0000_s1098" style="width:537.1pt;height:29.15pt;mso-position-horizontal-relative:char;mso-position-vertical-relative:line" coordorigin="19352,35947" coordsize="68214,3705" o:gfxdata="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">
-                <v:group id="Group 1461497183" o:spid="_x0000_s1099" style="position:absolute;left:19352;top:35947;width:68215;height:3705" coordorigin="19352,36042" coordsize="68214,3515" o:gfxdata="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">
-                  <v:rect id="Rectangle 898126777" o:spid="_x0000_s1100" style="position:absolute;left:19352;top:36042;width:68215;height:3515;visibility:visible;mso-wrap-style:square;v-text-anchor:middle" o:gfxdata="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" filled="f" stroked="f">
+              <v:group w14:anchorId="7627AAA1" id="Group 6" o:spid="_x0000_s1098" style="width:537.1pt;height:29.15pt;mso-position-horizontal-relative:char;mso-position-vertical-relative:line" coordorigin="19352,35947" coordsize="68214,3705" o:gfxdata="UEsDBBQABgAIAAAAIQC2gziS/gAAAOEBAAATAAAAW0NvbnRlbnRfVHlwZXNdLnhtbJSRQU7DMBBF 90jcwfIWJU67QAgl6YK0S0CoHGBkTxKLZGx5TGhvj5O2G0SRWNoz/78nu9wcxkFMGNg6quQqL6RA 0s5Y6ir5vt9lD1JwBDIwOMJKHpHlpr69KfdHjyxSmriSfYz+USnWPY7AufNIadK6MEJMx9ApD/oD OlTrorhX2lFEilmcO2RdNtjC5xDF9pCuTyYBB5bi6bQ4syoJ3g9WQ0ymaiLzg5KdCXlKLjvcW893 SUOqXwnz5DrgnHtJTxOsQfEKIT7DmDSUCaxw7Rqn8787ZsmRM9e2VmPeBN4uqYvTtW7jvijg9N/y JsXecLq0q+WD6m8AAAD//wMAUEsDBBQABgAIAAAAIQA4/SH/1gAAAJQBAAALAAAAX3JlbHMvLnJl bHOkkMFqwzAMhu+DvYPRfXGawxijTi+j0GvpHsDYimMaW0Yy2fr2M4PBMnrbUb/Q94l/f/hMi1qR JVI2sOt6UJgd+ZiDgffL8ekFlFSbvV0oo4EbChzGx4f9GRdb25HMsYhqlCwG5lrLq9biZkxWOiqY 22YiTra2kYMu1l1tQD30/bPm3wwYN0x18gb45AdQl1tp5j/sFB2T0FQ7R0nTNEV3j6o9feQzro1i OWA14Fm+Q8a1a8+Bvu/d/dMb2JY5uiPbhG/ktn4cqGU/er3pcvwCAAD//wMAUEsDBBQABgAIAAAA IQBTqa4LegQAAOEeAAAOAAAAZHJzL2Uyb0RvYy54bWzsWdtu4zYQfS/QfxD03likKFIU4iwWu5ug wKIbdNsPoGXJFqBbSSV2/r5D6kLJcZo42RrrwAigiEOZGp45ZygOLz9si9y5T6TKqnLuogvPdZIy rpZZuZq7f/91/VvoOqoR5VLkVZnM3YdEuR+ufv3lclNHCa7WVb5MpAODlCra1HN33TR1NJupeJ0U Ql1UdVJCZ1rJQjTQlKvZUooNjF7kM+x5dLap5LKWVZwoBdbPbad7ZcZP0yRuvqWpShonn7vgW2Ou 0lwX+jq7uhTRSop6ncWdG+IVXhQiK+Glw1CfRSOcO5k9GqrIYlmpKm0u4qqYVWmaxYmZA8wGeTuz uZHVXW3msoo2q3qACaDdwenVw8Z/3N/I+nt9KwGJTb0CLExLz2WbykL/By+drYHsYYAs2TZODEYa YkQQcZ0Y+nzmBRi3mMZrAF7/DHE/wCxwHf1AwAnDQf/El/EgAYSnHwTuwZ1Z78Js4tjQaB2GGdxK J1vCmwhFhDMU+q5TigLYZgB0RvZukgfM2rjPYcTefZ+37r8SAeoR/BwCAQqeQQDEoiwf1Nv48H0t 6sTQTEUWzZCHCFPGWA/mnyAmUa7yxLFdBk/zq4FCKlLApj38mRBhDMMEyYEGj0EQUS1Vc5NUhaNv 5q4Ej4zqxP1X1bSM6R/RDpTVdZbnYBdRXk4MQC1tAWL17uq7ZrvYGiYRwz9tWlTLB6CXquPrDN75 VajmVkhIEch1NpA25q76507IxHXy30uIA0cEous044YcNxbjhijjdQXZKG6k67SNT43JTq23H++a Ks3MzKwzndtAgJFid7WAKQk5Dyik37EUrPmNStDxa1ES0SR+Qy6A+GHUK31fLhhTIF7vzwWPSbCb C46gBOTxkPg4RBDYFkwrhVHfe9WCCaKl3+lpAXGKccg9f3ddsPazGvZ8fuxfF3SCCzw/sKvsSA22 772qwXzenLIasEdoGFDO4KNtsjRY+1kNL1cDC3jAOQ1pj+ZIDbbvvarB1wv8KasBwdYEMxwOS3u3 ZRjMZy28XAuw+6KBzyjfowXb9161QE5fCz7h8J3bR6+XQmf9CZSAAr/dGIvoqR0D5r7339WDI+wY qBeEhHsU91DaRcF2vV4HIxgme69h7/wYhCPunU1555TXBIpCSonPhjTWCsGa36oEiB/rSo+T+A17 Z8wx7R4Y6miYcwLMNnUoj1NdZgA/xkIAwiHid2U0qDKxn0AIjFGECIFqye7OGUpLXdchQngKhR5H g4GuwOhS4h4MjqgDejLrwREyIhSJ/SAImS4Et0z4di9yKM0O5kNYEHI/RJrpuig7FkNPgy7yL2ZB kudZrXQRVERPFBNVlWdLXU/Uzyi5WnzKpQNzmLvX5CNCX3S0oaw4eezAqiM7M8bWnzFhzKOUD6nD EMZaD+HLc1njNOkSnuli6YIQpb7HPDTwxX5zjfoOYQ3BHvw9nWRCRgJPL8k/aq2Z5I7/J8WYw6sT +DizZX5z3NGdS/6AezhHNXm6O/PVB7XjtnmDPZm++hcAAP//AwBQSwMEFAAGAAgAAAAhADTt4Vbd AAAABQEAAA8AAABkcnMvZG93bnJldi54bWxMj09rwkAQxe8Fv8Myhd7qJv5pJc1GRKwnKaiF0tuY HZNgdjZk1yR++669tJeBx3u895t0OZhadNS6yrKCeByBIM6trrhQ8Hl8f16AcB5ZY22ZFNzIwTIb PaSYaNvznrqDL0QoYZeggtL7JpHS5SUZdGPbEAfvbFuDPsi2kLrFPpSbWk6i6EUarDgslNjQuqT8 crgaBdse+9U03nS7y3l9+z7OP752MSn19Dis3kB4GvxfGO74AR2ywHSyV9ZO1ArCI/733r3odTYB cVIwX0xBZqn8T5/9AAAA//8DAFBLAQItABQABgAIAAAAIQC2gziS/gAAAOEBAAATAAAAAAAAAAAA AAAAAAAAAABbQ29udGVudF9UeXBlc10ueG1sUEsBAi0AFAAGAAgAAAAhADj9If/WAAAAlAEAAAsA AAAAAAAAAAAAAAAALwEAAF9yZWxzLy5yZWxzUEsBAi0AFAAGAAgAAAAhAFOprgt6BAAA4R4AAA4A AAAAAAAAAAAAAAAALgIAAGRycy9lMm9Eb2MueG1sUEsBAi0AFAAGAAgAAAAhADTt4VbdAAAABQEA AA8AAAAAAAAAAAAAAAAA1AYAAGRycy9kb3ducmV2LnhtbFBLBQYAAAAABAAEAPMAAADeBwAAAAA= ">
+                <v:group id="Group 1461497183" o:spid="_x0000_s1099" style="position:absolute;left:19352;top:35947;width:68215;height:3705" coordorigin="19352,36042" coordsize="68214,3515" o:gfxdata="UEsDBBQABgAIAAAAIQDb4fbL7gAAAIUBAAATAAAAW0NvbnRlbnRfVHlwZXNdLnhtbHyQz07DMAyH 70i8Q+QralM4IITa7kDhCAiNB7ASt43WOlEcyvb2pNu4IODoPz9/n1xv9vOkForiPDdwXVagiI23 jocG3rdPxR0oScgWJ8/UwIEENu3lRb09BBKV0ywNjCmFe63FjDSjlD4Q50nv44wpl3HQAc0OB9I3 VXWrjedEnIq03oC27qjHjympx31un0wiTQLq4bS4shrAECZnMGVTvbD9QSnOhDInjzsyuiBXWQP0 r4R18jfgnHvJr4nOknrFmJ5xzhraRtHWf3Kkpfz/yGo5S+H73hkquyhdjr3R8m2lj09svwAAAP// AwBQSwMEFAAGAAgAAAAhAFr0LFu/AAAAFQEAAAsAAABfcmVscy8ucmVsc2zPwWrDMAwG4Ptg72B0 X5TuUMaI01uh19I+gLGVxCy2jGSy9e1nemrHjpL4P0nD4SetZiPRyNnCruvBUPYcYp4tXC/Htw8w Wl0ObuVMFm6kcBhfX4Yzra62kC6xqGlKVgtLreUTUf1CyWnHhXKbTCzJ1VbKjMX5LzcTvvf9HuXR gPHJNKdgQU5hB+ZyK23zHztFL6w81c5zQp6m6P9TMfB3PtPWFCczVQtB9N4U2rp2HOA44NMz4y8A AAD//wMAUEsDBBQABgAIAAAAIQBsHZU0yQAAAOMAAAAPAAAAZHJzL2Rvd25yZXYueG1sRE9La8JA EL4X+h+WKfRWN1sftamriFTxIIVqQbwN2TEJZmdDdpvEf98tCB7ne89s0dtKtNT40rEGNUhAEGfO lJxr+DmsX6YgfEA2WDkmDVfysJg/PswwNa7jb2r3IRcxhH2KGooQ6lRKnxVk0Q9cTRy5s2sshng2 uTQNdjHcVvI1SSbSYsmxocCaVgVll/2v1bDpsFsO1We7u5xX19Nh/HXcKdL6+alffoAI1Ie7+Obe mjh/NFGj9zc1HcL/TxEAOf8DAAD//wMAUEsBAi0AFAAGAAgAAAAhANvh9svuAAAAhQEAABMAAAAA AAAAAAAAAAAAAAAAAFtDb250ZW50X1R5cGVzXS54bWxQSwECLQAUAAYACAAAACEAWvQsW78AAAAV AQAACwAAAAAAAAAAAAAAAAAfAQAAX3JlbHMvLnJlbHNQSwECLQAUAAYACAAAACEAbB2VNMkAAADj AAAADwAAAAAAAAAAAAAAAAAHAgAAZHJzL2Rvd25yZXYueG1sUEsFBgAAAAADAAMAtwAAAP0CAAAA AA== ">
+                  <v:rect id="Rectangle 898126777" o:spid="_x0000_s1100" style="position:absolute;left:19352;top:36042;width:68215;height:3515;visibility:visible;mso-wrap-style:square;v-text-anchor:middle" o:gfxdata="UEsDBBQABgAIAAAAIQDb4fbL7gAAAIUBAAATAAAAW0NvbnRlbnRfVHlwZXNdLnhtbHyQz07DMAyH 70i8Q+QralM4IITa7kDhCAiNB7ASt43WOlEcyvb2pNu4IODoPz9/n1xv9vOkForiPDdwXVagiI23 jocG3rdPxR0oScgWJ8/UwIEENu3lRb09BBKV0ywNjCmFe63FjDSjlD4Q50nv44wpl3HQAc0OB9I3 VXWrjedEnIq03oC27qjHjympx31un0wiTQLq4bS4shrAECZnMGVTvbD9QSnOhDInjzsyuiBXWQP0 r4R18jfgnHvJr4nOknrFmJ5xzhraRtHWf3Kkpfz/yGo5S+H73hkquyhdjr3R8m2lj09svwAAAP// AwBQSwMEFAAGAAgAAAAhAFr0LFu/AAAAFQEAAAsAAABfcmVscy8ucmVsc2zPwWrDMAwG4Ptg72B0 X5TuUMaI01uh19I+gLGVxCy2jGSy9e1nemrHjpL4P0nD4SetZiPRyNnCruvBUPYcYp4tXC/Htw8w Wl0ObuVMFm6kcBhfX4Yzra62kC6xqGlKVgtLreUTUf1CyWnHhXKbTCzJ1VbKjMX5LzcTvvf9HuXR gPHJNKdgQU5hB+ZyK23zHztFL6w81c5zQp6m6P9TMfB3PtPWFCczVQtB9N4U2rp2HOA44NMz4y8A AAD//wMAUEsDBBQABgAIAAAAIQD7Jw0KyQAAAOIAAAAPAAAAZHJzL2Rvd25yZXYueG1sRI/BTsMw EETvSPyDtUjcqNMIJWlatwIEEu0JEj5gGy9xRLwOsWnTv68rVeI4mpk3mtVmsr040Og7xwrmswQE ceN0x62Cr/rtoQDhA7LG3jEpOJGHzfr2ZoWldkf+pEMVWhEh7EtUYEIYSil9Y8iin7mBOHrfbrQY ohxbqUc8RrjtZZokmbTYcVwwONCLoean+rMKPh4dpa+pf65auzDTvt5tfzFT6v5uelqCCDSF//C1 /a4VFItinmZ5nsPlUrwDcn0GAAD//wMAUEsBAi0AFAAGAAgAAAAhANvh9svuAAAAhQEAABMAAAAA AAAAAAAAAAAAAAAAAFtDb250ZW50X1R5cGVzXS54bWxQSwECLQAUAAYACAAAACEAWvQsW78AAAAV AQAACwAAAAAAAAAAAAAAAAAfAQAAX3JlbHMvLnJlbHNQSwECLQAUAAYACAAAACEA+ycNCskAAADi AAAADwAAAAAAAAAAAAAAAAAHAgAAZHJzL2Rvd25yZXYueG1sUEsFBgAAAAADAAMAtwAAAP0CAAAA AA== " filled="f" stroked="f">
                     <v:textbox inset="2.53958mm,2.53958mm,2.53958mm,2.53958mm">
                       <w:txbxContent>
                         <w:p>
@@ -10417,8 +10242,8 @@
                       </w:txbxContent>
                     </v:textbox>
                   </v:rect>
-                  <v:group id="Group 264899568" o:spid="_x0000_s1101" style="position:absolute;left:19352;top:36042;width:68215;height:3515" coordorigin="19352,36042" coordsize="68214,3515" o:gfxdata="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">
-                    <v:rect id="Rectangle 1098432815" o:spid="_x0000_s1102" style="position:absolute;left:19352;top:36042;width:68215;height:3515;visibility:visible;mso-wrap-style:square;v-text-anchor:middle" o:gfxdata="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" filled="f" stroked="f">
+                  <v:group id="Group 264899568" o:spid="_x0000_s1101" style="position:absolute;left:19352;top:36042;width:68215;height:3515" coordorigin="19352,36042" coordsize="68214,3515" o:gfxdata="UEsDBBQABgAIAAAAIQDb4fbL7gAAAIUBAAATAAAAW0NvbnRlbnRfVHlwZXNdLnhtbHyQz07DMAyH 70i8Q+QralM4IITa7kDhCAiNB7ASt43WOlEcyvb2pNu4IODoPz9/n1xv9vOkForiPDdwXVagiI23 jocG3rdPxR0oScgWJ8/UwIEENu3lRb09BBKV0ywNjCmFe63FjDSjlD4Q50nv44wpl3HQAc0OB9I3 VXWrjedEnIq03oC27qjHjympx31un0wiTQLq4bS4shrAECZnMGVTvbD9QSnOhDInjzsyuiBXWQP0 r4R18jfgnHvJr4nOknrFmJ5xzhraRtHWf3Kkpfz/yGo5S+H73hkquyhdjr3R8m2lj09svwAAAP// AwBQSwMEFAAGAAgAAAAhAFr0LFu/AAAAFQEAAAsAAABfcmVscy8ucmVsc2zPwWrDMAwG4Ptg72B0 X5TuUMaI01uh19I+gLGVxCy2jGSy9e1nemrHjpL4P0nD4SetZiPRyNnCruvBUPYcYp4tXC/Htw8w Wl0ObuVMFm6kcBhfX4Yzra62kC6xqGlKVgtLreUTUf1CyWnHhXKbTCzJ1VbKjMX5LzcTvvf9HuXR gPHJNKdgQU5hB+ZyK23zHztFL6w81c5zQp6m6P9TMfB3PtPWFCczVQtB9N4U2rp2HOA44NMz4y8A AAD//wMAUEsDBBQABgAIAAAAIQD3oGJ7yAAAAOIAAAAPAAAAZHJzL2Rvd25yZXYueG1sRE9Na8JA EL0L/Q/LFLzpJrYGja4iUsWDFKqF4m3IjkkwOxuyaxL/ffcgeHy87+W6N5VoqXGlZQXxOAJBnFld cq7g97wbzUA4j6yxskwKHuRgvXobLDHVtuMfak8+FyGEXYoKCu/rVEqXFWTQjW1NHLirbQz6AJtc 6ga7EG4qOYmiRBosOTQUWNO2oOx2uhsF+w67zUf81R5v1+3jcp5+/x1jUmr43m8WIDz1/iV+ug9a wST5nM3n0yRsDpfCHZCrfwAAAP//AwBQSwECLQAUAAYACAAAACEA2+H2y+4AAACFAQAAEwAAAAAA AAAAAAAAAAAAAAAAW0NvbnRlbnRfVHlwZXNdLnhtbFBLAQItABQABgAIAAAAIQBa9CxbvwAAABUB AAALAAAAAAAAAAAAAAAAAB8BAABfcmVscy8ucmVsc1BLAQItABQABgAIAAAAIQD3oGJ7yAAAAOIA AAAPAAAAAAAAAAAAAAAAAAcCAABkcnMvZG93bnJldi54bWxQSwUGAAAAAAMAAwC3AAAA/AIAAAAA ">
+                    <v:rect id="Rectangle 1098432815" o:spid="_x0000_s1102" style="position:absolute;left:19352;top:36042;width:68215;height:3515;visibility:visible;mso-wrap-style:square;v-text-anchor:middle" o:gfxdata="UEsDBBQABgAIAAAAIQDb4fbL7gAAAIUBAAATAAAAW0NvbnRlbnRfVHlwZXNdLnhtbHyQz07DMAyH 70i8Q+QralM4IITa7kDhCAiNB7ASt43WOlEcyvb2pNu4IODoPz9/n1xv9vOkForiPDdwXVagiI23 jocG3rdPxR0oScgWJ8/UwIEENu3lRb09BBKV0ywNjCmFe63FjDSjlD4Q50nv44wpl3HQAc0OB9I3 VXWrjedEnIq03oC27qjHjympx31un0wiTQLq4bS4shrAECZnMGVTvbD9QSnOhDInjzsyuiBXWQP0 r4R18jfgnHvJr4nOknrFmJ5xzhraRtHWf3Kkpfz/yGo5S+H73hkquyhdjr3R8m2lj09svwAAAP// AwBQSwMEFAAGAAgAAAAhAFr0LFu/AAAAFQEAAAsAAABfcmVscy8ucmVsc2zPwWrDMAwG4Ptg72B0 X5TuUMaI01uh19I+gLGVxCy2jGSy9e1nemrHjpL4P0nD4SetZiPRyNnCruvBUPYcYp4tXC/Htw8w Wl0ObuVMFm6kcBhfX4Yzra62kC6xqGlKVgtLreUTUf1CyWnHhXKbTCzJ1VbKjMX5LzcTvvf9HuXR gPHJNKdgQU5hB+ZyK23zHztFL6w81c5zQp6m6P9TMfB3PtPWFCczVQtB9N4U2rp2HOA44NMz4y8A AAD//wMAUEsDBBQABgAIAAAAIQAHiRNFxwAAAOMAAAAPAAAAZHJzL2Rvd25yZXYueG1sRE9fT8Iw EH8n8Ts0Z8IbdAwkY1IIEEyUJxx+gHM918X1OtYC89tbExMe7/f/luveNuJKna8dK5iMExDEpdM1 Vwo+Ti+jDIQPyBobx6TghzysVw+DJeba3fidrkWoRAxhn6MCE0KbS+lLQxb92LXEkftyncUQz66S usNbDLeNTJNkLi3WHBsMtrQzVH4XF6vgOHOU7lO/LSq7MP3n6fB2xrlSw8d+8wwiUB/u4n/3q47z k0U2m6bZ5An+fooAyNUvAAAA//8DAFBLAQItABQABgAIAAAAIQDb4fbL7gAAAIUBAAATAAAAAAAA AAAAAAAAAAAAAABbQ29udGVudF9UeXBlc10ueG1sUEsBAi0AFAAGAAgAAAAhAFr0LFu/AAAAFQEA AAsAAAAAAAAAAAAAAAAAHwEAAF9yZWxzLy5yZWxzUEsBAi0AFAAGAAgAAAAhAAeJE0XHAAAA4wAA AA8AAAAAAAAAAAAAAAAABwIAAGRycy9kb3ducmV2LnhtbFBLBQYAAAAAAwADALcAAAD7AgAAAAA= " filled="f" stroked="f">
                       <v:textbox inset="2.53958mm,2.53958mm,2.53958mm,2.53958mm">
                         <w:txbxContent>
                           <w:p>
@@ -10430,8 +10255,8 @@
                         </w:txbxContent>
                       </v:textbox>
                     </v:rect>
-                    <v:group id="Group 1962289033" o:spid="_x0000_s1103" style="position:absolute;left:19352;top:36042;width:68215;height:3515" coordorigin="19352,36042" coordsize="68214,3515" o:gfxdata="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">
-                      <v:rect id="Rectangle 1425503583" o:spid="_x0000_s1104" style="position:absolute;left:19352;top:36042;width:68215;height:3515;visibility:visible;mso-wrap-style:square;v-text-anchor:middle" o:gfxdata="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" filled="f" stroked="f">
+                    <v:group id="Group 1962289033" o:spid="_x0000_s1103" style="position:absolute;left:19352;top:36042;width:68215;height:3515" coordorigin="19352,36042" coordsize="68214,3515" o:gfxdata="UEsDBBQABgAIAAAAIQDb4fbL7gAAAIUBAAATAAAAW0NvbnRlbnRfVHlwZXNdLnhtbHyQz07DMAyH 70i8Q+QralM4IITa7kDhCAiNB7ASt43WOlEcyvb2pNu4IODoPz9/n1xv9vOkForiPDdwXVagiI23 jocG3rdPxR0oScgWJ8/UwIEENu3lRb09BBKV0ywNjCmFe63FjDSjlD4Q50nv44wpl3HQAc0OB9I3 VXWrjedEnIq03oC27qjHjympx31un0wiTQLq4bS4shrAECZnMGVTvbD9QSnOhDInjzsyuiBXWQP0 r4R18jfgnHvJr4nOknrFmJ5xzhraRtHWf3Kkpfz/yGo5S+H73hkquyhdjr3R8m2lj09svwAAAP// AwBQSwMEFAAGAAgAAAAhAFr0LFu/AAAAFQEAAAsAAABfcmVscy8ucmVsc2zPwWrDMAwG4Ptg72B0 X5TuUMaI01uh19I+gLGVxCy2jGSy9e1nemrHjpL4P0nD4SetZiPRyNnCruvBUPYcYp4tXC/Htw8w Wl0ObuVMFm6kcBhfX4Yzra62kC6xqGlKVgtLreUTUf1CyWnHhXKbTCzJ1VbKjMX5LzcTvvf9HuXR gPHJNKdgQU5hB+ZyK23zHztFL6w81c5zQp6m6P9TMfB3PtPWFCczVQtB9N4U2rp2HOA44NMz4y8A AAD//wMAUEsDBBQABgAIAAAAIQCapqv2yAAAAOMAAAAPAAAAZHJzL2Rvd25yZXYueG1sRE9La8JA EL4X+h+WEbzVzQNFo6uItOJBCtWCeBuyYxLMzobsNon/vlsoeJzvPavNYGrRUesqywriSQSCOLe6 4kLB9/njbQ7CeWSNtWVS8CAHm/XrywozbXv+ou7kCxFC2GWooPS+yaR0eUkG3cQ2xIG72dagD2db SN1iH8JNLZMomkmDFYeGEhvalZTfTz9Gwb7HfpvG793xfts9rufp5+UYk1Lj0bBdgvA0+Kf4333Q Yf5iliTzRZSm8PdTAECufwEAAP//AwBQSwECLQAUAAYACAAAACEA2+H2y+4AAACFAQAAEwAAAAAA AAAAAAAAAAAAAAAAW0NvbnRlbnRfVHlwZXNdLnhtbFBLAQItABQABgAIAAAAIQBa9CxbvwAAABUB AAALAAAAAAAAAAAAAAAAAB8BAABfcmVscy8ucmVsc1BLAQItABQABgAIAAAAIQCapqv2yAAAAOMA AAAPAAAAAAAAAAAAAAAAAAcCAABkcnMvZG93bnJldi54bWxQSwUGAAAAAAMAAwC3AAAA/AIAAAAA ">
+                      <v:rect id="Rectangle 1425503583" o:spid="_x0000_s1104" style="position:absolute;left:19352;top:36042;width:68215;height:3515;visibility:visible;mso-wrap-style:square;v-text-anchor:middle" o:gfxdata="UEsDBBQABgAIAAAAIQDb4fbL7gAAAIUBAAATAAAAW0NvbnRlbnRfVHlwZXNdLnhtbHyQz07DMAyH 70i8Q+QralM4IITa7kDhCAiNB7ASt43WOlEcyvb2pNu4IODoPz9/n1xv9vOkForiPDdwXVagiI23 jocG3rdPxR0oScgWJ8/UwIEENu3lRb09BBKV0ywNjCmFe63FjDSjlD4Q50nv44wpl3HQAc0OB9I3 VXWrjedEnIq03oC27qjHjympx31un0wiTQLq4bS4shrAECZnMGVTvbD9QSnOhDInjzsyuiBXWQP0 r4R18jfgnHvJr4nOknrFmJ5xzhraRtHWf3Kkpfz/yGo5S+H73hkquyhdjr3R8m2lj09svwAAAP// AwBQSwMEFAAGAAgAAAAhAFr0LFu/AAAAFQEAAAsAAABfcmVscy8ucmVsc2zPwWrDMAwG4Ptg72B0 X5TuUMaI01uh19I+gLGVxCy2jGSy9e1nemrHjpL4P0nD4SetZiPRyNnCruvBUPYcYp4tXC/Htw8w Wl0ObuVMFm6kcBhfX4Yzra62kC6xqGlKVgtLreUTUf1CyWnHhXKbTCzJ1VbKjMX5LzcTvvf9HuXR gPHJNKdgQU5hB+ZyK23zHztFL6w81c5zQp6m6P9TMfB3PtPWFCczVQtB9N4U2rp2HOA44NMz4y8A AAD//wMAUEsDBBQABgAIAAAAIQCTTWWaxwAAAOMAAAAPAAAAZHJzL2Rvd25yZXYueG1sRE9fT8Iw EH838Ts0Z8KbdA5GcFIIEEiUJxx+gHM918X1OtYC89tTEhMe7/f/ZoveNuJMna8dK3gZJiCIS6dr rhR8HbbPUxA+IGtsHJOCP/KwmD8+zDDX7sKfdC5CJWII+xwVmBDaXEpfGrLoh64ljtyP6yyGeHaV 1B1eYrhtZJokE2mx5thgsKW1ofK3OFkF+7GjdJP6VVHZV9N/H3YfR5woNXjql28gAvXhLv53v+s4 f5xmWTLKpiO4/RQBkPMrAAAA//8DAFBLAQItABQABgAIAAAAIQDb4fbL7gAAAIUBAAATAAAAAAAA AAAAAAAAAAAAAABbQ29udGVudF9UeXBlc10ueG1sUEsBAi0AFAAGAAgAAAAhAFr0LFu/AAAAFQEA AAsAAAAAAAAAAAAAAAAAHwEAAF9yZWxzLy5yZWxzUEsBAi0AFAAGAAgAAAAhAJNNZZrHAAAA4wAA AA8AAAAAAAAAAAAAAAAABwIAAGRycy9kb3ducmV2LnhtbFBLBQYAAAAAAwADALcAAAD7AgAAAAA= " filled="f" stroked="f">
                         <v:textbox inset="2.53958mm,2.53958mm,2.53958mm,2.53958mm">
                           <w:txbxContent>
                             <w:p>
@@ -10443,8 +10268,8 @@
                           </w:txbxContent>
                         </v:textbox>
                       </v:rect>
-                      <v:group id="Group 2046856974" o:spid="_x0000_s1105" style="position:absolute;left:19352;top:36042;width:68215;height:3515" coordorigin="19352,36042" coordsize="68214,3515" o:gfxdata="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">
-                        <v:rect id="Rectangle 1759599686" o:spid="_x0000_s1106" style="position:absolute;left:19352;top:36042;width:68215;height:3515;visibility:visible;mso-wrap-style:square;v-text-anchor:middle" o:gfxdata="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" filled="f" stroked="f">
+                      <v:group id="Group 2046856974" o:spid="_x0000_s1105" style="position:absolute;left:19352;top:36042;width:68215;height:3515" coordorigin="19352,36042" coordsize="68214,3515" o:gfxdata="UEsDBBQABgAIAAAAIQDb4fbL7gAAAIUBAAATAAAAW0NvbnRlbnRfVHlwZXNdLnhtbHyQz07DMAyH 70i8Q+QralM4IITa7kDhCAiNB7ASt43WOlEcyvb2pNu4IODoPz9/n1xv9vOkForiPDdwXVagiI23 jocG3rdPxR0oScgWJ8/UwIEENu3lRb09BBKV0ywNjCmFe63FjDSjlD4Q50nv44wpl3HQAc0OB9I3 VXWrjedEnIq03oC27qjHjympx31un0wiTQLq4bS4shrAECZnMGVTvbD9QSnOhDInjzsyuiBXWQP0 r4R18jfgnHvJr4nOknrFmJ5xzhraRtHWf3Kkpfz/yGo5S+H73hkquyhdjr3R8m2lj09svwAAAP// AwBQSwMEFAAGAAgAAAAhAFr0LFu/AAAAFQEAAAsAAABfcmVscy8ucmVsc2zPwWrDMAwG4Ptg72B0 X5TuUMaI01uh19I+gLGVxCy2jGSy9e1nemrHjpL4P0nD4SetZiPRyNnCruvBUPYcYp4tXC/Htw8w Wl0ObuVMFm6kcBhfX4Yzra62kC6xqGlKVgtLreUTUf1CyWnHhXKbTCzJ1VbKjMX5LzcTvvf9HuXR gPHJNKdgQU5hB+ZyK23zHztFL6w81c5zQp6m6P9TMfB3PtPWFCczVQtB9N4U2rp2HOA44NMz4y8A AAD//wMAUEsDBBQABgAIAAAAIQC+Oox/zAAAAOMAAAAPAAAAZHJzL2Rvd25yZXYueG1sRI9Ba8JA FITvQv/D8gq96SZWU5u6ikgrHqRQFaS3R/aZBLNvQ3abxH/vCkKPw8x8w8yXvalES40rLSuIRxEI 4szqknMFx8PXcAbCeWSNlWVScCUHy8XTYI6pth3/ULv3uQgQdikqKLyvUyldVpBBN7I1cfDOtjHo g2xyqRvsAtxUchxFiTRYclgosKZ1Qdll/2cUbDrsVq/xZ7u7nNfX38P0+7SLSamX5371AcJT7//D j/ZWKxhHk2Q2Td7fJnD/FP6AXNwAAAD//wMAUEsBAi0AFAAGAAgAAAAhANvh9svuAAAAhQEAABMA AAAAAAAAAAAAAAAAAAAAAFtDb250ZW50X1R5cGVzXS54bWxQSwECLQAUAAYACAAAACEAWvQsW78A AAAVAQAACwAAAAAAAAAAAAAAAAAfAQAAX3JlbHMvLnJlbHNQSwECLQAUAAYACAAAACEAvjqMf8wA AADjAAAADwAAAAAAAAAAAAAAAAAHAgAAZHJzL2Rvd25yZXYueG1sUEsFBgAAAAADAAMAtwAAAAAD AAAAAA== ">
+                        <v:rect id="Rectangle 1759599686" o:spid="_x0000_s1106" style="position:absolute;left:19352;top:36042;width:68215;height:3515;visibility:visible;mso-wrap-style:square;v-text-anchor:middle" o:gfxdata="UEsDBBQABgAIAAAAIQDb4fbL7gAAAIUBAAATAAAAW0NvbnRlbnRfVHlwZXNdLnhtbHyQz07DMAyH 70i8Q+QralM4IITa7kDhCAiNB7ASt43WOlEcyvb2pNu4IODoPz9/n1xv9vOkForiPDdwXVagiI23 jocG3rdPxR0oScgWJ8/UwIEENu3lRb09BBKV0ywNjCmFe63FjDSjlD4Q50nv44wpl3HQAc0OB9I3 VXWrjedEnIq03oC27qjHjympx31un0wiTQLq4bS4shrAECZnMGVTvbD9QSnOhDInjzsyuiBXWQP0 r4R18jfgnHvJr4nOknrFmJ5xzhraRtHWf3Kkpfz/yGo5S+H73hkquyhdjr3R8m2lj09svwAAAP// AwBQSwMEFAAGAAgAAAAhAFr0LFu/AAAAFQEAAAsAAABfcmVscy8ucmVsc2zPwWrDMAwG4Ptg72B0 X5TuUMaI01uh19I+gLGVxCy2jGSy9e1nemrHjpL4P0nD4SetZiPRyNnCruvBUPYcYp4tXC/Htw8w Wl0ObuVMFm6kcBhfX4Yzra62kC6xqGlKVgtLreUTUf1CyWnHhXKbTCzJ1VbKjMX5LzcTvvf9HuXR gPHJNKdgQU5hB+ZyK23zHztFL6w81c5zQp6m6P9TMfB3PtPWFCczVQtB9N4U2rp2HOA44NMz4y8A AAD//wMAUEsDBBQABgAIAAAAIQAb0709xwAAAOMAAAAPAAAAZHJzL2Rvd25yZXYueG1sRE9fT8Iw EH834Ts0R+KbdCwy2KQQIJioTzL8AOd6rgvrdawF5re3JiY+3u//LdeDbcWVet84VjCdJCCIK6cb rhV8HJ8fFiB8QNbYOiYF3+RhvRrdLbHQ7sYHupahFjGEfYEKTAhdIaWvDFn0E9cRR+7L9RZDPPta 6h5vMdy2Mk2STFpsODYY7GhnqDqVF6vg/dFRuk/9tqxtbobP49vrGTOl7sfD5glEoCH8i//cLzrO n8/yWZ5niwx+f4oAyNUPAAAA//8DAFBLAQItABQABgAIAAAAIQDb4fbL7gAAAIUBAAATAAAAAAAA AAAAAAAAAAAAAABbQ29udGVudF9UeXBlc10ueG1sUEsBAi0AFAAGAAgAAAAhAFr0LFu/AAAAFQEA AAsAAAAAAAAAAAAAAAAAHwEAAF9yZWxzLy5yZWxzUEsBAi0AFAAGAAgAAAAhABvTvT3HAAAA4wAA AA8AAAAAAAAAAAAAAAAABwIAAGRycy9kb3ducmV2LnhtbFBLBQYAAAAAAwADALcAAAD7AgAAAAA= " filled="f" stroked="f">
                           <v:textbox inset="2.53958mm,2.53958mm,2.53958mm,2.53958mm">
                             <w:txbxContent>
                               <w:p>
@@ -10456,8 +10281,8 @@
                             </w:txbxContent>
                           </v:textbox>
                         </v:rect>
-                        <v:group id="Group 127527285" o:spid="_x0000_s1107" style="position:absolute;left:19352;top:36042;width:68215;height:3515" coordorigin="19352,36042" coordsize="68214,3515" o:gfxdata="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">
-                          <v:rect id="Rectangle 1149653769" o:spid="_x0000_s1108" style="position:absolute;left:19352;top:36042;width:68215;height:3515;visibility:visible;mso-wrap-style:square;v-text-anchor:middle" o:gfxdata="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" filled="f" stroked="f">
+                        <v:group id="Group 127527285" o:spid="_x0000_s1107" style="position:absolute;left:19352;top:36042;width:68215;height:3515" coordorigin="19352,36042" coordsize="68214,3515" o:gfxdata="UEsDBBQABgAIAAAAIQDb4fbL7gAAAIUBAAATAAAAW0NvbnRlbnRfVHlwZXNdLnhtbHyQz07DMAyH 70i8Q+QralM4IITa7kDhCAiNB7ASt43WOlEcyvb2pNu4IODoPz9/n1xv9vOkForiPDdwXVagiI23 jocG3rdPxR0oScgWJ8/UwIEENu3lRb09BBKV0ywNjCmFe63FjDSjlD4Q50nv44wpl3HQAc0OB9I3 VXWrjedEnIq03oC27qjHjympx31un0wiTQLq4bS4shrAECZnMGVTvbD9QSnOhDInjzsyuiBXWQP0 r4R18jfgnHvJr4nOknrFmJ5xzhraRtHWf3Kkpfz/yGo5S+H73hkquyhdjr3R8m2lj09svwAAAP// AwBQSwMEFAAGAAgAAAAhAFr0LFu/AAAAFQEAAAsAAABfcmVscy8ucmVsc2zPwWrDMAwG4Ptg72B0 X5TuUMaI01uh19I+gLGVxCy2jGSy9e1nemrHjpL4P0nD4SetZiPRyNnCruvBUPYcYp4tXC/Htw8w Wl0ObuVMFm6kcBhfX4Yzra62kC6xqGlKVgtLreUTUf1CyWnHhXKbTCzJ1VbKjMX5LzcTvvf9HuXR gPHJNKdgQU5hB+ZyK23zHztFL6w81c5zQp6m6P9TMfB3PtPWFCczVQtB9N4U2rp2HOA44NMz4y8A AAD//wMAUEsDBBQABgAIAAAAIQD5CrdzxwAAAOIAAAAPAAAAZHJzL2Rvd25yZXYueG1sRE9Na8JA EL0L/Q/LFLzpJimpEl1FpBUPUqgWirchOybB7GzIbpP4711B6PHxvpfrwdSio9ZVlhXE0wgEcW51 xYWCn9PnZA7CeWSNtWVScCMH69XLaImZtj1/U3f0hQgh7DJUUHrfZFK6vCSDbmob4sBdbGvQB9gW UrfYh3BTyySK3qXBikNDiQ1tS8qvxz+jYNdjv3mLP7rD9bK9nU/p1+8hJqXGr8NmAcLT4P/FT/de h/nJLE1myTyFx6WAQa7uAAAA//8DAFBLAQItABQABgAIAAAAIQDb4fbL7gAAAIUBAAATAAAAAAAA AAAAAAAAAAAAAABbQ29udGVudF9UeXBlc10ueG1sUEsBAi0AFAAGAAgAAAAhAFr0LFu/AAAAFQEA AAsAAAAAAAAAAAAAAAAAHwEAAF9yZWxzLy5yZWxzUEsBAi0AFAAGAAgAAAAhAPkKt3PHAAAA4gAA AA8AAAAAAAAAAAAAAAAABwIAAGRycy9kb3ducmV2LnhtbFBLBQYAAAAAAwADALcAAAD7AgAAAAA= ">
+                          <v:rect id="Rectangle 1149653769" o:spid="_x0000_s1108" style="position:absolute;left:19352;top:36042;width:68215;height:3515;visibility:visible;mso-wrap-style:square;v-text-anchor:middle" o:gfxdata="UEsDBBQABgAIAAAAIQDb4fbL7gAAAIUBAAATAAAAW0NvbnRlbnRfVHlwZXNdLnhtbHyQz07DMAyH 70i8Q+QralM4IITa7kDhCAiNB7ASt43WOlEcyvb2pNu4IODoPz9/n1xv9vOkForiPDdwXVagiI23 jocG3rdPxR0oScgWJ8/UwIEENu3lRb09BBKV0ywNjCmFe63FjDSjlD4Q50nv44wpl3HQAc0OB9I3 VXWrjedEnIq03oC27qjHjympx31un0wiTQLq4bS4shrAECZnMGVTvbD9QSnOhDInjzsyuiBXWQP0 r4R18jfgnHvJr4nOknrFmJ5xzhraRtHWf3Kkpfz/yGo5S+H73hkquyhdjr3R8m2lj09svwAAAP// AwBQSwMEFAAGAAgAAAAhAFr0LFu/AAAAFQEAAAsAAABfcmVscy8ucmVsc2zPwWrDMAwG4Ptg72B0 X5TuUMaI01uh19I+gLGVxCy2jGSy9e1nemrHjpL4P0nD4SetZiPRyNnCruvBUPYcYp4tXC/Htw8w Wl0ObuVMFm6kcBhfX4Yzra62kC6xqGlKVgtLreUTUf1CyWnHhXKbTCzJ1VbKjMX5LzcTvvf9HuXR gPHJNKdgQU5hB+ZyK23zHztFL6w81c5zQp6m6P9TMfB3PtPWFCczVQtB9N4U2rp2HOA44NMz4y8A AAD//wMAUEsDBBQABgAIAAAAIQB7SbboxwAAAOMAAAAPAAAAZHJzL2Rvd25yZXYueG1sRE9fT8Iw EH838Ts0Z+KbdEwYbFKIGE3EJxh8gGM918X1OtYK89tbExIf7/f/FqvBtuJMvW8cKxiPEhDEldMN 1woO+7eHOQgfkDW2jknBD3lYLW9vFlhod+EdnctQixjCvkAFJoSukNJXhiz6keuII/fpeoshnn0t dY+XGG5bmSZJJi02HBsMdvRiqPoqv62C7cRR+pr6dVnb3AzH/cfmhJlS93fD8xOIQEP4F1/d7zrO H0/ybPo4y3L4+ykCIJe/AAAA//8DAFBLAQItABQABgAIAAAAIQDb4fbL7gAAAIUBAAATAAAAAAAA AAAAAAAAAAAAAABbQ29udGVudF9UeXBlc10ueG1sUEsBAi0AFAAGAAgAAAAhAFr0LFu/AAAAFQEA AAsAAAAAAAAAAAAAAAAAHwEAAF9yZWxzLy5yZWxzUEsBAi0AFAAGAAgAAAAhAHtJtujHAAAA4wAA AA8AAAAAAAAAAAAAAAAABwIAAGRycy9kb3ducmV2LnhtbFBLBQYAAAAAAwADALcAAAD7AgAAAAA= " filled="f" stroked="f">
                             <v:textbox inset="2.53958mm,2.53958mm,2.53958mm,2.53958mm">
                               <w:txbxContent>
                                 <w:p>
@@ -10469,8 +10294,8 @@
                               </w:txbxContent>
                             </v:textbox>
                           </v:rect>
-                          <v:group id="Group 12349328" o:spid="_x0000_s1109" style="position:absolute;left:19352;top:36042;width:68215;height:3515" coordorigin="19352,36153" coordsize="68214,3293" o:gfxdata="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">
-                            <v:rect id="Rectangle 605849062" o:spid="_x0000_s1110" style="position:absolute;left:19352;top:36153;width:68215;height:3293;visibility:visible;mso-wrap-style:square;v-text-anchor:middle" o:gfxdata="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" filled="f" stroked="f">
+                          <v:group id="Group 12349328" o:spid="_x0000_s1109" style="position:absolute;left:19352;top:36042;width:68215;height:3515" coordorigin="19352,36153" coordsize="68214,3293" o:gfxdata="UEsDBBQABgAIAAAAIQDb4fbL7gAAAIUBAAATAAAAW0NvbnRlbnRfVHlwZXNdLnhtbHyQz07DMAyH 70i8Q+QralM4IITa7kDhCAiNB7ASt43WOlEcyvb2pNu4IODoPz9/n1xv9vOkForiPDdwXVagiI23 jocG3rdPxR0oScgWJ8/UwIEENu3lRb09BBKV0ywNjCmFe63FjDSjlD4Q50nv44wpl3HQAc0OB9I3 VXWrjedEnIq03oC27qjHjympx31un0wiTQLq4bS4shrAECZnMGVTvbD9QSnOhDInjzsyuiBXWQP0 r4R18jfgnHvJr4nOknrFmJ5xzhraRtHWf3Kkpfz/yGo5S+H73hkquyhdjr3R8m2lj09svwAAAP// AwBQSwMEFAAGAAgAAAAhAFr0LFu/AAAAFQEAAAsAAABfcmVscy8ucmVsc2zPwWrDMAwG4Ptg72B0 X5TuUMaI01uh19I+gLGVxCy2jGSy9e1nemrHjpL4P0nD4SetZiPRyNnCruvBUPYcYp4tXC/Htw8w Wl0ObuVMFm6kcBhfX4Yzra62kC6xqGlKVgtLreUTUf1CyWnHhXKbTCzJ1VbKjMX5LzcTvvf9HuXR gPHJNKdgQU5hB+ZyK23zHztFL6w81c5zQp6m6P9TMfB3PtPWFCczVQtB9N4U2rp2HOA44NMz4y8A AAD//wMAUEsDBBQABgAIAAAAIQAoOx8zxwAAAOEAAAAPAAAAZHJzL2Rvd25yZXYueG1sRE9LS8NA EL4L/Q/LCN7s5qGisdtSSpUeimAriLchO01Cs7Mhuybpv3cOBY8f33uxmlyrBupD49lAOk9AEZfe NlwZ+Dq+3T+DChHZYuuZDFwowGo5u1lgYf3InzQcYqUkhEOBBuoYu0LrUNbkMMx9RyzcyfcOo8C+ 0rbHUcJdq7MkedIOG5aGGjva1FSeD7/OwPuI4zpPt8P+fNpcfo6PH9/7lIy5u53Wr6AiTfFffHXv rMzP8oeXPJPJ8kgg6OUfAAAA//8DAFBLAQItABQABgAIAAAAIQDb4fbL7gAAAIUBAAATAAAAAAAA AAAAAAAAAAAAAABbQ29udGVudF9UeXBlc10ueG1sUEsBAi0AFAAGAAgAAAAhAFr0LFu/AAAAFQEA AAsAAAAAAAAAAAAAAAAAHwEAAF9yZWxzLy5yZWxzUEsBAi0AFAAGAAgAAAAhACg7HzPHAAAA4QAA AA8AAAAAAAAAAAAAAAAABwIAAGRycy9kb3ducmV2LnhtbFBLBQYAAAAAAwADALcAAAD7AgAAAAA= ">
+                            <v:rect id="Rectangle 605849062" o:spid="_x0000_s1110" style="position:absolute;left:19352;top:36153;width:68215;height:3293;visibility:visible;mso-wrap-style:square;v-text-anchor:middle" o:gfxdata="UEsDBBQABgAIAAAAIQDb4fbL7gAAAIUBAAATAAAAW0NvbnRlbnRfVHlwZXNdLnhtbHyQz07DMAyH 70i8Q+QralM4IITa7kDhCAiNB7ASt43WOlEcyvb2pNu4IODoPz9/n1xv9vOkForiPDdwXVagiI23 jocG3rdPxR0oScgWJ8/UwIEENu3lRb09BBKV0ywNjCmFe63FjDSjlD4Q50nv44wpl3HQAc0OB9I3 VXWrjedEnIq03oC27qjHjympx31un0wiTQLq4bS4shrAECZnMGVTvbD9QSnOhDInjzsyuiBXWQP0 r4R18jfgnHvJr4nOknrFmJ5xzhraRtHWf3Kkpfz/yGo5S+H73hkquyhdjr3R8m2lj09svwAAAP// AwBQSwMEFAAGAAgAAAAhAFr0LFu/AAAAFQEAAAsAAABfcmVscy8ucmVsc2zPwWrDMAwG4Ptg72B0 X5TuUMaI01uh19I+gLGVxCy2jGSy9e1nemrHjpL4P0nD4SetZiPRyNnCruvBUPYcYp4tXC/Htw8w Wl0ObuVMFm6kcBhfX4Yzra62kC6xqGlKVgtLreUTUf1CyWnHhXKbTCzJ1VbKjMX5LzcTvvf9HuXR gPHJNKdgQU5hB+ZyK23zHztFL6w81c5zQp6m6P9TMfB3PtPWFCczVQtB9N4U2rp2HOA44NMz4y8A AAD//wMAUEsDBBQABgAIAAAAIQBbFEp4yQAAAOIAAAAPAAAAZHJzL2Rvd25yZXYueG1sRI/BbsIw EETvSP0HaytxA7sRjSBgUFuB1PbUBj5giZc4arxOYwPp39eVKnEczcwbzWozuFZcqA+NZw0PUwWC uPKm4VrDYb+bzEGEiGyw9UwafijAZn03WmFh/JU/6VLGWiQIhwI12Bi7QspQWXIYpr4jTt7J9w5j kn0tTY/XBHetzJTKpcOG04LFjl4sVV/l2Wn4mHnKtll4Lmu3sMNx//72jbnW4/vhaQki0hBv4f/2 q9GQq8f5bKHyDP4upTsg178AAAD//wMAUEsBAi0AFAAGAAgAAAAhANvh9svuAAAAhQEAABMAAAAA AAAAAAAAAAAAAAAAAFtDb250ZW50X1R5cGVzXS54bWxQSwECLQAUAAYACAAAACEAWvQsW78AAAAV AQAACwAAAAAAAAAAAAAAAAAfAQAAX3JlbHMvLnJlbHNQSwECLQAUAAYACAAAACEAWxRKeMkAAADi AAAADwAAAAAAAAAAAAAAAAAHAgAAZHJzL2Rvd25yZXYueG1sUEsFBgAAAAADAAMAtwAAAP0CAAAA AA== " filled="f" stroked="f">
                               <v:textbox inset="2.53958mm,2.53958mm,2.53958mm,2.53958mm">
                                 <w:txbxContent>
                                   <w:p>
@@ -10482,8 +10307,8 @@
                                 </w:txbxContent>
                               </v:textbox>
                             </v:rect>
-                            <v:group id="Group 618664379" o:spid="_x0000_s1111" style="position:absolute;left:19352;top:36153;width:68215;height:3293" coordorigin="2994,30964" coordsize="90614,4227" o:gfxdata="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">
-                              <v:rect id="Rectangle 677611441" o:spid="_x0000_s1112" style="position:absolute;left:2994;top:30964;width:90614;height:4227;visibility:visible;mso-wrap-style:square;v-text-anchor:middle" o:gfxdata="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" filled="f" stroked="f">
+                            <v:group id="Group 618664379" o:spid="_x0000_s1111" style="position:absolute;left:19352;top:36153;width:68215;height:3293" coordorigin="2994,30964" coordsize="90614,4227" o:gfxdata="UEsDBBQABgAIAAAAIQDb4fbL7gAAAIUBAAATAAAAW0NvbnRlbnRfVHlwZXNdLnhtbHyQz07DMAyH 70i8Q+QralM4IITa7kDhCAiNB7ASt43WOlEcyvb2pNu4IODoPz9/n1xv9vOkForiPDdwXVagiI23 jocG3rdPxR0oScgWJ8/UwIEENu3lRb09BBKV0ywNjCmFe63FjDSjlD4Q50nv44wpl3HQAc0OB9I3 VXWrjedEnIq03oC27qjHjympx31un0wiTQLq4bS4shrAECZnMGVTvbD9QSnOhDInjzsyuiBXWQP0 r4R18jfgnHvJr4nOknrFmJ5xzhraRtHWf3Kkpfz/yGo5S+H73hkquyhdjr3R8m2lj09svwAAAP// AwBQSwMEFAAGAAgAAAAhAFr0LFu/AAAAFQEAAAsAAABfcmVscy8ucmVsc2zPwWrDMAwG4Ptg72B0 X5TuUMaI01uh19I+gLGVxCy2jGSy9e1nemrHjpL4P0nD4SetZiPRyNnCruvBUPYcYp4tXC/Htw8w Wl0ObuVMFm6kcBhfX4Yzra62kC6xqGlKVgtLreUTUf1CyWnHhXKbTCzJ1VbKjMX5LzcTvvf9HuXR gPHJNKdgQU5hB+ZyK23zHztFL6w81c5zQp6m6P9TMfB3PtPWFCczVQtB9N4U2rp2HOA44NMz4y8A AAD//wMAUEsDBBQABgAIAAAAIQATinnuywAAAOIAAAAPAAAAZHJzL2Rvd25yZXYueG1sRI9Pa8JA FMTvhX6H5RV6q5vUGjV1FZG2eJCCf0C8PbLPJJh9G7LbJH57VxB6HGbmN8xs0ZtKtNS40rKCeBCB IM6sLjlXcNh/v01AOI+ssbJMCq7kYDF/fpphqm3HW2p3PhcBwi5FBYX3dSqlywoy6Aa2Jg7e2TYG fZBNLnWDXYCbSr5HUSINlhwWCqxpVVB22f0ZBT8ddsth/NVuLufV9bQf/R43MSn1+tIvP0F46v1/ +NFeawVJPEmSj+F4CvdL4Q7I+Q0AAP//AwBQSwECLQAUAAYACAAAACEA2+H2y+4AAACFAQAAEwAA AAAAAAAAAAAAAAAAAAAAW0NvbnRlbnRfVHlwZXNdLnhtbFBLAQItABQABgAIAAAAIQBa9CxbvwAA ABUBAAALAAAAAAAAAAAAAAAAAB8BAABfcmVscy8ucmVsc1BLAQItABQABgAIAAAAIQATinnuywAA AOIAAAAPAAAAAAAAAAAAAAAAAAcCAABkcnMvZG93bnJldi54bWxQSwUGAAAAAAMAAwC3AAAA/wIA AAAA ">
+                              <v:rect id="Rectangle 677611441" o:spid="_x0000_s1112" style="position:absolute;left:2994;top:30964;width:90614;height:4227;visibility:visible;mso-wrap-style:square;v-text-anchor:middle" o:gfxdata="UEsDBBQABgAIAAAAIQDb4fbL7gAAAIUBAAATAAAAW0NvbnRlbnRfVHlwZXNdLnhtbHyQz07DMAyH 70i8Q+QralM4IITa7kDhCAiNB7ASt43WOlEcyvb2pNu4IODoPz9/n1xv9vOkForiPDdwXVagiI23 jocG3rdPxR0oScgWJ8/UwIEENu3lRb09BBKV0ywNjCmFe63FjDSjlD4Q50nv44wpl3HQAc0OB9I3 VXWrjedEnIq03oC27qjHjympx31un0wiTQLq4bS4shrAECZnMGVTvbD9QSnOhDInjzsyuiBXWQP0 r4R18jfgnHvJr4nOknrFmJ5xzhraRtHWf3Kkpfz/yGo5S+H73hkquyhdjr3R8m2lj09svwAAAP// AwBQSwMEFAAGAAgAAAAhAFr0LFu/AAAAFQEAAAsAAABfcmVscy8ucmVsc2zPwWrDMAwG4Ptg72B0 X5TuUMaI01uh19I+gLGVxCy2jGSy9e1nemrHjpL4P0nD4SetZiPRyNnCruvBUPYcYp4tXC/Htw8w Wl0ObuVMFm6kcBhfX4Yzra62kC6xqGlKVgtLreUTUf1CyWnHhXKbTCzJ1VbKjMX5LzcTvvf9HuXR gPHJNKdgQU5hB+ZyK23zHztFL6w81c5zQp6m6P9TMfB3PtPWFCczVQtB9N4U2rp2HOA44NMz4y8A AAD//wMAUEsDBBQABgAIAAAAIQA09TrNyQAAAOIAAAAPAAAAZHJzL2Rvd25yZXYueG1sRI/BbsIw EETvlfoP1lbqrTiJolACBrWolUpPNPABS7zEEfE6xC6kf48rVepxNDNvNIvVaDtxocG3jhWkkwQE ce10y42C/e796RmED8gaO8ek4Ic8rJb3dwsstbvyF12q0IgIYV+iAhNCX0rpa0MW/cT1xNE7usFi iHJopB7wGuG2k1mSFNJiy3HBYE9rQ/Wp+rYKtrmj7C3zr1VjZ2Y87D43ZyyUenwYX+YgAo3hP/zX /tAKium0SNM8T+H3UrwDcnkDAAD//wMAUEsBAi0AFAAGAAgAAAAhANvh9svuAAAAhQEAABMAAAAA AAAAAAAAAAAAAAAAAFtDb250ZW50X1R5cGVzXS54bWxQSwECLQAUAAYACAAAACEAWvQsW78AAAAV AQAACwAAAAAAAAAAAAAAAAAfAQAAX3JlbHMvLnJlbHNQSwECLQAUAAYACAAAACEANPU6zckAAADi AAAADwAAAAAAAAAAAAAAAAAHAgAAZHJzL2Rvd25yZXYueG1sUEsFBgAAAAADAAMAtwAAAP0CAAAA AA== " filled="f" stroked="f">
                                 <v:textbox inset="2.53958mm,2.53958mm,2.53958mm,2.53958mm">
                                   <w:txbxContent>
                                     <w:p>
@@ -10495,7 +10320,7 @@
                                   </w:txbxContent>
                                 </v:textbox>
                               </v:rect>
-                              <v:oval id="Oval 1413558775" o:spid="_x0000_s1113" style="position:absolute;left:89381;top:30964;width:4227;height:4227;visibility:visible;mso-wrap-style:square;v-text-anchor:middle" o:gfxdata="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" fillcolor="#f4a11e" stroked="f">
+                              <v:oval id="Oval 1413558775" o:spid="_x0000_s1113" style="position:absolute;left:89381;top:30964;width:4227;height:4227;visibility:visible;mso-wrap-style:square;v-text-anchor:middle" o:gfxdata="UEsDBBQABgAIAAAAIQDb4fbL7gAAAIUBAAATAAAAW0NvbnRlbnRfVHlwZXNdLnhtbHyQz07DMAyH 70i8Q+QralM4IITa7kDhCAiNB7ASt43WOlEcyvb2pNu4IODoPz9/n1xv9vOkForiPDdwXVagiI23 jocG3rdPxR0oScgWJ8/UwIEENu3lRb09BBKV0ywNjCmFe63FjDSjlD4Q50nv44wpl3HQAc0OB9I3 VXWrjedEnIq03oC27qjHjympx31un0wiTQLq4bS4shrAECZnMGVTvbD9QSnOhDInjzsyuiBXWQP0 r4R18jfgnHvJr4nOknrFmJ5xzhraRtHWf3Kkpfz/yGo5S+H73hkquyhdjr3R8m2lj09svwAAAP// AwBQSwMEFAAGAAgAAAAhAFr0LFu/AAAAFQEAAAsAAABfcmVscy8ucmVsc2zPwWrDMAwG4Ptg72B0 X5TuUMaI01uh19I+gLGVxCy2jGSy9e1nemrHjpL4P0nD4SetZiPRyNnCruvBUPYcYp4tXC/Htw8w Wl0ObuVMFm6kcBhfX4Yzra62kC6xqGlKVgtLreUTUf1CyWnHhXKbTCzJ1VbKjMX5LzcTvvf9HuXR gPHJNKdgQU5hB+ZyK23zHztFL6w81c5zQp6m6P9TMfB3PtPWFCczVQtB9N4U2rp2HOA44NMz4y8A AAD//wMAUEsDBBQABgAIAAAAIQCR4ubayAAAAOMAAAAPAAAAZHJzL2Rvd25yZXYueG1sRE/NSsNA EL4LfYdlCl7ETqqmLbHbUoSAooim7X3IjklodjbNbtv49q4geJzvf5brwbbqzL1vnGiYThJQLKUz jVQadtv8dgHKBxJDrRPW8M0e1qvR1ZIy4y7yyeciVCqGiM9IQx1ClyH6smZLfuI6lsh9ud5SiGdf oenpEsNti3dJMkNLjcSGmjp+qrk8FCerAW9eGD+6AvPjK+5Ps7f9Ox1yra/Hw+YRVOAh/Iv/3M8m zn+Y3qfpYj5P4fenCACufgAAAP//AwBQSwECLQAUAAYACAAAACEA2+H2y+4AAACFAQAAEwAAAAAA AAAAAAAAAAAAAAAAW0NvbnRlbnRfVHlwZXNdLnhtbFBLAQItABQABgAIAAAAIQBa9CxbvwAAABUB AAALAAAAAAAAAAAAAAAAAB8BAABfcmVscy8ucmVsc1BLAQItABQABgAIAAAAIQCR4ubayAAAAOMA AAAPAAAAAAAAAAAAAAAAAAcCAABkcnMvZG93bnJldi54bWxQSwUGAAAAAAMAAwC3AAAA/AIAAAAA " fillcolor="#f4a11e" stroked="f">
                                 <v:textbox inset="2.53958mm,2.53958mm,2.53958mm,2.53958mm">
                                   <w:txbxContent>
                                     <w:p>
@@ -10507,7 +10332,7 @@
                                   </w:txbxContent>
                                 </v:textbox>
                               </v:oval>
-                              <v:oval id="Oval 247706691" o:spid="_x0000_s1114" style="position:absolute;left:2994;top:30964;width:4227;height:4227;visibility:visible;mso-wrap-style:square;v-text-anchor:middle" o:gfxdata="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" fillcolor="#f4a11e" stroked="f">
+                              <v:oval id="Oval 247706691" o:spid="_x0000_s1114" style="position:absolute;left:2994;top:30964;width:4227;height:4227;visibility:visible;mso-wrap-style:square;v-text-anchor:middle" o:gfxdata="UEsDBBQABgAIAAAAIQDb4fbL7gAAAIUBAAATAAAAW0NvbnRlbnRfVHlwZXNdLnhtbHyQz07DMAyH 70i8Q+QralM4IITa7kDhCAiNB7ASt43WOlEcyvb2pNu4IODoPz9/n1xv9vOkForiPDdwXVagiI23 jocG3rdPxR0oScgWJ8/UwIEENu3lRb09BBKV0ywNjCmFe63FjDSjlD4Q50nv44wpl3HQAc0OB9I3 VXWrjedEnIq03oC27qjHjympx31un0wiTQLq4bS4shrAECZnMGVTvbD9QSnOhDInjzsyuiBXWQP0 r4R18jfgnHvJr4nOknrFmJ5xzhraRtHWf3Kkpfz/yGo5S+H73hkquyhdjr3R8m2lj09svwAAAP// AwBQSwMEFAAGAAgAAAAhAFr0LFu/AAAAFQEAAAsAAABfcmVscy8ucmVsc2zPwWrDMAwG4Ptg72B0 X5TuUMaI01uh19I+gLGVxCy2jGSy9e1nemrHjpL4P0nD4SetZiPRyNnCruvBUPYcYp4tXC/Htw8w Wl0ObuVMFm6kcBhfX4Yzra62kC6xqGlKVgtLreUTUf1CyWnHhXKbTCzJ1VbKjMX5LzcTvvf9HuXR gPHJNKdgQU5hB+ZyK23zHztFL6w81c5zQp6m6P9TMfB3PtPWFCczVQtB9N4U2rp2HOA44NMz4y8A AAD//wMAUEsDBBQABgAIAAAAIQBAAtijygAAAOIAAAAPAAAAZHJzL2Rvd25yZXYueG1sRI9RS8NA EITfhf6HY4W+iN20lFRjr6UIgZaKaLTvS25NQnN7MXdt03/vCYKPw8x8wyzXg23VmXvfONEwnSSg WEpnGqk0fH7k9w+gfCAx1DphDVf2sF6NbpaUGXeRdz4XoVIRIj4jDXUIXYboy5ot+YnrWKL35XpL Icq+QtPTJcJti7MkSdFSI3Ghpo6fay6PxclqwLsd41tXYP69x8MpfTm80jHXenw7bJ5ABR7Cf/iv vTUaZvPFIknTxyn8Xop3AFc/AAAA//8DAFBLAQItABQABgAIAAAAIQDb4fbL7gAAAIUBAAATAAAA AAAAAAAAAAAAAAAAAABbQ29udGVudF9UeXBlc10ueG1sUEsBAi0AFAAGAAgAAAAhAFr0LFu/AAAA FQEAAAsAAAAAAAAAAAAAAAAAHwEAAF9yZWxzLy5yZWxzUEsBAi0AFAAGAAgAAAAhAEAC2KPKAAAA 4gAAAA8AAAAAAAAAAAAAAAAABwIAAGRycy9kb3ducmV2LnhtbFBLBQYAAAAAAwADALcAAAD+AgAA AAA= " fillcolor="#f4a11e" stroked="f">
                                 <v:textbox inset="2.53958mm,2.53958mm,2.53958mm,2.53958mm">
                                   <w:txbxContent>
                                     <w:p>
@@ -10519,7 +10344,7 @@
                                   </w:txbxContent>
                                 </v:textbox>
                               </v:oval>
-                              <v:rect id="Rectangle 1166307011" o:spid="_x0000_s1115" style="position:absolute;left:4202;top:30964;width:87450;height:4227;visibility:visible;mso-wrap-style:square;v-text-anchor:middle" o:gfxdata="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" fillcolor="#f4a11e" stroked="f">
+                              <v:rect id="Rectangle 1166307011" o:spid="_x0000_s1115" style="position:absolute;left:4202;top:30964;width:87450;height:4227;visibility:visible;mso-wrap-style:square;v-text-anchor:middle" o:gfxdata="UEsDBBQABgAIAAAAIQDb4fbL7gAAAIUBAAATAAAAW0NvbnRlbnRfVHlwZXNdLnhtbHyQz07DMAyH 70i8Q+QralM4IITa7kDhCAiNB7ASt43WOlEcyvb2pNu4IODoPz9/n1xv9vOkForiPDdwXVagiI23 jocG3rdPxR0oScgWJ8/UwIEENu3lRb09BBKV0ywNjCmFe63FjDSjlD4Q50nv44wpl3HQAc0OB9I3 VXWrjedEnIq03oC27qjHjympx31un0wiTQLq4bS4shrAECZnMGVTvbD9QSnOhDInjzsyuiBXWQP0 r4R18jfgnHvJr4nOknrFmJ5xzhraRtHWf3Kkpfz/yGo5S+H73hkquyhdjr3R8m2lj09svwAAAP// AwBQSwMEFAAGAAgAAAAhAFr0LFu/AAAAFQEAAAsAAABfcmVscy8ucmVsc2zPwWrDMAwG4Ptg72B0 X5TuUMaI01uh19I+gLGVxCy2jGSy9e1nemrHjpL4P0nD4SetZiPRyNnCruvBUPYcYp4tXC/Htw8w Wl0ObuVMFm6kcBhfX4Yzra62kC6xqGlKVgtLreUTUf1CyWnHhXKbTCzJ1VbKjMX5LzcTvvf9HuXR gPHJNKdgQU5hB+ZyK23zHztFL6w81c5zQp6m6P9TMfB3PtPWFCczVQtB9N4U2rp2HOA44NMz4y8A AAD//wMAUEsDBBQABgAIAAAAIQDKNRCoyQAAAOMAAAAPAAAAZHJzL2Rvd25yZXYueG1sRE+9TsMw EN6R+g7WIXWjdlIUINStqkqVGBhKgIHtFB9JID6nsZOmb48rIXW87/9Wm8m2YqTeN441JAsFgrh0 puFKw8f7/u4RhA/IBlvHpOFMHjbr2c0Kc+NO/EZjESoRQ9jnqKEOocul9GVNFv3CdcSR+3a9xRDP vpKmx1MMt61MlcqkxYZjQ40d7Woqf4vBangam/TruGxt9jndpz/F62DOh0Hr+e20fQYRaApX8b/7 xcT5SZYt1YNKErj8FAGQ6z8AAAD//wMAUEsBAi0AFAAGAAgAAAAhANvh9svuAAAAhQEAABMAAAAA AAAAAAAAAAAAAAAAAFtDb250ZW50X1R5cGVzXS54bWxQSwECLQAUAAYACAAAACEAWvQsW78AAAAV AQAACwAAAAAAAAAAAAAAAAAfAQAAX3JlbHMvLnJlbHNQSwECLQAUAAYACAAAACEAyjUQqMkAAADj AAAADwAAAAAAAAAAAAAAAAAHAgAAZHJzL2Rvd25yZXYueG1sUEsFBgAAAAADAAMAtwAAAP0CAAAA AA== " fillcolor="#f4a11e" stroked="f">
                                 <v:textbox inset="2.53958mm,2.53958mm,2.53958mm,2.53958mm">
                                   <w:txbxContent>
                                     <w:p>
